--- a/Proyecto 2/ET_Proyecto_2_EnergiTech_v1.0.docx
+++ b/Proyecto 2/ET_Proyecto_2_EnergiTech_v1.0.docx
@@ -10,42 +10,60 @@
         <w:rPr>
           <w:b/>
           <w:bCs/>
-          <w:sz w:val="36"/>
+          <w:color w:val="1F4E79" w:themeColor="accent5" w:themeShade="80"/>
+          <w:sz w:val="44"/>
           <w:szCs w:val="36"/>
         </w:rPr>
       </w:pPr>
       <w:r>
+        <w:rPr>
+          <w:b/>
+          <w:bCs/>
+          <w:color w:val="1F4E79" w:themeColor="accent5" w:themeShade="80"/>
+          <w:sz w:val="44"/>
+          <w:szCs w:val="36"/>
+        </w:rPr>
+        <w:t xml:space="preserve">Proyecto </w:t>
+      </w:r>
+      <w:r>
+        <w:rPr>
+          <w:b/>
+          <w:bCs/>
+          <w:color w:val="1F4E79" w:themeColor="accent5" w:themeShade="80"/>
+          <w:sz w:val="44"/>
+          <w:szCs w:val="36"/>
+        </w:rPr>
+        <w:t>2</w:t>
+      </w:r>
+      <w:r>
+        <w:rPr>
+          <w:b/>
+          <w:bCs/>
+          <w:color w:val="1F4E79" w:themeColor="accent5" w:themeShade="80"/>
+          <w:sz w:val="44"/>
+          <w:szCs w:val="36"/>
+        </w:rPr>
+        <w:t xml:space="preserve">: </w:t>
+      </w:r>
+    </w:p>
+    <w:p>
+      <w:pPr>
+        <w:spacing w:before="100" w:beforeAutospacing="1" w:after="100" w:afterAutospacing="1" w:line="276" w:lineRule="auto"/>
+        <w:jc w:val="center"/>
+        <w:outlineLvl w:val="1"/>
         <w:rPr>
           <w:b/>
           <w:bCs/>
           <w:sz w:val="36"/>
           <w:szCs w:val="36"/>
         </w:rPr>
-        <w:t xml:space="preserve">Proyecto </w:t>
-      </w:r>
+      </w:pPr>
       <w:r>
         <w:rPr>
           <w:b/>
           <w:bCs/>
-          <w:sz w:val="36"/>
-          <w:szCs w:val="36"/>
-        </w:rPr>
-        <w:t>2</w:t>
-      </w:r>
-      <w:r>
-        <w:rPr>
-          <w:b/>
-          <w:bCs/>
-          <w:sz w:val="36"/>
-          <w:szCs w:val="36"/>
-        </w:rPr>
-        <w:t xml:space="preserve">: </w:t>
-      </w:r>
-      <w:r>
-        <w:rPr>
-          <w:b/>
-          <w:bCs/>
-          <w:sz w:val="36"/>
+          <w:color w:val="1F4E79" w:themeColor="accent5" w:themeShade="80"/>
+          <w:sz w:val="44"/>
           <w:szCs w:val="36"/>
         </w:rPr>
         <w:t>Gestión de Metadatos y Ciclo de Vida del Dato</w:t>
@@ -54,21 +72,15 @@
     <w:p>
       <w:pPr>
         <w:pStyle w:val="Titulo1"/>
-        <w:spacing w:line="276" w:lineRule="auto"/>
-        <w:jc w:val="both"/>
-      </w:pPr>
-      <w:r>
-        <w:rPr>
-          <w:rFonts w:eastAsia="Times New Roman" w:cs="Times New Roman"/>
-          <w:bCs/>
-          <w:sz w:val="27"/>
-          <w:szCs w:val="27"/>
-          <w:lang w:eastAsia="es-ES_tradnl"/>
-        </w:rPr>
-        <w:t>1. Creación de Repositorios de Metadatos</w:t>
-      </w:r>
-      <w:r>
-        <w:t xml:space="preserve"> </w:t>
+        <w:rPr>
+          <w:color w:val="2E74B5" w:themeColor="accent5" w:themeShade="BF"/>
+        </w:rPr>
+      </w:pPr>
+      <w:r>
+        <w:rPr>
+          <w:color w:val="2E74B5" w:themeColor="accent5" w:themeShade="BF"/>
+        </w:rPr>
+        <w:t xml:space="preserve">1. Creación de Repositorios de Metadatos </w:t>
       </w:r>
     </w:p>
     <w:p>
@@ -138,6 +150,13 @@
       </w:r>
       <w:r>
         <w:rPr>
+          <w:b/>
+          <w:bCs/>
+        </w:rPr>
+        <w:t xml:space="preserve"> (Glosario)</w:t>
+      </w:r>
+      <w:r>
+        <w:rPr>
           <w:bCs/>
         </w:rPr>
         <w:t>:</w:t>
@@ -145,15 +164,16 @@
     </w:p>
     <w:tbl>
       <w:tblPr>
-        <w:tblStyle w:val="Tablanormal3"/>
+        <w:tblStyle w:val="Tablaconcuadrcula4-nfasis1"/>
         <w:tblW w:w="0" w:type="auto"/>
         <w:tblLook w:val="04A0" w:firstRow="1" w:lastRow="0" w:firstColumn="1" w:lastColumn="0" w:noHBand="0" w:noVBand="1"/>
       </w:tblPr>
       <w:tblGrid>
-        <w:gridCol w:w="2366"/>
-        <w:gridCol w:w="3820"/>
-        <w:gridCol w:w="2249"/>
-        <w:gridCol w:w="1203"/>
+        <w:gridCol w:w="1016"/>
+        <w:gridCol w:w="1416"/>
+        <w:gridCol w:w="4123"/>
+        <w:gridCol w:w="1853"/>
+        <w:gridCol w:w="1220"/>
       </w:tblGrid>
       <w:tr>
         <w:trPr>
@@ -161,21 +181,38 @@
         </w:trPr>
         <w:tc>
           <w:tcPr>
-            <w:cnfStyle w:val="001000000100" w:firstRow="0" w:lastRow="0" w:firstColumn="1" w:lastColumn="0" w:oddVBand="0" w:evenVBand="0" w:oddHBand="0" w:evenHBand="0" w:firstRowFirstColumn="1" w:firstRowLastColumn="0" w:lastRowFirstColumn="0" w:lastRowLastColumn="0"/>
-            <w:tcW w:w="0" w:type="auto"/>
-            <w:hideMark/>
-          </w:tcPr>
-          <w:p>
-            <w:pPr>
-              <w:spacing w:line="276" w:lineRule="auto"/>
-              <w:jc w:val="both"/>
-              <w:rPr>
-                <w:color w:val="1F1F1F"/>
-              </w:rPr>
-            </w:pPr>
-            <w:r>
-              <w:rPr>
-                <w:color w:val="1F1F1F"/>
+            <w:cnfStyle w:val="001000000000" w:firstRow="0" w:lastRow="0" w:firstColumn="1" w:lastColumn="0" w:oddVBand="0" w:evenVBand="0" w:oddHBand="0" w:evenHBand="0" w:firstRowFirstColumn="0" w:firstRowLastColumn="0" w:lastRowFirstColumn="0" w:lastRowLastColumn="0"/>
+            <w:tcW w:w="1016" w:type="dxa"/>
+          </w:tcPr>
+          <w:p>
+            <w:pPr>
+              <w:spacing w:line="276" w:lineRule="auto"/>
+              <w:jc w:val="both"/>
+              <w:rPr>
+                <w:bdr w:val="none" w:sz="0" w:space="0" w:color="auto" w:frame="1"/>
+              </w:rPr>
+            </w:pPr>
+            <w:r>
+              <w:rPr>
+                <w:bdr w:val="none" w:sz="0" w:space="0" w:color="auto" w:frame="1"/>
+              </w:rPr>
+              <w:t>Versión</w:t>
+            </w:r>
+          </w:p>
+        </w:tc>
+        <w:tc>
+          <w:tcPr>
+            <w:tcW w:w="1416" w:type="dxa"/>
+            <w:hideMark/>
+          </w:tcPr>
+          <w:p>
+            <w:pPr>
+              <w:spacing w:line="276" w:lineRule="auto"/>
+              <w:jc w:val="both"/>
+              <w:cnfStyle w:val="100000000000" w:firstRow="1" w:lastRow="0" w:firstColumn="0" w:lastColumn="0" w:oddVBand="0" w:evenVBand="0" w:oddHBand="0" w:evenHBand="0" w:firstRowFirstColumn="0" w:firstRowLastColumn="0" w:lastRowFirstColumn="0" w:lastRowLastColumn="0"/>
+            </w:pPr>
+            <w:r>
+              <w:rPr>
                 <w:bdr w:val="none" w:sz="0" w:space="0" w:color="auto" w:frame="1"/>
               </w:rPr>
               <w:t>Término</w:t>
@@ -192,13 +229,9 @@
               <w:spacing w:line="276" w:lineRule="auto"/>
               <w:jc w:val="both"/>
               <w:cnfStyle w:val="100000000000" w:firstRow="1" w:lastRow="0" w:firstColumn="0" w:lastColumn="0" w:oddVBand="0" w:evenVBand="0" w:oddHBand="0" w:evenHBand="0" w:firstRowFirstColumn="0" w:firstRowLastColumn="0" w:lastRowFirstColumn="0" w:lastRowLastColumn="0"/>
-              <w:rPr>
-                <w:color w:val="1F1F1F"/>
-              </w:rPr>
-            </w:pPr>
-            <w:r>
-              <w:rPr>
-                <w:color w:val="1F1F1F"/>
+            </w:pPr>
+            <w:r>
+              <w:rPr>
                 <w:bdr w:val="none" w:sz="0" w:space="0" w:color="auto" w:frame="1"/>
               </w:rPr>
               <w:t>Definición de Negocio</w:t>
@@ -215,16 +248,26 @@
               <w:spacing w:line="276" w:lineRule="auto"/>
               <w:jc w:val="both"/>
               <w:cnfStyle w:val="100000000000" w:firstRow="1" w:lastRow="0" w:firstColumn="0" w:lastColumn="0" w:oddVBand="0" w:evenVBand="0" w:oddHBand="0" w:evenHBand="0" w:firstRowFirstColumn="0" w:firstRowLastColumn="0" w:lastRowFirstColumn="0" w:lastRowLastColumn="0"/>
-              <w:rPr>
-                <w:color w:val="1F1F1F"/>
-              </w:rPr>
-            </w:pPr>
-            <w:r>
-              <w:rPr>
-                <w:color w:val="1F1F1F"/>
-                <w:bdr w:val="none" w:sz="0" w:space="0" w:color="auto" w:frame="1"/>
-              </w:rPr>
-              <w:t>Responsable (Owner)</w:t>
+            </w:pPr>
+            <w:r>
+              <w:rPr>
+                <w:bdr w:val="none" w:sz="0" w:space="0" w:color="auto" w:frame="1"/>
+              </w:rPr>
+              <w:t>Responsable (</w:t>
+            </w:r>
+            <w:proofErr w:type="spellStart"/>
+            <w:r>
+              <w:rPr>
+                <w:bdr w:val="none" w:sz="0" w:space="0" w:color="auto" w:frame="1"/>
+              </w:rPr>
+              <w:t>Owner</w:t>
+            </w:r>
+            <w:proofErr w:type="spellEnd"/>
+            <w:r>
+              <w:rPr>
+                <w:bdr w:val="none" w:sz="0" w:space="0" w:color="auto" w:frame="1"/>
+              </w:rPr>
+              <w:t>)</w:t>
             </w:r>
           </w:p>
         </w:tc>
@@ -238,13 +281,9 @@
               <w:spacing w:line="276" w:lineRule="auto"/>
               <w:jc w:val="both"/>
               <w:cnfStyle w:val="100000000000" w:firstRow="1" w:lastRow="0" w:firstColumn="0" w:lastColumn="0" w:oddVBand="0" w:evenVBand="0" w:oddHBand="0" w:evenHBand="0" w:firstRowFirstColumn="0" w:firstRowLastColumn="0" w:lastRowFirstColumn="0" w:lastRowLastColumn="0"/>
-              <w:rPr>
-                <w:color w:val="1F1F1F"/>
-              </w:rPr>
-            </w:pPr>
-            <w:r>
-              <w:rPr>
-                <w:color w:val="1F1F1F"/>
+            </w:pPr>
+            <w:r>
+              <w:rPr>
                 <w:bdr w:val="none" w:sz="0" w:space="0" w:color="auto" w:frame="1"/>
               </w:rPr>
               <w:t>Estado</w:t>
@@ -259,13 +298,38 @@
         <w:tc>
           <w:tcPr>
             <w:cnfStyle w:val="001000000000" w:firstRow="0" w:lastRow="0" w:firstColumn="1" w:lastColumn="0" w:oddVBand="0" w:evenVBand="0" w:oddHBand="0" w:evenHBand="0" w:firstRowFirstColumn="0" w:firstRowLastColumn="0" w:lastRowFirstColumn="0" w:lastRowLastColumn="0"/>
-            <w:tcW w:w="0" w:type="auto"/>
-            <w:hideMark/>
-          </w:tcPr>
-          <w:p>
-            <w:pPr>
-              <w:spacing w:line="276" w:lineRule="auto"/>
-              <w:jc w:val="both"/>
+            <w:tcW w:w="1016" w:type="dxa"/>
+          </w:tcPr>
+          <w:p>
+            <w:pPr>
+              <w:rPr>
+                <w:b w:val="0"/>
+              </w:rPr>
+            </w:pPr>
+            <w:r>
+              <w:rPr>
+                <w:b w:val="0"/>
+              </w:rPr>
+              <w:t>v1.</w:t>
+            </w:r>
+            <w:r>
+              <w:rPr>
+                <w:b w:val="0"/>
+              </w:rPr>
+              <w:t>0</w:t>
+            </w:r>
+          </w:p>
+        </w:tc>
+        <w:tc>
+          <w:tcPr>
+            <w:tcW w:w="1416" w:type="dxa"/>
+            <w:hideMark/>
+          </w:tcPr>
+          <w:p>
+            <w:pPr>
+              <w:spacing w:line="276" w:lineRule="auto"/>
+              <w:jc w:val="both"/>
+              <w:cnfStyle w:val="000000100000" w:firstRow="0" w:lastRow="0" w:firstColumn="0" w:lastColumn="0" w:oddVBand="0" w:evenVBand="0" w:oddHBand="1" w:evenHBand="0" w:firstRowFirstColumn="0" w:firstRowLastColumn="0" w:lastRowFirstColumn="0" w:lastRowLastColumn="0"/>
               <w:rPr>
                 <w:color w:val="1F1F1F"/>
               </w:rPr>
@@ -353,13 +417,35 @@
         <w:tc>
           <w:tcPr>
             <w:cnfStyle w:val="001000000000" w:firstRow="0" w:lastRow="0" w:firstColumn="1" w:lastColumn="0" w:oddVBand="0" w:evenVBand="0" w:oddHBand="0" w:evenHBand="0" w:firstRowFirstColumn="0" w:firstRowLastColumn="0" w:lastRowFirstColumn="0" w:lastRowLastColumn="0"/>
-            <w:tcW w:w="0" w:type="auto"/>
-            <w:hideMark/>
-          </w:tcPr>
-          <w:p>
-            <w:pPr>
-              <w:spacing w:line="276" w:lineRule="auto"/>
-              <w:jc w:val="both"/>
+            <w:tcW w:w="1016" w:type="dxa"/>
+          </w:tcPr>
+          <w:p>
+            <w:pPr>
+              <w:spacing w:line="276" w:lineRule="auto"/>
+              <w:jc w:val="both"/>
+              <w:rPr>
+                <w:color w:val="1F1F1F"/>
+                <w:bdr w:val="none" w:sz="0" w:space="0" w:color="auto" w:frame="1"/>
+              </w:rPr>
+            </w:pPr>
+            <w:r>
+              <w:rPr>
+                <w:b w:val="0"/>
+              </w:rPr>
+              <w:t>v1.0</w:t>
+            </w:r>
+          </w:p>
+        </w:tc>
+        <w:tc>
+          <w:tcPr>
+            <w:tcW w:w="1416" w:type="dxa"/>
+            <w:hideMark/>
+          </w:tcPr>
+          <w:p>
+            <w:pPr>
+              <w:spacing w:line="276" w:lineRule="auto"/>
+              <w:jc w:val="both"/>
+              <w:cnfStyle w:val="000000000000" w:firstRow="0" w:lastRow="0" w:firstColumn="0" w:lastColumn="0" w:oddVBand="0" w:evenVBand="0" w:oddHBand="0" w:evenHBand="0" w:firstRowFirstColumn="0" w:firstRowLastColumn="0" w:lastRowFirstColumn="0" w:lastRowLastColumn="0"/>
               <w:rPr>
                 <w:color w:val="1F1F1F"/>
               </w:rPr>
@@ -466,13 +552,35 @@
         <w:tc>
           <w:tcPr>
             <w:cnfStyle w:val="001000000000" w:firstRow="0" w:lastRow="0" w:firstColumn="1" w:lastColumn="0" w:oddVBand="0" w:evenVBand="0" w:oddHBand="0" w:evenHBand="0" w:firstRowFirstColumn="0" w:firstRowLastColumn="0" w:lastRowFirstColumn="0" w:lastRowLastColumn="0"/>
-            <w:tcW w:w="0" w:type="auto"/>
-            <w:hideMark/>
-          </w:tcPr>
-          <w:p>
-            <w:pPr>
-              <w:spacing w:line="276" w:lineRule="auto"/>
-              <w:jc w:val="both"/>
+            <w:tcW w:w="1016" w:type="dxa"/>
+          </w:tcPr>
+          <w:p>
+            <w:pPr>
+              <w:spacing w:line="276" w:lineRule="auto"/>
+              <w:jc w:val="both"/>
+              <w:rPr>
+                <w:color w:val="1F1F1F"/>
+                <w:bdr w:val="none" w:sz="0" w:space="0" w:color="auto" w:frame="1"/>
+              </w:rPr>
+            </w:pPr>
+            <w:r>
+              <w:rPr>
+                <w:b w:val="0"/>
+              </w:rPr>
+              <w:t>v1.0</w:t>
+            </w:r>
+          </w:p>
+        </w:tc>
+        <w:tc>
+          <w:tcPr>
+            <w:tcW w:w="1416" w:type="dxa"/>
+            <w:hideMark/>
+          </w:tcPr>
+          <w:p>
+            <w:pPr>
+              <w:spacing w:line="276" w:lineRule="auto"/>
+              <w:jc w:val="both"/>
+              <w:cnfStyle w:val="000000100000" w:firstRow="0" w:lastRow="0" w:firstColumn="0" w:lastColumn="0" w:oddVBand="0" w:evenVBand="0" w:oddHBand="1" w:evenHBand="0" w:firstRowFirstColumn="0" w:firstRowLastColumn="0" w:lastRowFirstColumn="0" w:lastRowLastColumn="0"/>
               <w:rPr>
                 <w:color w:val="1F1F1F"/>
               </w:rPr>
@@ -560,13 +668,35 @@
         <w:tc>
           <w:tcPr>
             <w:cnfStyle w:val="001000000000" w:firstRow="0" w:lastRow="0" w:firstColumn="1" w:lastColumn="0" w:oddVBand="0" w:evenVBand="0" w:oddHBand="0" w:evenHBand="0" w:firstRowFirstColumn="0" w:firstRowLastColumn="0" w:lastRowFirstColumn="0" w:lastRowLastColumn="0"/>
-            <w:tcW w:w="0" w:type="auto"/>
-            <w:hideMark/>
-          </w:tcPr>
-          <w:p>
-            <w:pPr>
-              <w:spacing w:line="276" w:lineRule="auto"/>
-              <w:jc w:val="both"/>
+            <w:tcW w:w="1016" w:type="dxa"/>
+          </w:tcPr>
+          <w:p>
+            <w:pPr>
+              <w:spacing w:line="276" w:lineRule="auto"/>
+              <w:jc w:val="both"/>
+              <w:rPr>
+                <w:color w:val="1F1F1F"/>
+                <w:bdr w:val="none" w:sz="0" w:space="0" w:color="auto" w:frame="1"/>
+              </w:rPr>
+            </w:pPr>
+            <w:r>
+              <w:rPr>
+                <w:b w:val="0"/>
+              </w:rPr>
+              <w:t>v1.0</w:t>
+            </w:r>
+          </w:p>
+        </w:tc>
+        <w:tc>
+          <w:tcPr>
+            <w:tcW w:w="1416" w:type="dxa"/>
+            <w:hideMark/>
+          </w:tcPr>
+          <w:p>
+            <w:pPr>
+              <w:spacing w:line="276" w:lineRule="auto"/>
+              <w:jc w:val="both"/>
+              <w:cnfStyle w:val="000000000000" w:firstRow="0" w:lastRow="0" w:firstColumn="0" w:lastColumn="0" w:oddVBand="0" w:evenVBand="0" w:oddHBand="0" w:evenHBand="0" w:firstRowFirstColumn="0" w:firstRowLastColumn="0" w:lastRowFirstColumn="0" w:lastRowLastColumn="0"/>
               <w:rPr>
                 <w:color w:val="1F1F1F"/>
               </w:rPr>
@@ -657,13 +787,35 @@
         <w:tc>
           <w:tcPr>
             <w:cnfStyle w:val="001000000000" w:firstRow="0" w:lastRow="0" w:firstColumn="1" w:lastColumn="0" w:oddVBand="0" w:evenVBand="0" w:oddHBand="0" w:evenHBand="0" w:firstRowFirstColumn="0" w:firstRowLastColumn="0" w:lastRowFirstColumn="0" w:lastRowLastColumn="0"/>
-            <w:tcW w:w="0" w:type="auto"/>
-            <w:hideMark/>
-          </w:tcPr>
-          <w:p>
-            <w:pPr>
-              <w:spacing w:line="276" w:lineRule="auto"/>
-              <w:jc w:val="both"/>
+            <w:tcW w:w="1016" w:type="dxa"/>
+          </w:tcPr>
+          <w:p>
+            <w:pPr>
+              <w:spacing w:line="276" w:lineRule="auto"/>
+              <w:jc w:val="both"/>
+              <w:rPr>
+                <w:color w:val="1F1F1F"/>
+                <w:bdr w:val="none" w:sz="0" w:space="0" w:color="auto" w:frame="1"/>
+              </w:rPr>
+            </w:pPr>
+            <w:r>
+              <w:rPr>
+                <w:b w:val="0"/>
+              </w:rPr>
+              <w:t>v1.0</w:t>
+            </w:r>
+          </w:p>
+        </w:tc>
+        <w:tc>
+          <w:tcPr>
+            <w:tcW w:w="1416" w:type="dxa"/>
+            <w:hideMark/>
+          </w:tcPr>
+          <w:p>
+            <w:pPr>
+              <w:spacing w:line="276" w:lineRule="auto"/>
+              <w:jc w:val="both"/>
+              <w:cnfStyle w:val="000000100000" w:firstRow="0" w:lastRow="0" w:firstColumn="0" w:lastColumn="0" w:oddVBand="0" w:evenVBand="0" w:oddHBand="1" w:evenHBand="0" w:firstRowFirstColumn="0" w:firstRowLastColumn="0" w:lastRowFirstColumn="0" w:lastRowLastColumn="0"/>
               <w:rPr>
                 <w:color w:val="1F1F1F"/>
               </w:rPr>
@@ -751,13 +903,35 @@
         <w:tc>
           <w:tcPr>
             <w:cnfStyle w:val="001000000000" w:firstRow="0" w:lastRow="0" w:firstColumn="1" w:lastColumn="0" w:oddVBand="0" w:evenVBand="0" w:oddHBand="0" w:evenHBand="0" w:firstRowFirstColumn="0" w:firstRowLastColumn="0" w:lastRowFirstColumn="0" w:lastRowLastColumn="0"/>
-            <w:tcW w:w="0" w:type="auto"/>
-            <w:hideMark/>
-          </w:tcPr>
-          <w:p>
-            <w:pPr>
-              <w:spacing w:line="276" w:lineRule="auto"/>
-              <w:jc w:val="both"/>
+            <w:tcW w:w="1016" w:type="dxa"/>
+          </w:tcPr>
+          <w:p>
+            <w:pPr>
+              <w:spacing w:line="276" w:lineRule="auto"/>
+              <w:jc w:val="both"/>
+              <w:rPr>
+                <w:color w:val="1F1F1F"/>
+                <w:bdr w:val="none" w:sz="0" w:space="0" w:color="auto" w:frame="1"/>
+              </w:rPr>
+            </w:pPr>
+            <w:r>
+              <w:rPr>
+                <w:b w:val="0"/>
+              </w:rPr>
+              <w:t>v1.0</w:t>
+            </w:r>
+          </w:p>
+        </w:tc>
+        <w:tc>
+          <w:tcPr>
+            <w:tcW w:w="1416" w:type="dxa"/>
+            <w:hideMark/>
+          </w:tcPr>
+          <w:p>
+            <w:pPr>
+              <w:spacing w:line="276" w:lineRule="auto"/>
+              <w:jc w:val="both"/>
+              <w:cnfStyle w:val="000000000000" w:firstRow="0" w:lastRow="0" w:firstColumn="0" w:lastColumn="0" w:oddVBand="0" w:evenVBand="0" w:oddHBand="0" w:evenHBand="0" w:firstRowFirstColumn="0" w:firstRowLastColumn="0" w:lastRowFirstColumn="0" w:lastRowLastColumn="0"/>
               <w:rPr>
                 <w:color w:val="1F1F1F"/>
               </w:rPr>
@@ -848,13 +1022,35 @@
         <w:tc>
           <w:tcPr>
             <w:cnfStyle w:val="001000000000" w:firstRow="0" w:lastRow="0" w:firstColumn="1" w:lastColumn="0" w:oddVBand="0" w:evenVBand="0" w:oddHBand="0" w:evenHBand="0" w:firstRowFirstColumn="0" w:firstRowLastColumn="0" w:lastRowFirstColumn="0" w:lastRowLastColumn="0"/>
-            <w:tcW w:w="0" w:type="auto"/>
-            <w:hideMark/>
-          </w:tcPr>
-          <w:p>
-            <w:pPr>
-              <w:spacing w:line="276" w:lineRule="auto"/>
-              <w:jc w:val="both"/>
+            <w:tcW w:w="1016" w:type="dxa"/>
+          </w:tcPr>
+          <w:p>
+            <w:pPr>
+              <w:spacing w:line="276" w:lineRule="auto"/>
+              <w:jc w:val="both"/>
+              <w:rPr>
+                <w:color w:val="1F1F1F"/>
+                <w:bdr w:val="none" w:sz="0" w:space="0" w:color="auto" w:frame="1"/>
+              </w:rPr>
+            </w:pPr>
+            <w:r>
+              <w:rPr>
+                <w:b w:val="0"/>
+              </w:rPr>
+              <w:t>v1.0</w:t>
+            </w:r>
+          </w:p>
+        </w:tc>
+        <w:tc>
+          <w:tcPr>
+            <w:tcW w:w="1416" w:type="dxa"/>
+            <w:hideMark/>
+          </w:tcPr>
+          <w:p>
+            <w:pPr>
+              <w:spacing w:line="276" w:lineRule="auto"/>
+              <w:jc w:val="both"/>
+              <w:cnfStyle w:val="000000100000" w:firstRow="0" w:lastRow="0" w:firstColumn="0" w:lastColumn="0" w:oddVBand="0" w:evenVBand="0" w:oddHBand="1" w:evenHBand="0" w:firstRowFirstColumn="0" w:firstRowLastColumn="0" w:lastRowFirstColumn="0" w:lastRowLastColumn="0"/>
               <w:rPr>
                 <w:color w:val="1F1F1F"/>
               </w:rPr>
@@ -942,13 +1138,35 @@
         <w:tc>
           <w:tcPr>
             <w:cnfStyle w:val="001000000000" w:firstRow="0" w:lastRow="0" w:firstColumn="1" w:lastColumn="0" w:oddVBand="0" w:evenVBand="0" w:oddHBand="0" w:evenHBand="0" w:firstRowFirstColumn="0" w:firstRowLastColumn="0" w:lastRowFirstColumn="0" w:lastRowLastColumn="0"/>
-            <w:tcW w:w="0" w:type="auto"/>
-            <w:hideMark/>
-          </w:tcPr>
-          <w:p>
-            <w:pPr>
-              <w:spacing w:line="276" w:lineRule="auto"/>
-              <w:jc w:val="both"/>
+            <w:tcW w:w="1016" w:type="dxa"/>
+          </w:tcPr>
+          <w:p>
+            <w:pPr>
+              <w:spacing w:line="276" w:lineRule="auto"/>
+              <w:jc w:val="both"/>
+              <w:rPr>
+                <w:color w:val="1F1F1F"/>
+                <w:bdr w:val="none" w:sz="0" w:space="0" w:color="auto" w:frame="1"/>
+              </w:rPr>
+            </w:pPr>
+            <w:r>
+              <w:rPr>
+                <w:b w:val="0"/>
+              </w:rPr>
+              <w:t>v1.0</w:t>
+            </w:r>
+          </w:p>
+        </w:tc>
+        <w:tc>
+          <w:tcPr>
+            <w:tcW w:w="1416" w:type="dxa"/>
+            <w:hideMark/>
+          </w:tcPr>
+          <w:p>
+            <w:pPr>
+              <w:spacing w:line="276" w:lineRule="auto"/>
+              <w:jc w:val="both"/>
+              <w:cnfStyle w:val="000000000000" w:firstRow="0" w:lastRow="0" w:firstColumn="0" w:lastColumn="0" w:oddVBand="0" w:evenVBand="0" w:oddHBand="0" w:evenHBand="0" w:firstRowFirstColumn="0" w:firstRowLastColumn="0" w:lastRowFirstColumn="0" w:lastRowLastColumn="0"/>
               <w:rPr>
                 <w:color w:val="1F1F1F"/>
               </w:rPr>
@@ -1039,13 +1257,35 @@
         <w:tc>
           <w:tcPr>
             <w:cnfStyle w:val="001000000000" w:firstRow="0" w:lastRow="0" w:firstColumn="1" w:lastColumn="0" w:oddVBand="0" w:evenVBand="0" w:oddHBand="0" w:evenHBand="0" w:firstRowFirstColumn="0" w:firstRowLastColumn="0" w:lastRowFirstColumn="0" w:lastRowLastColumn="0"/>
-            <w:tcW w:w="0" w:type="auto"/>
-            <w:hideMark/>
-          </w:tcPr>
-          <w:p>
-            <w:pPr>
-              <w:spacing w:line="276" w:lineRule="auto"/>
-              <w:jc w:val="both"/>
+            <w:tcW w:w="1016" w:type="dxa"/>
+          </w:tcPr>
+          <w:p>
+            <w:pPr>
+              <w:spacing w:line="276" w:lineRule="auto"/>
+              <w:jc w:val="both"/>
+              <w:rPr>
+                <w:color w:val="1F1F1F"/>
+                <w:bdr w:val="none" w:sz="0" w:space="0" w:color="auto" w:frame="1"/>
+              </w:rPr>
+            </w:pPr>
+            <w:r>
+              <w:rPr>
+                <w:b w:val="0"/>
+              </w:rPr>
+              <w:t>v1.0</w:t>
+            </w:r>
+          </w:p>
+        </w:tc>
+        <w:tc>
+          <w:tcPr>
+            <w:tcW w:w="1416" w:type="dxa"/>
+            <w:hideMark/>
+          </w:tcPr>
+          <w:p>
+            <w:pPr>
+              <w:spacing w:line="276" w:lineRule="auto"/>
+              <w:jc w:val="both"/>
+              <w:cnfStyle w:val="000000100000" w:firstRow="0" w:lastRow="0" w:firstColumn="0" w:lastColumn="0" w:oddVBand="0" w:evenVBand="0" w:oddHBand="1" w:evenHBand="0" w:firstRowFirstColumn="0" w:firstRowLastColumn="0" w:lastRowFirstColumn="0" w:lastRowLastColumn="0"/>
               <w:rPr>
                 <w:color w:val="1F1F1F"/>
               </w:rPr>
@@ -1123,6 +1363,587 @@
               <w:rPr>
                 <w:color w:val="1F1F1F"/>
                 <w:bdr w:val="none" w:sz="0" w:space="0" w:color="auto" w:frame="1"/>
+              </w:rPr>
+              <w:t>Aprobado</w:t>
+            </w:r>
+          </w:p>
+        </w:tc>
+      </w:tr>
+      <w:tr>
+        <w:tc>
+          <w:tcPr>
+            <w:cnfStyle w:val="001000000000" w:firstRow="0" w:lastRow="0" w:firstColumn="1" w:lastColumn="0" w:oddVBand="0" w:evenVBand="0" w:oddHBand="0" w:evenHBand="0" w:firstRowFirstColumn="0" w:firstRowLastColumn="0" w:lastRowFirstColumn="0" w:lastRowLastColumn="0"/>
+            <w:tcW w:w="1016" w:type="dxa"/>
+          </w:tcPr>
+          <w:p>
+            <w:pPr>
+              <w:spacing w:line="276" w:lineRule="auto"/>
+              <w:jc w:val="both"/>
+              <w:rPr>
+                <w:color w:val="1F1F1F"/>
+                <w:bdr w:val="none" w:sz="0" w:space="0" w:color="auto" w:frame="1"/>
+              </w:rPr>
+            </w:pPr>
+            <w:r>
+              <w:rPr>
+                <w:b w:val="0"/>
+              </w:rPr>
+              <w:t>v1.</w:t>
+            </w:r>
+            <w:r>
+              <w:rPr>
+                <w:b w:val="0"/>
+              </w:rPr>
+              <w:t>1</w:t>
+            </w:r>
+          </w:p>
+        </w:tc>
+        <w:tc>
+          <w:tcPr>
+            <w:tcW w:w="1416" w:type="dxa"/>
+          </w:tcPr>
+          <w:p>
+            <w:pPr>
+              <w:cnfStyle w:val="000000000000" w:firstRow="0" w:lastRow="0" w:firstColumn="0" w:lastColumn="0" w:oddVBand="0" w:evenVBand="0" w:oddHBand="0" w:evenHBand="0" w:firstRowFirstColumn="0" w:firstRowLastColumn="0" w:lastRowFirstColumn="0" w:lastRowLastColumn="0"/>
+              <w:rPr>
+                <w:lang w:val="en-US"/>
+              </w:rPr>
+            </w:pPr>
+            <w:r>
+              <w:rPr>
+                <w:bCs/>
+                <w:lang w:val="en-US"/>
+              </w:rPr>
+              <w:t>D</w:t>
+            </w:r>
+            <w:r>
+              <w:rPr>
+                <w:bCs/>
+                <w:lang w:val="en-US"/>
+              </w:rPr>
+              <w:t>ato</w:t>
+            </w:r>
+            <w:r>
+              <w:rPr>
+                <w:bCs/>
+                <w:lang w:val="en-US"/>
+              </w:rPr>
+              <w:t xml:space="preserve"> </w:t>
+            </w:r>
+            <w:r>
+              <w:rPr>
+                <w:bCs/>
+              </w:rPr>
+              <w:t>Maestro</w:t>
+            </w:r>
+            <w:r>
+              <w:rPr>
+                <w:bCs/>
+                <w:lang w:val="en-US"/>
+              </w:rPr>
+              <w:t xml:space="preserve"> </w:t>
+            </w:r>
+          </w:p>
+          <w:p>
+            <w:pPr>
+              <w:spacing w:line="276" w:lineRule="auto"/>
+              <w:jc w:val="both"/>
+              <w:cnfStyle w:val="000000000000" w:firstRow="0" w:lastRow="0" w:firstColumn="0" w:lastColumn="0" w:oddVBand="0" w:evenVBand="0" w:oddHBand="0" w:evenHBand="0" w:firstRowFirstColumn="0" w:firstRowLastColumn="0" w:lastRowFirstColumn="0" w:lastRowLastColumn="0"/>
+              <w:rPr>
+                <w:color w:val="1F1F1F"/>
+                <w:bdr w:val="none" w:sz="0" w:space="0" w:color="auto" w:frame="1"/>
+                <w:lang w:val="en-US"/>
+              </w:rPr>
+            </w:pPr>
+          </w:p>
+        </w:tc>
+        <w:tc>
+          <w:tcPr>
+            <w:tcW w:w="0" w:type="auto"/>
+          </w:tcPr>
+          <w:p>
+            <w:pPr>
+              <w:spacing w:line="276" w:lineRule="auto"/>
+              <w:jc w:val="both"/>
+              <w:cnfStyle w:val="000000000000" w:firstRow="0" w:lastRow="0" w:firstColumn="0" w:lastColumn="0" w:oddVBand="0" w:evenVBand="0" w:oddHBand="0" w:evenHBand="0" w:firstRowFirstColumn="0" w:firstRowLastColumn="0" w:lastRowFirstColumn="0" w:lastRowLastColumn="0"/>
+              <w:rPr>
+                <w:color w:val="1F1F1F"/>
+                <w:bdr w:val="none" w:sz="0" w:space="0" w:color="auto" w:frame="1"/>
+              </w:rPr>
+            </w:pPr>
+            <w:r>
+              <w:t>Información clave y transversal (clientes, activos, hospitales) que debe ser gobernada para asegurar su veracidad en toda la organización.</w:t>
+            </w:r>
+          </w:p>
+        </w:tc>
+        <w:tc>
+          <w:tcPr>
+            <w:tcW w:w="0" w:type="auto"/>
+          </w:tcPr>
+          <w:p>
+            <w:pPr>
+              <w:spacing w:line="276" w:lineRule="auto"/>
+              <w:jc w:val="both"/>
+              <w:cnfStyle w:val="000000000000" w:firstRow="0" w:lastRow="0" w:firstColumn="0" w:lastColumn="0" w:oddVBand="0" w:evenVBand="0" w:oddHBand="0" w:evenHBand="0" w:firstRowFirstColumn="0" w:firstRowLastColumn="0" w:lastRowFirstColumn="0" w:lastRowLastColumn="0"/>
+              <w:rPr>
+                <w:color w:val="1F1F1F"/>
+                <w:bdr w:val="none" w:sz="0" w:space="0" w:color="auto" w:frame="1"/>
+                <w:lang w:val="en-US"/>
+              </w:rPr>
+            </w:pPr>
+            <w:r>
+              <w:rPr>
+                <w:lang w:val="en-US"/>
+              </w:rPr>
+              <w:t>CDO (Chief Data Officer)</w:t>
+            </w:r>
+          </w:p>
+        </w:tc>
+        <w:tc>
+          <w:tcPr>
+            <w:tcW w:w="0" w:type="auto"/>
+          </w:tcPr>
+          <w:p>
+            <w:pPr>
+              <w:spacing w:line="276" w:lineRule="auto"/>
+              <w:jc w:val="both"/>
+              <w:cnfStyle w:val="000000000000" w:firstRow="0" w:lastRow="0" w:firstColumn="0" w:lastColumn="0" w:oddVBand="0" w:evenVBand="0" w:oddHBand="0" w:evenHBand="0" w:firstRowFirstColumn="0" w:firstRowLastColumn="0" w:lastRowFirstColumn="0" w:lastRowLastColumn="0"/>
+              <w:rPr>
+                <w:color w:val="1F1F1F"/>
+                <w:bdr w:val="none" w:sz="0" w:space="0" w:color="auto" w:frame="1"/>
+                <w:lang w:val="en-US"/>
+              </w:rPr>
+            </w:pPr>
+            <w:proofErr w:type="spellStart"/>
+            <w:r>
+              <w:rPr>
+                <w:bCs/>
+                <w:lang w:val="en-US"/>
+              </w:rPr>
+              <w:t>Aprobado</w:t>
+            </w:r>
+            <w:proofErr w:type="spellEnd"/>
+          </w:p>
+        </w:tc>
+      </w:tr>
+      <w:tr>
+        <w:trPr>
+          <w:cnfStyle w:val="000000100000" w:firstRow="0" w:lastRow="0" w:firstColumn="0" w:lastColumn="0" w:oddVBand="0" w:evenVBand="0" w:oddHBand="1" w:evenHBand="0" w:firstRowFirstColumn="0" w:firstRowLastColumn="0" w:lastRowFirstColumn="0" w:lastRowLastColumn="0"/>
+        </w:trPr>
+        <w:tc>
+          <w:tcPr>
+            <w:cnfStyle w:val="001000000000" w:firstRow="0" w:lastRow="0" w:firstColumn="1" w:lastColumn="0" w:oddVBand="0" w:evenVBand="0" w:oddHBand="0" w:evenHBand="0" w:firstRowFirstColumn="0" w:firstRowLastColumn="0" w:lastRowFirstColumn="0" w:lastRowLastColumn="0"/>
+            <w:tcW w:w="1016" w:type="dxa"/>
+          </w:tcPr>
+          <w:p>
+            <w:pPr>
+              <w:spacing w:line="276" w:lineRule="auto"/>
+              <w:jc w:val="both"/>
+              <w:rPr>
+                <w:color w:val="1F1F1F"/>
+                <w:bdr w:val="none" w:sz="0" w:space="0" w:color="auto" w:frame="1"/>
+              </w:rPr>
+            </w:pPr>
+            <w:r>
+              <w:rPr>
+                <w:b w:val="0"/>
+              </w:rPr>
+              <w:lastRenderedPageBreak/>
+              <w:t>v1.</w:t>
+            </w:r>
+            <w:r>
+              <w:rPr>
+                <w:b w:val="0"/>
+              </w:rPr>
+              <w:t>1</w:t>
+            </w:r>
+          </w:p>
+        </w:tc>
+        <w:tc>
+          <w:tcPr>
+            <w:tcW w:w="1416" w:type="dxa"/>
+          </w:tcPr>
+          <w:p>
+            <w:pPr>
+              <w:spacing w:line="276" w:lineRule="auto"/>
+              <w:jc w:val="both"/>
+              <w:cnfStyle w:val="000000100000" w:firstRow="0" w:lastRow="0" w:firstColumn="0" w:lastColumn="0" w:oddVBand="0" w:evenVBand="0" w:oddHBand="1" w:evenHBand="0" w:firstRowFirstColumn="0" w:firstRowLastColumn="0" w:lastRowFirstColumn="0" w:lastRowLastColumn="0"/>
+              <w:rPr>
+                <w:color w:val="1F1F1F"/>
+                <w:bdr w:val="none" w:sz="0" w:space="0" w:color="auto" w:frame="1"/>
+              </w:rPr>
+            </w:pPr>
+            <w:r>
+              <w:rPr>
+                <w:color w:val="1F1F1F"/>
+                <w:bdr w:val="none" w:sz="0" w:space="0" w:color="auto" w:frame="1"/>
+              </w:rPr>
+              <w:t>Golden Record</w:t>
+            </w:r>
+          </w:p>
+        </w:tc>
+        <w:tc>
+          <w:tcPr>
+            <w:tcW w:w="0" w:type="auto"/>
+          </w:tcPr>
+          <w:p>
+            <w:pPr>
+              <w:cnfStyle w:val="000000100000" w:firstRow="0" w:lastRow="0" w:firstColumn="0" w:lastColumn="0" w:oddVBand="0" w:evenVBand="0" w:oddHBand="1" w:evenHBand="0" w:firstRowFirstColumn="0" w:firstRowLastColumn="0" w:lastRowFirstColumn="0" w:lastRowLastColumn="0"/>
+            </w:pPr>
+            <w:r>
+              <w:t>Perfil único y veraz de un cliente, creado tras unificar sus diferentes cuentas (luz, gas, etc.) en un solo ID Maestro.</w:t>
+            </w:r>
+          </w:p>
+        </w:tc>
+        <w:tc>
+          <w:tcPr>
+            <w:tcW w:w="0" w:type="auto"/>
+          </w:tcPr>
+          <w:p>
+            <w:pPr>
+              <w:cnfStyle w:val="000000100000" w:firstRow="0" w:lastRow="0" w:firstColumn="0" w:lastColumn="0" w:oddVBand="0" w:evenVBand="0" w:oddHBand="1" w:evenHBand="0" w:firstRowFirstColumn="0" w:firstRowLastColumn="0" w:lastRowFirstColumn="0" w:lastRowLastColumn="0"/>
+            </w:pPr>
+            <w:r>
+              <w:t>Responsable de Calidad</w:t>
+            </w:r>
+          </w:p>
+        </w:tc>
+        <w:tc>
+          <w:tcPr>
+            <w:tcW w:w="0" w:type="auto"/>
+          </w:tcPr>
+          <w:p>
+            <w:pPr>
+              <w:spacing w:line="276" w:lineRule="auto"/>
+              <w:jc w:val="both"/>
+              <w:cnfStyle w:val="000000100000" w:firstRow="0" w:lastRow="0" w:firstColumn="0" w:lastColumn="0" w:oddVBand="0" w:evenVBand="0" w:oddHBand="1" w:evenHBand="0" w:firstRowFirstColumn="0" w:firstRowLastColumn="0" w:lastRowFirstColumn="0" w:lastRowLastColumn="0"/>
+              <w:rPr>
+                <w:color w:val="1F1F1F"/>
+                <w:bdr w:val="none" w:sz="0" w:space="0" w:color="auto" w:frame="1"/>
+              </w:rPr>
+            </w:pPr>
+            <w:r>
+              <w:rPr>
+                <w:color w:val="1F1F1F"/>
+                <w:bdr w:val="none" w:sz="0" w:space="0" w:color="auto" w:frame="1"/>
+              </w:rPr>
+              <w:t>Aprobado</w:t>
+            </w:r>
+          </w:p>
+        </w:tc>
+      </w:tr>
+      <w:tr>
+        <w:tc>
+          <w:tcPr>
+            <w:cnfStyle w:val="001000000000" w:firstRow="0" w:lastRow="0" w:firstColumn="1" w:lastColumn="0" w:oddVBand="0" w:evenVBand="0" w:oddHBand="0" w:evenHBand="0" w:firstRowFirstColumn="0" w:firstRowLastColumn="0" w:lastRowFirstColumn="0" w:lastRowLastColumn="0"/>
+            <w:tcW w:w="1016" w:type="dxa"/>
+          </w:tcPr>
+          <w:p>
+            <w:pPr>
+              <w:spacing w:line="276" w:lineRule="auto"/>
+              <w:jc w:val="both"/>
+              <w:rPr>
+                <w:color w:val="1F1F1F"/>
+                <w:bdr w:val="none" w:sz="0" w:space="0" w:color="auto" w:frame="1"/>
+              </w:rPr>
+            </w:pPr>
+            <w:r>
+              <w:rPr>
+                <w:b w:val="0"/>
+              </w:rPr>
+              <w:t>v1.</w:t>
+            </w:r>
+            <w:r>
+              <w:rPr>
+                <w:b w:val="0"/>
+              </w:rPr>
+              <w:t>1</w:t>
+            </w:r>
+          </w:p>
+        </w:tc>
+        <w:tc>
+          <w:tcPr>
+            <w:tcW w:w="1416" w:type="dxa"/>
+            <w:vAlign w:val="center"/>
+          </w:tcPr>
+          <w:p>
+            <w:pPr>
+              <w:spacing w:line="276" w:lineRule="auto"/>
+              <w:jc w:val="both"/>
+              <w:cnfStyle w:val="000000000000" w:firstRow="0" w:lastRow="0" w:firstColumn="0" w:lastColumn="0" w:oddVBand="0" w:evenVBand="0" w:oddHBand="0" w:evenHBand="0" w:firstRowFirstColumn="0" w:firstRowLastColumn="0" w:lastRowFirstColumn="0" w:lastRowLastColumn="0"/>
+              <w:rPr>
+                <w:color w:val="1F1F1F"/>
+                <w:bdr w:val="none" w:sz="0" w:space="0" w:color="auto" w:frame="1"/>
+              </w:rPr>
+            </w:pPr>
+            <w:proofErr w:type="spellStart"/>
+            <w:r>
+              <w:rPr>
+                <w:color w:val="1F1F1F"/>
+                <w:bdr w:val="none" w:sz="0" w:space="0" w:color="auto" w:frame="1"/>
+              </w:rPr>
+              <w:t>Matching</w:t>
+            </w:r>
+            <w:proofErr w:type="spellEnd"/>
+          </w:p>
+        </w:tc>
+        <w:tc>
+          <w:tcPr>
+            <w:tcW w:w="0" w:type="auto"/>
+            <w:vAlign w:val="center"/>
+          </w:tcPr>
+          <w:p>
+            <w:pPr>
+              <w:spacing w:after="480"/>
+              <w:cnfStyle w:val="000000000000" w:firstRow="0" w:lastRow="0" w:firstColumn="0" w:lastColumn="0" w:oddVBand="0" w:evenVBand="0" w:oddHBand="0" w:evenHBand="0" w:firstRowFirstColumn="0" w:firstRowLastColumn="0" w:lastRowFirstColumn="0" w:lastRowLastColumn="0"/>
+            </w:pPr>
+            <w:r>
+              <w:t>Proceso de comparación de registros basado en reglas (como el NIF/DNI) para identificar duplicidades y consolidar la información.</w:t>
+            </w:r>
+          </w:p>
+        </w:tc>
+        <w:tc>
+          <w:tcPr>
+            <w:tcW w:w="0" w:type="auto"/>
+            <w:vAlign w:val="center"/>
+          </w:tcPr>
+          <w:p>
+            <w:pPr>
+              <w:spacing w:after="480"/>
+              <w:cnfStyle w:val="000000000000" w:firstRow="0" w:lastRow="0" w:firstColumn="0" w:lastColumn="0" w:oddVBand="0" w:evenVBand="0" w:oddHBand="0" w:evenHBand="0" w:firstRowFirstColumn="0" w:firstRowLastColumn="0" w:lastRowFirstColumn="0" w:lastRowLastColumn="0"/>
+            </w:pPr>
+            <w:r>
+              <w:t>Arquitecto de Datos</w:t>
+            </w:r>
+          </w:p>
+        </w:tc>
+        <w:tc>
+          <w:tcPr>
+            <w:tcW w:w="0" w:type="auto"/>
+            <w:vAlign w:val="center"/>
+          </w:tcPr>
+          <w:p>
+            <w:pPr>
+              <w:spacing w:after="480"/>
+              <w:cnfStyle w:val="000000000000" w:firstRow="0" w:lastRow="0" w:firstColumn="0" w:lastColumn="0" w:oddVBand="0" w:evenVBand="0" w:oddHBand="0" w:evenHBand="0" w:firstRowFirstColumn="0" w:firstRowLastColumn="0" w:lastRowFirstColumn="0" w:lastRowLastColumn="0"/>
+            </w:pPr>
+            <w:r>
+              <w:rPr>
+                <w:bCs/>
+              </w:rPr>
+              <w:t>En Revisión</w:t>
+            </w:r>
+          </w:p>
+        </w:tc>
+      </w:tr>
+      <w:tr>
+        <w:trPr>
+          <w:cnfStyle w:val="000000100000" w:firstRow="0" w:lastRow="0" w:firstColumn="0" w:lastColumn="0" w:oddVBand="0" w:evenVBand="0" w:oddHBand="1" w:evenHBand="0" w:firstRowFirstColumn="0" w:firstRowLastColumn="0" w:lastRowFirstColumn="0" w:lastRowLastColumn="0"/>
+        </w:trPr>
+        <w:tc>
+          <w:tcPr>
+            <w:cnfStyle w:val="001000000000" w:firstRow="0" w:lastRow="0" w:firstColumn="1" w:lastColumn="0" w:oddVBand="0" w:evenVBand="0" w:oddHBand="0" w:evenHBand="0" w:firstRowFirstColumn="0" w:firstRowLastColumn="0" w:lastRowFirstColumn="0" w:lastRowLastColumn="0"/>
+            <w:tcW w:w="1016" w:type="dxa"/>
+          </w:tcPr>
+          <w:p>
+            <w:pPr>
+              <w:spacing w:line="276" w:lineRule="auto"/>
+              <w:jc w:val="both"/>
+              <w:rPr>
+                <w:color w:val="1F1F1F"/>
+                <w:bdr w:val="none" w:sz="0" w:space="0" w:color="auto" w:frame="1"/>
+              </w:rPr>
+            </w:pPr>
+            <w:r>
+              <w:rPr>
+                <w:b w:val="0"/>
+              </w:rPr>
+              <w:t>v1.</w:t>
+            </w:r>
+            <w:r>
+              <w:rPr>
+                <w:b w:val="0"/>
+              </w:rPr>
+              <w:t>1</w:t>
+            </w:r>
+          </w:p>
+        </w:tc>
+        <w:tc>
+          <w:tcPr>
+            <w:tcW w:w="1416" w:type="dxa"/>
+            <w:vAlign w:val="center"/>
+          </w:tcPr>
+          <w:p>
+            <w:pPr>
+              <w:spacing w:line="276" w:lineRule="auto"/>
+              <w:jc w:val="both"/>
+              <w:cnfStyle w:val="000000100000" w:firstRow="0" w:lastRow="0" w:firstColumn="0" w:lastColumn="0" w:oddVBand="0" w:evenVBand="0" w:oddHBand="1" w:evenHBand="0" w:firstRowFirstColumn="0" w:firstRowLastColumn="0" w:lastRowFirstColumn="0" w:lastRowLastColumn="0"/>
+              <w:rPr>
+                <w:color w:val="1F1F1F"/>
+                <w:bdr w:val="none" w:sz="0" w:space="0" w:color="auto" w:frame="1"/>
+              </w:rPr>
+            </w:pPr>
+            <w:r>
+              <w:rPr>
+                <w:color w:val="1F1F1F"/>
+                <w:bdr w:val="none" w:sz="0" w:space="0" w:color="auto" w:frame="1"/>
+              </w:rPr>
+              <w:t>Fuente de Origen</w:t>
+            </w:r>
+          </w:p>
+        </w:tc>
+        <w:tc>
+          <w:tcPr>
+            <w:tcW w:w="0" w:type="auto"/>
+            <w:vAlign w:val="center"/>
+          </w:tcPr>
+          <w:p>
+            <w:pPr>
+              <w:spacing w:after="480"/>
+              <w:cnfStyle w:val="000000100000" w:firstRow="0" w:lastRow="0" w:firstColumn="0" w:lastColumn="0" w:oddVBand="0" w:evenVBand="0" w:oddHBand="1" w:evenHBand="0" w:firstRowFirstColumn="0" w:firstRowLastColumn="0" w:lastRowFirstColumn="0" w:lastRowLastColumn="0"/>
+            </w:pPr>
+            <w:r>
+              <w:t xml:space="preserve">Sistema primario (ERP, </w:t>
+            </w:r>
+            <w:proofErr w:type="spellStart"/>
+            <w:r>
+              <w:t>IoT</w:t>
+            </w:r>
+            <w:proofErr w:type="spellEnd"/>
+            <w:r>
+              <w:t>, Clima) donde nace el dato antes de ser procesado por el núcleo de datos maestros.</w:t>
+            </w:r>
+          </w:p>
+        </w:tc>
+        <w:tc>
+          <w:tcPr>
+            <w:tcW w:w="0" w:type="auto"/>
+            <w:vAlign w:val="center"/>
+          </w:tcPr>
+          <w:p>
+            <w:pPr>
+              <w:spacing w:after="480"/>
+              <w:cnfStyle w:val="000000100000" w:firstRow="0" w:lastRow="0" w:firstColumn="0" w:lastColumn="0" w:oddVBand="0" w:evenVBand="0" w:oddHBand="1" w:evenHBand="0" w:firstRowFirstColumn="0" w:firstRowLastColumn="0" w:lastRowFirstColumn="0" w:lastRowLastColumn="0"/>
+            </w:pPr>
+            <w:r>
+              <w:t>Administrador de Sistemas</w:t>
+            </w:r>
+          </w:p>
+        </w:tc>
+        <w:tc>
+          <w:tcPr>
+            <w:tcW w:w="0" w:type="auto"/>
+            <w:vAlign w:val="center"/>
+          </w:tcPr>
+          <w:p>
+            <w:pPr>
+              <w:spacing w:after="480"/>
+              <w:cnfStyle w:val="000000100000" w:firstRow="0" w:lastRow="0" w:firstColumn="0" w:lastColumn="0" w:oddVBand="0" w:evenVBand="0" w:oddHBand="1" w:evenHBand="0" w:firstRowFirstColumn="0" w:firstRowLastColumn="0" w:lastRowFirstColumn="0" w:lastRowLastColumn="0"/>
+            </w:pPr>
+            <w:r>
+              <w:rPr>
+                <w:bCs/>
+              </w:rPr>
+              <w:t>Aprobado</w:t>
+            </w:r>
+          </w:p>
+        </w:tc>
+      </w:tr>
+      <w:tr>
+        <w:tc>
+          <w:tcPr>
+            <w:cnfStyle w:val="001000000000" w:firstRow="0" w:lastRow="0" w:firstColumn="1" w:lastColumn="0" w:oddVBand="0" w:evenVBand="0" w:oddHBand="0" w:evenHBand="0" w:firstRowFirstColumn="0" w:firstRowLastColumn="0" w:lastRowFirstColumn="0" w:lastRowLastColumn="0"/>
+            <w:tcW w:w="1016" w:type="dxa"/>
+          </w:tcPr>
+          <w:p>
+            <w:pPr>
+              <w:spacing w:line="276" w:lineRule="auto"/>
+              <w:jc w:val="both"/>
+              <w:rPr>
+                <w:b w:val="0"/>
+              </w:rPr>
+            </w:pPr>
+            <w:r>
+              <w:rPr>
+                <w:b w:val="0"/>
+              </w:rPr>
+              <w:t>v1.</w:t>
+            </w:r>
+            <w:r>
+              <w:rPr>
+                <w:b w:val="0"/>
+              </w:rPr>
+              <w:t>1</w:t>
+            </w:r>
+          </w:p>
+        </w:tc>
+        <w:tc>
+          <w:tcPr>
+            <w:tcW w:w="1416" w:type="dxa"/>
+            <w:vAlign w:val="center"/>
+          </w:tcPr>
+          <w:p>
+            <w:pPr>
+              <w:spacing w:line="276" w:lineRule="auto"/>
+              <w:jc w:val="both"/>
+              <w:cnfStyle w:val="000000000000" w:firstRow="0" w:lastRow="0" w:firstColumn="0" w:lastColumn="0" w:oddVBand="0" w:evenVBand="0" w:oddHBand="0" w:evenHBand="0" w:firstRowFirstColumn="0" w:firstRowLastColumn="0" w:lastRowFirstColumn="0" w:lastRowLastColumn="0"/>
+              <w:rPr>
+                <w:color w:val="1F1F1F"/>
+                <w:bdr w:val="none" w:sz="0" w:space="0" w:color="auto" w:frame="1"/>
+              </w:rPr>
+            </w:pPr>
+            <w:r>
+              <w:rPr>
+                <w:color w:val="1F1F1F"/>
+                <w:bdr w:val="none" w:sz="0" w:space="0" w:color="auto" w:frame="1"/>
+              </w:rPr>
+              <w:t>Nivel de Confianza</w:t>
+            </w:r>
+          </w:p>
+        </w:tc>
+        <w:tc>
+          <w:tcPr>
+            <w:tcW w:w="0" w:type="auto"/>
+            <w:vAlign w:val="center"/>
+          </w:tcPr>
+          <w:p>
+            <w:pPr>
+              <w:spacing w:after="480"/>
+              <w:cnfStyle w:val="000000000000" w:firstRow="0" w:lastRow="0" w:firstColumn="0" w:lastColumn="0" w:oddVBand="0" w:evenVBand="0" w:oddHBand="0" w:evenHBand="0" w:firstRowFirstColumn="0" w:firstRowLastColumn="0" w:lastRowFirstColumn="0" w:lastRowLastColumn="0"/>
+            </w:pPr>
+            <w:r>
+              <w:t>Porcentaje de fiabilidad asignado a la unión de dos registros. Permite saber qué tan segura es la unificación antes de enviarla a la IA.</w:t>
+            </w:r>
+          </w:p>
+        </w:tc>
+        <w:tc>
+          <w:tcPr>
+            <w:tcW w:w="0" w:type="auto"/>
+            <w:vAlign w:val="center"/>
+          </w:tcPr>
+          <w:p>
+            <w:pPr>
+              <w:spacing w:after="480"/>
+              <w:cnfStyle w:val="000000000000" w:firstRow="0" w:lastRow="0" w:firstColumn="0" w:lastColumn="0" w:oddVBand="0" w:evenVBand="0" w:oddHBand="0" w:evenHBand="0" w:firstRowFirstColumn="0" w:firstRowLastColumn="0" w:lastRowFirstColumn="0" w:lastRowLastColumn="0"/>
+            </w:pPr>
+            <w:r>
+              <w:t>Analista de Datos</w:t>
+            </w:r>
+          </w:p>
+        </w:tc>
+        <w:tc>
+          <w:tcPr>
+            <w:tcW w:w="0" w:type="auto"/>
+            <w:vAlign w:val="center"/>
+          </w:tcPr>
+          <w:p>
+            <w:pPr>
+              <w:spacing w:after="480"/>
+              <w:cnfStyle w:val="000000000000" w:firstRow="0" w:lastRow="0" w:firstColumn="0" w:lastColumn="0" w:oddVBand="0" w:evenVBand="0" w:oddHBand="0" w:evenHBand="0" w:firstRowFirstColumn="0" w:firstRowLastColumn="0" w:lastRowFirstColumn="0" w:lastRowLastColumn="0"/>
+            </w:pPr>
+            <w:r>
+              <w:rPr>
+                <w:bCs/>
               </w:rPr>
               <w:t>Aprobado</w:t>
             </w:r>
@@ -1137,25 +1958,15 @@
       </w:pPr>
     </w:p>
     <w:p>
+      <w:r>
+        <w:br w:type="page"/>
+      </w:r>
+    </w:p>
+    <w:p>
       <w:pPr>
         <w:spacing w:line="276" w:lineRule="auto"/>
         <w:jc w:val="both"/>
       </w:pPr>
-    </w:p>
-    <w:p>
-      <w:pPr>
-        <w:spacing w:line="276" w:lineRule="auto"/>
-        <w:jc w:val="both"/>
-      </w:pPr>
-      <w:r>
-        <w:br w:type="page"/>
-      </w:r>
-    </w:p>
-    <w:p>
-      <w:pPr>
-        <w:spacing w:line="276" w:lineRule="auto"/>
-        <w:jc w:val="both"/>
-      </w:pPr>
       <w:r>
         <w:lastRenderedPageBreak/>
         <w:t xml:space="preserve">Los </w:t>
@@ -1167,6 +1978,12 @@
         <w:t>Metadatos Técnicos</w:t>
       </w:r>
       <w:r>
+        <w:rPr>
+          <w:b/>
+        </w:rPr>
+        <w:t xml:space="preserve"> (Catálogo)</w:t>
+      </w:r>
+      <w:r>
         <w:t xml:space="preserve"> describen el origen y la ubicación física. Para </w:t>
       </w:r>
       <w:proofErr w:type="spellStart"/>
@@ -1180,12 +1997,6 @@
       <w:r>
         <w:t>los siguientes:</w:t>
       </w:r>
-    </w:p>
-    <w:p>
-      <w:pPr>
-        <w:spacing w:line="276" w:lineRule="auto"/>
-        <w:jc w:val="both"/>
-      </w:pPr>
     </w:p>
     <w:p>
       <w:pPr>
@@ -1195,15 +2006,16 @@
     </w:p>
     <w:tbl>
       <w:tblPr>
-        <w:tblStyle w:val="Tablanormal3"/>
+        <w:tblStyle w:val="Tablaconcuadrcula4-nfasis1"/>
         <w:tblW w:w="0" w:type="auto"/>
         <w:tblLook w:val="04A0" w:firstRow="1" w:lastRow="0" w:firstColumn="1" w:lastColumn="0" w:noHBand="0" w:noVBand="1"/>
       </w:tblPr>
       <w:tblGrid>
+        <w:gridCol w:w="976"/>
         <w:gridCol w:w="2497"/>
         <w:gridCol w:w="2377"/>
-        <w:gridCol w:w="1430"/>
-        <w:gridCol w:w="3334"/>
+        <w:gridCol w:w="1417"/>
+        <w:gridCol w:w="2361"/>
       </w:tblGrid>
       <w:tr>
         <w:trPr>
@@ -1211,17 +2023,48 @@
         </w:trPr>
         <w:tc>
           <w:tcPr>
-            <w:cnfStyle w:val="001000000100" w:firstRow="0" w:lastRow="0" w:firstColumn="1" w:lastColumn="0" w:oddVBand="0" w:evenVBand="0" w:oddHBand="0" w:evenHBand="0" w:firstRowFirstColumn="1" w:firstRowLastColumn="0" w:lastRowFirstColumn="0" w:lastRowLastColumn="0"/>
-            <w:tcW w:w="0" w:type="auto"/>
-            <w:hideMark/>
-          </w:tcPr>
-          <w:p>
-            <w:pPr>
-              <w:spacing w:line="276" w:lineRule="auto"/>
-              <w:jc w:val="both"/>
+            <w:cnfStyle w:val="001000000000" w:firstRow="0" w:lastRow="0" w:firstColumn="1" w:lastColumn="0" w:oddVBand="0" w:evenVBand="0" w:oddHBand="0" w:evenHBand="0" w:firstRowFirstColumn="0" w:firstRowLastColumn="0" w:lastRowFirstColumn="0" w:lastRowLastColumn="0"/>
+            <w:tcW w:w="0" w:type="auto"/>
+          </w:tcPr>
+          <w:p>
+            <w:pPr>
+              <w:spacing w:line="276" w:lineRule="auto"/>
+              <w:jc w:val="both"/>
+              <w:rPr>
+                <w:rStyle w:val="Textoennegrita"/>
+                <w:rFonts w:eastAsiaTheme="majorEastAsia"/>
+                <w:bdr w:val="none" w:sz="0" w:space="0" w:color="auto" w:frame="1"/>
+              </w:rPr>
+            </w:pPr>
+            <w:r>
+              <w:rPr>
+                <w:rStyle w:val="Textoennegrita"/>
+                <w:rFonts w:eastAsiaTheme="majorEastAsia"/>
+                <w:bdr w:val="none" w:sz="0" w:space="0" w:color="auto" w:frame="1"/>
+              </w:rPr>
+              <w:t>V</w:t>
+            </w:r>
+            <w:r>
+              <w:rPr>
+                <w:rStyle w:val="Textoennegrita"/>
+                <w:rFonts w:eastAsiaTheme="majorEastAsia"/>
+              </w:rPr>
+              <w:t>ersión</w:t>
+            </w:r>
+          </w:p>
+        </w:tc>
+        <w:tc>
+          <w:tcPr>
+            <w:tcW w:w="0" w:type="auto"/>
+            <w:hideMark/>
+          </w:tcPr>
+          <w:p>
+            <w:pPr>
+              <w:spacing w:line="276" w:lineRule="auto"/>
+              <w:jc w:val="both"/>
+              <w:cnfStyle w:val="100000000000" w:firstRow="1" w:lastRow="0" w:firstColumn="0" w:lastColumn="0" w:oddVBand="0" w:evenVBand="0" w:oddHBand="0" w:evenHBand="0" w:firstRowFirstColumn="0" w:firstRowLastColumn="0" w:lastRowFirstColumn="0" w:lastRowLastColumn="0"/>
               <w:rPr>
                 <w:b w:val="0"/>
-                <w:color w:val="1F1F1F"/>
               </w:rPr>
             </w:pPr>
             <w:r>
@@ -1229,10 +2072,9 @@
                 <w:rStyle w:val="Textoennegrita"/>
                 <w:rFonts w:eastAsiaTheme="majorEastAsia"/>
                 <w:b/>
-                <w:color w:val="1F1F1F"/>
-                <w:bdr w:val="none" w:sz="0" w:space="0" w:color="auto" w:frame="1"/>
-              </w:rPr>
-              <w:t>Tabla (Table)</w:t>
+                <w:bdr w:val="none" w:sz="0" w:space="0" w:color="auto" w:frame="1"/>
+              </w:rPr>
+              <w:t xml:space="preserve">Tabla </w:t>
             </w:r>
           </w:p>
         </w:tc>
@@ -1248,7 +2090,6 @@
               <w:cnfStyle w:val="100000000000" w:firstRow="1" w:lastRow="0" w:firstColumn="0" w:lastColumn="0" w:oddVBand="0" w:evenVBand="0" w:oddHBand="0" w:evenHBand="0" w:firstRowFirstColumn="0" w:firstRowLastColumn="0" w:lastRowFirstColumn="0" w:lastRowLastColumn="0"/>
               <w:rPr>
                 <w:b w:val="0"/>
-                <w:color w:val="1F1F1F"/>
               </w:rPr>
             </w:pPr>
             <w:r>
@@ -1256,20 +2097,34 @@
                 <w:rStyle w:val="Textoennegrita"/>
                 <w:rFonts w:eastAsiaTheme="majorEastAsia"/>
                 <w:b/>
-                <w:color w:val="1F1F1F"/>
-                <w:bdr w:val="none" w:sz="0" w:space="0" w:color="auto" w:frame="1"/>
-              </w:rPr>
-              <w:t>Servici</w:t>
-            </w:r>
+                <w:bdr w:val="none" w:sz="0" w:space="0" w:color="auto" w:frame="1"/>
+              </w:rPr>
+              <w:t>Servicio</w:t>
+            </w:r>
+          </w:p>
+        </w:tc>
+        <w:tc>
+          <w:tcPr>
+            <w:tcW w:w="0" w:type="auto"/>
+            <w:hideMark/>
+          </w:tcPr>
+          <w:p>
+            <w:pPr>
+              <w:spacing w:line="276" w:lineRule="auto"/>
+              <w:jc w:val="both"/>
+              <w:cnfStyle w:val="100000000000" w:firstRow="1" w:lastRow="0" w:firstColumn="0" w:lastColumn="0" w:oddVBand="0" w:evenVBand="0" w:oddHBand="0" w:evenHBand="0" w:firstRowFirstColumn="0" w:firstRowLastColumn="0" w:lastRowFirstColumn="0" w:lastRowLastColumn="0"/>
+              <w:rPr>
+                <w:b w:val="0"/>
+              </w:rPr>
+            </w:pPr>
             <w:r>
               <w:rPr>
                 <w:rStyle w:val="Textoennegrita"/>
                 <w:rFonts w:eastAsiaTheme="majorEastAsia"/>
                 <w:b/>
-                <w:color w:val="1F1F1F"/>
-                <w:bdr w:val="none" w:sz="0" w:space="0" w:color="auto" w:frame="1"/>
-              </w:rPr>
-              <w:t>o</w:t>
+                <w:bdr w:val="none" w:sz="0" w:space="0" w:color="auto" w:frame="1"/>
+              </w:rPr>
+              <w:t>Esquema</w:t>
             </w:r>
           </w:p>
         </w:tc>
@@ -1285,7 +2140,6 @@
               <w:cnfStyle w:val="100000000000" w:firstRow="1" w:lastRow="0" w:firstColumn="0" w:lastColumn="0" w:oddVBand="0" w:evenVBand="0" w:oddHBand="0" w:evenHBand="0" w:firstRowFirstColumn="0" w:firstRowLastColumn="0" w:lastRowFirstColumn="0" w:lastRowLastColumn="0"/>
               <w:rPr>
                 <w:b w:val="0"/>
-                <w:color w:val="1F1F1F"/>
               </w:rPr>
             </w:pPr>
             <w:r>
@@ -1293,34 +2147,6 @@
                 <w:rStyle w:val="Textoennegrita"/>
                 <w:rFonts w:eastAsiaTheme="majorEastAsia"/>
                 <w:b/>
-                <w:color w:val="1F1F1F"/>
-                <w:bdr w:val="none" w:sz="0" w:space="0" w:color="auto" w:frame="1"/>
-              </w:rPr>
-              <w:t>Esquema</w:t>
-            </w:r>
-          </w:p>
-        </w:tc>
-        <w:tc>
-          <w:tcPr>
-            <w:tcW w:w="0" w:type="auto"/>
-            <w:hideMark/>
-          </w:tcPr>
-          <w:p>
-            <w:pPr>
-              <w:spacing w:line="276" w:lineRule="auto"/>
-              <w:jc w:val="both"/>
-              <w:cnfStyle w:val="100000000000" w:firstRow="1" w:lastRow="0" w:firstColumn="0" w:lastColumn="0" w:oddVBand="0" w:evenVBand="0" w:oddHBand="0" w:evenHBand="0" w:firstRowFirstColumn="0" w:firstRowLastColumn="0" w:lastRowFirstColumn="0" w:lastRowLastColumn="0"/>
-              <w:rPr>
-                <w:b w:val="0"/>
-                <w:color w:val="1F1F1F"/>
-              </w:rPr>
-            </w:pPr>
-            <w:r>
-              <w:rPr>
-                <w:rStyle w:val="Textoennegrita"/>
-                <w:rFonts w:eastAsiaTheme="majorEastAsia"/>
-                <w:b/>
-                <w:color w:val="1F1F1F"/>
                 <w:bdr w:val="none" w:sz="0" w:space="0" w:color="auto" w:frame="1"/>
               </w:rPr>
               <w:t xml:space="preserve">Descripción  </w:t>
@@ -1336,12 +2162,31 @@
           <w:tcPr>
             <w:cnfStyle w:val="001000000000" w:firstRow="0" w:lastRow="0" w:firstColumn="1" w:lastColumn="0" w:oddVBand="0" w:evenVBand="0" w:oddHBand="0" w:evenHBand="0" w:firstRowFirstColumn="0" w:firstRowLastColumn="0" w:lastRowFirstColumn="0" w:lastRowLastColumn="0"/>
             <w:tcW w:w="0" w:type="auto"/>
-            <w:hideMark/>
-          </w:tcPr>
-          <w:p>
-            <w:pPr>
-              <w:spacing w:line="276" w:lineRule="auto"/>
-              <w:jc w:val="both"/>
+          </w:tcPr>
+          <w:p>
+            <w:pPr>
+              <w:rPr>
+                <w:b w:val="0"/>
+              </w:rPr>
+            </w:pPr>
+            <w:r>
+              <w:rPr>
+                <w:b w:val="0"/>
+              </w:rPr>
+              <w:t>v1.0</w:t>
+            </w:r>
+          </w:p>
+        </w:tc>
+        <w:tc>
+          <w:tcPr>
+            <w:tcW w:w="0" w:type="auto"/>
+            <w:hideMark/>
+          </w:tcPr>
+          <w:p>
+            <w:pPr>
+              <w:spacing w:line="276" w:lineRule="auto"/>
+              <w:jc w:val="both"/>
+              <w:cnfStyle w:val="000000100000" w:firstRow="0" w:lastRow="0" w:firstColumn="0" w:lastColumn="0" w:oddVBand="0" w:evenVBand="0" w:oddHBand="1" w:evenHBand="0" w:firstRowFirstColumn="0" w:firstRowLastColumn="0" w:lastRowFirstColumn="0" w:lastRowLastColumn="0"/>
               <w:rPr>
                 <w:color w:val="1F1F1F"/>
               </w:rPr>
@@ -1437,12 +2282,31 @@
           <w:tcPr>
             <w:cnfStyle w:val="001000000000" w:firstRow="0" w:lastRow="0" w:firstColumn="1" w:lastColumn="0" w:oddVBand="0" w:evenVBand="0" w:oddHBand="0" w:evenHBand="0" w:firstRowFirstColumn="0" w:firstRowLastColumn="0" w:lastRowFirstColumn="0" w:lastRowLastColumn="0"/>
             <w:tcW w:w="0" w:type="auto"/>
-            <w:hideMark/>
-          </w:tcPr>
-          <w:p>
-            <w:pPr>
-              <w:spacing w:line="276" w:lineRule="auto"/>
-              <w:jc w:val="both"/>
+          </w:tcPr>
+          <w:p>
+            <w:pPr>
+              <w:rPr>
+                <w:b w:val="0"/>
+              </w:rPr>
+            </w:pPr>
+            <w:r>
+              <w:rPr>
+                <w:b w:val="0"/>
+              </w:rPr>
+              <w:t>v1.0</w:t>
+            </w:r>
+          </w:p>
+        </w:tc>
+        <w:tc>
+          <w:tcPr>
+            <w:tcW w:w="0" w:type="auto"/>
+            <w:hideMark/>
+          </w:tcPr>
+          <w:p>
+            <w:pPr>
+              <w:spacing w:line="276" w:lineRule="auto"/>
+              <w:jc w:val="both"/>
+              <w:cnfStyle w:val="000000000000" w:firstRow="0" w:lastRow="0" w:firstColumn="0" w:lastColumn="0" w:oddVBand="0" w:evenVBand="0" w:oddHBand="0" w:evenHBand="0" w:firstRowFirstColumn="0" w:firstRowLastColumn="0" w:lastRowFirstColumn="0" w:lastRowLastColumn="0"/>
               <w:rPr>
                 <w:color w:val="1F1F1F"/>
               </w:rPr>
@@ -1555,12 +2419,31 @@
           <w:tcPr>
             <w:cnfStyle w:val="001000000000" w:firstRow="0" w:lastRow="0" w:firstColumn="1" w:lastColumn="0" w:oddVBand="0" w:evenVBand="0" w:oddHBand="0" w:evenHBand="0" w:firstRowFirstColumn="0" w:firstRowLastColumn="0" w:lastRowFirstColumn="0" w:lastRowLastColumn="0"/>
             <w:tcW w:w="0" w:type="auto"/>
-            <w:hideMark/>
-          </w:tcPr>
-          <w:p>
-            <w:pPr>
-              <w:spacing w:line="276" w:lineRule="auto"/>
-              <w:jc w:val="both"/>
+          </w:tcPr>
+          <w:p>
+            <w:pPr>
+              <w:rPr>
+                <w:b w:val="0"/>
+              </w:rPr>
+            </w:pPr>
+            <w:r>
+              <w:rPr>
+                <w:b w:val="0"/>
+              </w:rPr>
+              <w:t>v1.0</w:t>
+            </w:r>
+          </w:p>
+        </w:tc>
+        <w:tc>
+          <w:tcPr>
+            <w:tcW w:w="0" w:type="auto"/>
+            <w:hideMark/>
+          </w:tcPr>
+          <w:p>
+            <w:pPr>
+              <w:spacing w:line="276" w:lineRule="auto"/>
+              <w:jc w:val="both"/>
+              <w:cnfStyle w:val="000000100000" w:firstRow="0" w:lastRow="0" w:firstColumn="0" w:lastColumn="0" w:oddVBand="0" w:evenVBand="0" w:oddHBand="1" w:evenHBand="0" w:firstRowFirstColumn="0" w:firstRowLastColumn="0" w:lastRowFirstColumn="0" w:lastRowLastColumn="0"/>
               <w:rPr>
                 <w:color w:val="1F1F1F"/>
               </w:rPr>
@@ -1654,12 +2537,31 @@
           <w:tcPr>
             <w:cnfStyle w:val="001000000000" w:firstRow="0" w:lastRow="0" w:firstColumn="1" w:lastColumn="0" w:oddVBand="0" w:evenVBand="0" w:oddHBand="0" w:evenHBand="0" w:firstRowFirstColumn="0" w:firstRowLastColumn="0" w:lastRowFirstColumn="0" w:lastRowLastColumn="0"/>
             <w:tcW w:w="0" w:type="auto"/>
-            <w:hideMark/>
-          </w:tcPr>
-          <w:p>
-            <w:pPr>
-              <w:spacing w:line="276" w:lineRule="auto"/>
-              <w:jc w:val="both"/>
+          </w:tcPr>
+          <w:p>
+            <w:pPr>
+              <w:rPr>
+                <w:b w:val="0"/>
+              </w:rPr>
+            </w:pPr>
+            <w:r>
+              <w:rPr>
+                <w:b w:val="0"/>
+              </w:rPr>
+              <w:t>v1.0</w:t>
+            </w:r>
+          </w:p>
+        </w:tc>
+        <w:tc>
+          <w:tcPr>
+            <w:tcW w:w="0" w:type="auto"/>
+            <w:hideMark/>
+          </w:tcPr>
+          <w:p>
+            <w:pPr>
+              <w:spacing w:line="276" w:lineRule="auto"/>
+              <w:jc w:val="both"/>
+              <w:cnfStyle w:val="000000000000" w:firstRow="0" w:lastRow="0" w:firstColumn="0" w:lastColumn="0" w:oddVBand="0" w:evenVBand="0" w:oddHBand="0" w:evenHBand="0" w:firstRowFirstColumn="0" w:firstRowLastColumn="0" w:lastRowFirstColumn="0" w:lastRowLastColumn="0"/>
               <w:rPr>
                 <w:color w:val="1F1F1F"/>
               </w:rPr>
@@ -1758,12 +2660,31 @@
           <w:tcPr>
             <w:cnfStyle w:val="001000000000" w:firstRow="0" w:lastRow="0" w:firstColumn="1" w:lastColumn="0" w:oddVBand="0" w:evenVBand="0" w:oddHBand="0" w:evenHBand="0" w:firstRowFirstColumn="0" w:firstRowLastColumn="0" w:lastRowFirstColumn="0" w:lastRowLastColumn="0"/>
             <w:tcW w:w="0" w:type="auto"/>
-            <w:hideMark/>
-          </w:tcPr>
-          <w:p>
-            <w:pPr>
-              <w:spacing w:line="276" w:lineRule="auto"/>
-              <w:jc w:val="both"/>
+          </w:tcPr>
+          <w:p>
+            <w:pPr>
+              <w:rPr>
+                <w:b w:val="0"/>
+              </w:rPr>
+            </w:pPr>
+            <w:r>
+              <w:rPr>
+                <w:b w:val="0"/>
+              </w:rPr>
+              <w:t>v1.0</w:t>
+            </w:r>
+          </w:p>
+        </w:tc>
+        <w:tc>
+          <w:tcPr>
+            <w:tcW w:w="0" w:type="auto"/>
+            <w:hideMark/>
+          </w:tcPr>
+          <w:p>
+            <w:pPr>
+              <w:spacing w:line="276" w:lineRule="auto"/>
+              <w:jc w:val="both"/>
+              <w:cnfStyle w:val="000000100000" w:firstRow="0" w:lastRow="0" w:firstColumn="0" w:lastColumn="0" w:oddVBand="0" w:evenVBand="0" w:oddHBand="1" w:evenHBand="0" w:firstRowFirstColumn="0" w:firstRowLastColumn="0" w:lastRowFirstColumn="0" w:lastRowLastColumn="0"/>
               <w:rPr>
                 <w:color w:val="1F1F1F"/>
               </w:rPr>
@@ -1858,6 +2779,301 @@
                 <w:bdr w:val="none" w:sz="0" w:space="0" w:color="auto" w:frame="1"/>
               </w:rPr>
               <w:t>Resultados del modelo de IA con la demanda estimada.</w:t>
+            </w:r>
+          </w:p>
+        </w:tc>
+      </w:tr>
+      <w:tr>
+        <w:tc>
+          <w:tcPr>
+            <w:cnfStyle w:val="001000000000" w:firstRow="0" w:lastRow="0" w:firstColumn="1" w:lastColumn="0" w:oddVBand="0" w:evenVBand="0" w:oddHBand="0" w:evenHBand="0" w:firstRowFirstColumn="0" w:firstRowLastColumn="0" w:lastRowFirstColumn="0" w:lastRowLastColumn="0"/>
+            <w:tcW w:w="0" w:type="auto"/>
+          </w:tcPr>
+          <w:p>
+            <w:pPr>
+              <w:rPr>
+                <w:b w:val="0"/>
+              </w:rPr>
+            </w:pPr>
+            <w:r>
+              <w:rPr>
+                <w:b w:val="0"/>
+              </w:rPr>
+              <w:t>v1.</w:t>
+            </w:r>
+            <w:r>
+              <w:rPr>
+                <w:b w:val="0"/>
+              </w:rPr>
+              <w:t>1</w:t>
+            </w:r>
+          </w:p>
+        </w:tc>
+        <w:tc>
+          <w:tcPr>
+            <w:tcW w:w="0" w:type="auto"/>
+            <w:vAlign w:val="center"/>
+          </w:tcPr>
+          <w:p>
+            <w:pPr>
+              <w:spacing w:line="276" w:lineRule="auto"/>
+              <w:jc w:val="both"/>
+              <w:cnfStyle w:val="000000000000" w:firstRow="0" w:lastRow="0" w:firstColumn="0" w:lastColumn="0" w:oddVBand="0" w:evenVBand="0" w:oddHBand="0" w:evenHBand="0" w:firstRowFirstColumn="0" w:firstRowLastColumn="0" w:lastRowFirstColumn="0" w:lastRowLastColumn="0"/>
+              <w:rPr>
+                <w:rStyle w:val="CdigoHTML"/>
+                <w:color w:val="444746"/>
+                <w:bdr w:val="none" w:sz="0" w:space="0" w:color="auto" w:frame="1"/>
+              </w:rPr>
+            </w:pPr>
+            <w:r>
+              <w:rPr>
+                <w:rStyle w:val="CdigoHTML"/>
+              </w:rPr>
+              <w:t>MAESTRO_CLIENTE</w:t>
+            </w:r>
+          </w:p>
+        </w:tc>
+        <w:tc>
+          <w:tcPr>
+            <w:tcW w:w="0" w:type="auto"/>
+            <w:vAlign w:val="center"/>
+          </w:tcPr>
+          <w:p>
+            <w:pPr>
+              <w:spacing w:line="276" w:lineRule="auto"/>
+              <w:jc w:val="both"/>
+              <w:cnfStyle w:val="000000000000" w:firstRow="0" w:lastRow="0" w:firstColumn="0" w:lastColumn="0" w:oddVBand="0" w:evenVBand="0" w:oddHBand="0" w:evenHBand="0" w:firstRowFirstColumn="0" w:firstRowLastColumn="0" w:lastRowFirstColumn="0" w:lastRowLastColumn="0"/>
+              <w:rPr>
+                <w:rStyle w:val="CdigoHTML"/>
+                <w:color w:val="444746"/>
+                <w:bdr w:val="none" w:sz="0" w:space="0" w:color="auto" w:frame="1"/>
+              </w:rPr>
+            </w:pPr>
+            <w:proofErr w:type="spellStart"/>
+            <w:r>
+              <w:rPr>
+                <w:rStyle w:val="CdigoHTML"/>
+                <w:color w:val="444746"/>
+              </w:rPr>
+              <w:t>MDM_Hub</w:t>
+            </w:r>
+            <w:proofErr w:type="spellEnd"/>
+          </w:p>
+        </w:tc>
+        <w:tc>
+          <w:tcPr>
+            <w:tcW w:w="0" w:type="auto"/>
+            <w:vAlign w:val="center"/>
+          </w:tcPr>
+          <w:p>
+            <w:pPr>
+              <w:spacing w:line="276" w:lineRule="auto"/>
+              <w:jc w:val="both"/>
+              <w:cnfStyle w:val="000000000000" w:firstRow="0" w:lastRow="0" w:firstColumn="0" w:lastColumn="0" w:oddVBand="0" w:evenVBand="0" w:oddHBand="0" w:evenHBand="0" w:firstRowFirstColumn="0" w:firstRowLastColumn="0" w:lastRowFirstColumn="0" w:lastRowLastColumn="0"/>
+              <w:rPr>
+                <w:color w:val="1F1F1F"/>
+              </w:rPr>
+            </w:pPr>
+            <w:r>
+              <w:rPr>
+                <w:rStyle w:val="CdigoHTML"/>
+                <w:color w:val="444746"/>
+              </w:rPr>
+              <w:t>maestro</w:t>
+            </w:r>
+          </w:p>
+        </w:tc>
+        <w:tc>
+          <w:tcPr>
+            <w:tcW w:w="0" w:type="auto"/>
+            <w:vAlign w:val="center"/>
+          </w:tcPr>
+          <w:p>
+            <w:pPr>
+              <w:cnfStyle w:val="000000000000" w:firstRow="0" w:lastRow="0" w:firstColumn="0" w:lastColumn="0" w:oddVBand="0" w:evenVBand="0" w:oddHBand="0" w:evenHBand="0" w:firstRowFirstColumn="0" w:firstRowLastColumn="0" w:lastRowFirstColumn="0" w:lastRowLastColumn="0"/>
+              <w:rPr>
+                <w:color w:val="1F1F1F"/>
+              </w:rPr>
+            </w:pPr>
+            <w:r>
+              <w:rPr>
+                <w:bCs/>
+                <w:color w:val="1F1F1F"/>
+                <w:bdr w:val="none" w:sz="0" w:space="0" w:color="auto" w:frame="1"/>
+              </w:rPr>
+              <w:t>Sustituye a</w:t>
+            </w:r>
+            <w:r>
+              <w:rPr>
+                <w:b/>
+                <w:bCs/>
+                <w:color w:val="1F1F1F"/>
+                <w:bdr w:val="none" w:sz="0" w:space="0" w:color="auto" w:frame="1"/>
+              </w:rPr>
+              <w:t xml:space="preserve"> </w:t>
+            </w:r>
+            <w:r>
+              <w:rPr>
+                <w:rFonts w:ascii="Courier New" w:hAnsi="Courier New" w:cs="Courier New"/>
+                <w:b/>
+                <w:bCs/>
+                <w:color w:val="444746"/>
+                <w:sz w:val="20"/>
+                <w:szCs w:val="20"/>
+                <w:bdr w:val="none" w:sz="0" w:space="0" w:color="auto" w:frame="1"/>
+              </w:rPr>
+              <w:t>DIM_CLIENTES</w:t>
+            </w:r>
+            <w:r>
+              <w:rPr>
+                <w:color w:val="1F1F1F"/>
+                <w:bdr w:val="none" w:sz="0" w:space="0" w:color="auto" w:frame="1"/>
+              </w:rPr>
+              <w:t>. Es el Registro de Oro unificado con datos protegidos (PII).</w:t>
+            </w:r>
+          </w:p>
+        </w:tc>
+      </w:tr>
+      <w:tr>
+        <w:trPr>
+          <w:cnfStyle w:val="000000100000" w:firstRow="0" w:lastRow="0" w:firstColumn="0" w:lastColumn="0" w:oddVBand="0" w:evenVBand="0" w:oddHBand="1" w:evenHBand="0" w:firstRowFirstColumn="0" w:firstRowLastColumn="0" w:lastRowFirstColumn="0" w:lastRowLastColumn="0"/>
+        </w:trPr>
+        <w:tc>
+          <w:tcPr>
+            <w:cnfStyle w:val="001000000000" w:firstRow="0" w:lastRow="0" w:firstColumn="1" w:lastColumn="0" w:oddVBand="0" w:evenVBand="0" w:oddHBand="0" w:evenHBand="0" w:firstRowFirstColumn="0" w:firstRowLastColumn="0" w:lastRowFirstColumn="0" w:lastRowLastColumn="0"/>
+            <w:tcW w:w="0" w:type="auto"/>
+          </w:tcPr>
+          <w:p>
+            <w:pPr>
+              <w:rPr>
+                <w:b w:val="0"/>
+              </w:rPr>
+            </w:pPr>
+            <w:r>
+              <w:rPr>
+                <w:b w:val="0"/>
+              </w:rPr>
+              <w:t>v1.</w:t>
+            </w:r>
+            <w:r>
+              <w:rPr>
+                <w:b w:val="0"/>
+              </w:rPr>
+              <w:t>1</w:t>
+            </w:r>
+          </w:p>
+        </w:tc>
+        <w:tc>
+          <w:tcPr>
+            <w:tcW w:w="0" w:type="auto"/>
+            <w:vAlign w:val="center"/>
+          </w:tcPr>
+          <w:p>
+            <w:pPr>
+              <w:spacing w:line="276" w:lineRule="auto"/>
+              <w:jc w:val="both"/>
+              <w:cnfStyle w:val="000000100000" w:firstRow="0" w:lastRow="0" w:firstColumn="0" w:lastColumn="0" w:oddVBand="0" w:evenVBand="0" w:oddHBand="1" w:evenHBand="0" w:firstRowFirstColumn="0" w:firstRowLastColumn="0" w:lastRowFirstColumn="0" w:lastRowLastColumn="0"/>
+              <w:rPr>
+                <w:rStyle w:val="CdigoHTML"/>
+              </w:rPr>
+            </w:pPr>
+            <w:r>
+              <w:rPr>
+                <w:rStyle w:val="CdigoHTML"/>
+              </w:rPr>
+              <w:t>FUENTE_ORIGEN</w:t>
+            </w:r>
+          </w:p>
+        </w:tc>
+        <w:tc>
+          <w:tcPr>
+            <w:tcW w:w="0" w:type="auto"/>
+            <w:vAlign w:val="center"/>
+          </w:tcPr>
+          <w:p>
+            <w:pPr>
+              <w:spacing w:line="276" w:lineRule="auto"/>
+              <w:jc w:val="both"/>
+              <w:cnfStyle w:val="000000100000" w:firstRow="0" w:lastRow="0" w:firstColumn="0" w:lastColumn="0" w:oddVBand="0" w:evenVBand="0" w:oddHBand="1" w:evenHBand="0" w:firstRowFirstColumn="0" w:firstRowLastColumn="0" w:lastRowFirstColumn="0" w:lastRowLastColumn="0"/>
+              <w:rPr>
+                <w:rStyle w:val="CdigoHTML"/>
+              </w:rPr>
+            </w:pPr>
+            <w:proofErr w:type="spellStart"/>
+            <w:r>
+              <w:rPr>
+                <w:rStyle w:val="CdigoHTML"/>
+              </w:rPr>
+              <w:t>MDM_Hub</w:t>
+            </w:r>
+            <w:proofErr w:type="spellEnd"/>
+          </w:p>
+        </w:tc>
+        <w:tc>
+          <w:tcPr>
+            <w:tcW w:w="0" w:type="auto"/>
+            <w:vAlign w:val="center"/>
+          </w:tcPr>
+          <w:p>
+            <w:pPr>
+              <w:cnfStyle w:val="000000100000" w:firstRow="0" w:lastRow="0" w:firstColumn="0" w:lastColumn="0" w:oddVBand="0" w:evenVBand="0" w:oddHBand="1" w:evenHBand="0" w:firstRowFirstColumn="0" w:firstRowLastColumn="0" w:lastRowFirstColumn="0" w:lastRowLastColumn="0"/>
+              <w:rPr>
+                <w:color w:val="1F1F1F"/>
+              </w:rPr>
+            </w:pPr>
+            <w:r>
+              <w:rPr>
+                <w:bCs/>
+                <w:color w:val="1F1F1F"/>
+                <w:bdr w:val="none" w:sz="0" w:space="0" w:color="auto" w:frame="1"/>
+              </w:rPr>
+              <w:t>maestro</w:t>
+            </w:r>
+          </w:p>
+        </w:tc>
+        <w:tc>
+          <w:tcPr>
+            <w:tcW w:w="0" w:type="auto"/>
+            <w:vAlign w:val="center"/>
+          </w:tcPr>
+          <w:p>
+            <w:pPr>
+              <w:cnfStyle w:val="000000100000" w:firstRow="0" w:lastRow="0" w:firstColumn="0" w:lastColumn="0" w:oddVBand="0" w:evenVBand="0" w:oddHBand="1" w:evenHBand="0" w:firstRowFirstColumn="0" w:firstRowLastColumn="0" w:lastRowFirstColumn="0" w:lastRowLastColumn="0"/>
+              <w:rPr>
+                <w:color w:val="1F1F1F"/>
+              </w:rPr>
+            </w:pPr>
+            <w:r>
+              <w:rPr>
+                <w:b/>
+                <w:bCs/>
+                <w:color w:val="1F1F1F"/>
+                <w:bdr w:val="none" w:sz="0" w:space="0" w:color="auto" w:frame="1"/>
+              </w:rPr>
+              <w:t>Nueva tabla</w:t>
+            </w:r>
+            <w:r>
+              <w:rPr>
+                <w:color w:val="1F1F1F"/>
+                <w:bdr w:val="none" w:sz="0" w:space="0" w:color="auto" w:frame="1"/>
+              </w:rPr>
+              <w:t xml:space="preserve">. Almacena la trazabilidad y el nivel de confianza del </w:t>
+            </w:r>
+            <w:proofErr w:type="spellStart"/>
+            <w:r>
+              <w:rPr>
+                <w:color w:val="1F1F1F"/>
+                <w:bdr w:val="none" w:sz="0" w:space="0" w:color="auto" w:frame="1"/>
+              </w:rPr>
+              <w:t>matching</w:t>
+            </w:r>
+            <w:proofErr w:type="spellEnd"/>
+            <w:r>
+              <w:rPr>
+                <w:color w:val="1F1F1F"/>
+                <w:bdr w:val="none" w:sz="0" w:space="0" w:color="auto" w:frame="1"/>
+              </w:rPr>
+              <w:t>.</w:t>
             </w:r>
           </w:p>
         </w:tc>
@@ -1870,12 +3086,18 @@
       </w:pPr>
     </w:p>
     <w:p>
+      <w:r>
+        <w:br w:type="page"/>
+      </w:r>
+    </w:p>
+    <w:p>
       <w:pPr>
         <w:pStyle w:val="NormalWeb"/>
         <w:spacing w:line="276" w:lineRule="auto"/>
         <w:jc w:val="both"/>
       </w:pPr>
       <w:r>
+        <w:lastRenderedPageBreak/>
         <w:t xml:space="preserve">En cuanto a los </w:t>
       </w:r>
       <w:r>
@@ -1883,6 +3105,12 @@
           <w:b/>
         </w:rPr>
         <w:t>Metadatos Operativos</w:t>
+      </w:r>
+      <w:r>
+        <w:rPr>
+          <w:b/>
+        </w:rPr>
+        <w:t xml:space="preserve"> (Diccionario)</w:t>
       </w:r>
       <w:r>
         <w:t>, tenemos:</w:t>
@@ -1907,18 +3135,21 @@
       <w:r>
         <w:t xml:space="preserve"> </w:t>
       </w:r>
+      <w:r>
+        <w:t>(v1.0)</w:t>
+      </w:r>
     </w:p>
     <w:tbl>
       <w:tblPr>
-        <w:tblStyle w:val="Tablanormal1"/>
+        <w:tblStyle w:val="Tablaconcuadrcula7concolores-nfasis5"/>
         <w:tblW w:w="0" w:type="auto"/>
         <w:tblLook w:val="04A0" w:firstRow="1" w:lastRow="0" w:firstColumn="1" w:lastColumn="0" w:noHBand="0" w:noVBand="1"/>
       </w:tblPr>
       <w:tblGrid>
-        <w:gridCol w:w="2005"/>
+        <w:gridCol w:w="1988"/>
         <w:gridCol w:w="1777"/>
-        <w:gridCol w:w="1985"/>
-        <w:gridCol w:w="3861"/>
+        <w:gridCol w:w="1989"/>
+        <w:gridCol w:w="3884"/>
       </w:tblGrid>
       <w:tr>
         <w:trPr>
@@ -1926,7 +3157,7 @@
         </w:trPr>
         <w:tc>
           <w:tcPr>
-            <w:cnfStyle w:val="001000000000" w:firstRow="0" w:lastRow="0" w:firstColumn="1" w:lastColumn="0" w:oddVBand="0" w:evenVBand="0" w:oddHBand="0" w:evenHBand="0" w:firstRowFirstColumn="0" w:firstRowLastColumn="0" w:lastRowFirstColumn="0" w:lastRowLastColumn="0"/>
+            <w:cnfStyle w:val="001000000100" w:firstRow="0" w:lastRow="0" w:firstColumn="1" w:lastColumn="0" w:oddVBand="0" w:evenVBand="0" w:oddHBand="0" w:evenHBand="0" w:firstRowFirstColumn="1" w:firstRowLastColumn="0" w:lastRowFirstColumn="0" w:lastRowLastColumn="0"/>
             <w:tcW w:w="0" w:type="auto"/>
             <w:hideMark/>
           </w:tcPr>
@@ -2793,21 +4024,11 @@
     </w:p>
     <w:p>
       <w:pPr>
-        <w:spacing w:line="276" w:lineRule="auto"/>
-        <w:jc w:val="both"/>
-      </w:pPr>
-      <w:r>
-        <w:br w:type="page"/>
-      </w:r>
-    </w:p>
-    <w:p>
-      <w:pPr>
         <w:pStyle w:val="NormalWeb"/>
         <w:spacing w:line="276" w:lineRule="auto"/>
         <w:jc w:val="both"/>
       </w:pPr>
       <w:r>
-        <w:lastRenderedPageBreak/>
         <w:t xml:space="preserve">Para la tabla </w:t>
       </w:r>
       <w:r>
@@ -2819,19 +4040,22 @@
       </w:r>
       <w:r>
         <w:t xml:space="preserve"> </w:t>
+      </w:r>
+      <w:r>
+        <w:t>(v1.0)</w:t>
       </w:r>
     </w:p>
     <w:tbl>
       <w:tblPr>
-        <w:tblStyle w:val="Tablanormal1"/>
+        <w:tblStyle w:val="Tablaconcuadrcula7concolores-nfasis5"/>
         <w:tblW w:w="0" w:type="auto"/>
         <w:tblLook w:val="04A0" w:firstRow="1" w:lastRow="0" w:firstColumn="1" w:lastColumn="0" w:noHBand="0" w:noVBand="1"/>
       </w:tblPr>
       <w:tblGrid>
-        <w:gridCol w:w="2018"/>
+        <w:gridCol w:w="1999"/>
         <w:gridCol w:w="1657"/>
-        <w:gridCol w:w="2555"/>
-        <w:gridCol w:w="3398"/>
+        <w:gridCol w:w="2562"/>
+        <w:gridCol w:w="3420"/>
       </w:tblGrid>
       <w:tr>
         <w:trPr>
@@ -2839,7 +4063,7 @@
         </w:trPr>
         <w:tc>
           <w:tcPr>
-            <w:cnfStyle w:val="001000000000" w:firstRow="0" w:lastRow="0" w:firstColumn="1" w:lastColumn="0" w:oddVBand="0" w:evenVBand="0" w:oddHBand="0" w:evenHBand="0" w:firstRowFirstColumn="0" w:firstRowLastColumn="0" w:lastRowFirstColumn="0" w:lastRowLastColumn="0"/>
+            <w:cnfStyle w:val="001000000100" w:firstRow="0" w:lastRow="0" w:firstColumn="1" w:lastColumn="0" w:oddVBand="0" w:evenVBand="0" w:oddHBand="0" w:evenHBand="0" w:firstRowFirstColumn="1" w:firstRowLastColumn="0" w:lastRowFirstColumn="0" w:lastRowLastColumn="0"/>
             <w:tcW w:w="0" w:type="auto"/>
             <w:hideMark/>
           </w:tcPr>
@@ -3646,18 +4870,28 @@
         </w:rPr>
         <w:t>STG_METEO_FORECAST</w:t>
       </w:r>
+      <w:r>
+        <w:rPr>
+          <w:b/>
+          <w:u w:val="single"/>
+        </w:rPr>
+        <w:t xml:space="preserve"> </w:t>
+      </w:r>
+      <w:r>
+        <w:t>(v1.0)</w:t>
+      </w:r>
     </w:p>
     <w:tbl>
       <w:tblPr>
-        <w:tblStyle w:val="Tablanormal1"/>
+        <w:tblStyle w:val="Tablaconcuadrcula7concolores-nfasis5"/>
         <w:tblW w:w="0" w:type="auto"/>
         <w:tblLook w:val="04A0" w:firstRow="1" w:lastRow="0" w:firstColumn="1" w:lastColumn="0" w:noHBand="0" w:noVBand="1"/>
       </w:tblPr>
       <w:tblGrid>
-        <w:gridCol w:w="1904"/>
+        <w:gridCol w:w="1879"/>
         <w:gridCol w:w="1657"/>
-        <w:gridCol w:w="2072"/>
-        <w:gridCol w:w="3995"/>
+        <w:gridCol w:w="2078"/>
+        <w:gridCol w:w="4024"/>
       </w:tblGrid>
       <w:tr>
         <w:trPr>
@@ -3665,7 +4899,7 @@
         </w:trPr>
         <w:tc>
           <w:tcPr>
-            <w:cnfStyle w:val="001000000000" w:firstRow="0" w:lastRow="0" w:firstColumn="1" w:lastColumn="0" w:oddVBand="0" w:evenVBand="0" w:oddHBand="0" w:evenHBand="0" w:firstRowFirstColumn="0" w:firstRowLastColumn="0" w:lastRowFirstColumn="0" w:lastRowLastColumn="0"/>
+            <w:cnfStyle w:val="001000000100" w:firstRow="0" w:lastRow="0" w:firstColumn="1" w:lastColumn="0" w:oddVBand="0" w:evenVBand="0" w:oddHBand="0" w:evenHBand="0" w:firstRowFirstColumn="1" w:firstRowLastColumn="0" w:lastRowFirstColumn="0" w:lastRowLastColumn="0"/>
             <w:tcW w:w="0" w:type="auto"/>
             <w:hideMark/>
           </w:tcPr>
@@ -4446,6 +5680,7 @@
         </w:tc>
       </w:tr>
     </w:tbl>
+    <w:p/>
     <w:p>
       <w:pPr>
         <w:pStyle w:val="NormalWeb"/>
@@ -4462,18 +5697,28 @@
         </w:rPr>
         <w:t>DIM_INFRAESTRUCTURA</w:t>
       </w:r>
+      <w:r>
+        <w:rPr>
+          <w:b/>
+          <w:u w:val="single"/>
+        </w:rPr>
+        <w:t xml:space="preserve"> </w:t>
+      </w:r>
+      <w:r>
+        <w:t>(v1.0)</w:t>
+      </w:r>
     </w:p>
     <w:tbl>
       <w:tblPr>
-        <w:tblStyle w:val="Tablanormal1"/>
+        <w:tblStyle w:val="Tablaconcuadrcula7concolores-nfasis5"/>
         <w:tblW w:w="0" w:type="auto"/>
         <w:tblLook w:val="04A0" w:firstRow="1" w:lastRow="0" w:firstColumn="1" w:lastColumn="0" w:noHBand="0" w:noVBand="1"/>
       </w:tblPr>
       <w:tblGrid>
-        <w:gridCol w:w="2246"/>
+        <w:gridCol w:w="2209"/>
         <w:gridCol w:w="1657"/>
-        <w:gridCol w:w="2260"/>
-        <w:gridCol w:w="3465"/>
+        <w:gridCol w:w="2273"/>
+        <w:gridCol w:w="3499"/>
       </w:tblGrid>
       <w:tr>
         <w:trPr>
@@ -4481,7 +5726,7 @@
         </w:trPr>
         <w:tc>
           <w:tcPr>
-            <w:cnfStyle w:val="001000000000" w:firstRow="0" w:lastRow="0" w:firstColumn="1" w:lastColumn="0" w:oddVBand="0" w:evenVBand="0" w:oddHBand="0" w:evenHBand="0" w:firstRowFirstColumn="0" w:firstRowLastColumn="0" w:lastRowFirstColumn="0" w:lastRowLastColumn="0"/>
+            <w:cnfStyle w:val="001000000100" w:firstRow="0" w:lastRow="0" w:firstColumn="1" w:lastColumn="0" w:oddVBand="0" w:evenVBand="0" w:oddHBand="0" w:evenHBand="0" w:firstRowFirstColumn="1" w:firstRowLastColumn="0" w:lastRowFirstColumn="0" w:lastRowLastColumn="0"/>
             <w:tcW w:w="0" w:type="auto"/>
             <w:hideMark/>
           </w:tcPr>
@@ -4615,7 +5860,6 @@
                 <w:szCs w:val="20"/>
                 <w:bdr w:val="none" w:sz="0" w:space="0" w:color="auto" w:frame="1"/>
               </w:rPr>
-              <w:lastRenderedPageBreak/>
               <w:t>id_nodo</w:t>
             </w:r>
             <w:proofErr w:type="spellEnd"/>
@@ -5267,6 +6511,25 @@
         <w:spacing w:line="276" w:lineRule="auto"/>
         <w:jc w:val="both"/>
       </w:pPr>
+    </w:p>
+    <w:p>
+      <w:r>
+        <w:br w:type="page"/>
+      </w:r>
+    </w:p>
+    <w:p>
+      <w:pPr>
+        <w:pStyle w:val="NormalWeb"/>
+        <w:spacing w:line="276" w:lineRule="auto"/>
+        <w:jc w:val="both"/>
+      </w:pPr>
+    </w:p>
+    <w:p>
+      <w:pPr>
+        <w:pStyle w:val="NormalWeb"/>
+        <w:spacing w:line="276" w:lineRule="auto"/>
+        <w:jc w:val="both"/>
+      </w:pPr>
       <w:r>
         <w:t xml:space="preserve">Para la tabla </w:t>
       </w:r>
@@ -5276,19 +6539,29 @@
           <w:u w:val="single"/>
         </w:rPr>
         <w:t>OUTPUT_PREDICCION</w:t>
+      </w:r>
+      <w:r>
+        <w:rPr>
+          <w:b/>
+          <w:u w:val="single"/>
+        </w:rPr>
+        <w:t xml:space="preserve"> </w:t>
+      </w:r>
+      <w:r>
+        <w:t>(v1.0)</w:t>
       </w:r>
     </w:p>
     <w:tbl>
       <w:tblPr>
-        <w:tblStyle w:val="Tablanormal1"/>
+        <w:tblStyle w:val="Tablaconcuadrcula7concolores-nfasis5"/>
         <w:tblW w:w="0" w:type="auto"/>
         <w:tblLook w:val="04A0" w:firstRow="1" w:lastRow="0" w:firstColumn="1" w:lastColumn="0" w:noHBand="0" w:noVBand="1"/>
       </w:tblPr>
       <w:tblGrid>
-        <w:gridCol w:w="2246"/>
+        <w:gridCol w:w="2208"/>
         <w:gridCol w:w="1777"/>
-        <w:gridCol w:w="2258"/>
-        <w:gridCol w:w="3347"/>
+        <w:gridCol w:w="2271"/>
+        <w:gridCol w:w="3382"/>
       </w:tblGrid>
       <w:tr>
         <w:trPr>
@@ -5296,7 +6569,7 @@
         </w:trPr>
         <w:tc>
           <w:tcPr>
-            <w:cnfStyle w:val="001000000000" w:firstRow="0" w:lastRow="0" w:firstColumn="1" w:lastColumn="0" w:oddVBand="0" w:evenVBand="0" w:oddHBand="0" w:evenHBand="0" w:firstRowFirstColumn="0" w:firstRowLastColumn="0" w:lastRowFirstColumn="0" w:lastRowLastColumn="0"/>
+            <w:cnfStyle w:val="001000000100" w:firstRow="0" w:lastRow="0" w:firstColumn="1" w:lastColumn="0" w:oddVBand="0" w:evenVBand="0" w:oddHBand="0" w:evenHBand="0" w:firstRowFirstColumn="1" w:firstRowLastColumn="0" w:lastRowFirstColumn="0" w:lastRowLastColumn="0"/>
             <w:tcW w:w="0" w:type="auto"/>
             <w:hideMark/>
           </w:tcPr>
@@ -6183,24 +7456,6 @@
         <w:spacing w:line="276" w:lineRule="auto"/>
         <w:jc w:val="both"/>
       </w:pPr>
-      <w:r>
-        <w:t>Herramientas</w:t>
-      </w:r>
-      <w:r>
-        <w:t xml:space="preserve"> software </w:t>
-      </w:r>
-      <w:r>
-        <w:t xml:space="preserve">que podemos usar </w:t>
-      </w:r>
-      <w:r>
-        <w:t>para cada tipo de metadato</w:t>
-      </w:r>
-      <w:r>
-        <w:t xml:space="preserve"> serían las siguientes</w:t>
-      </w:r>
-      <w:r>
-        <w:t>:</w:t>
-      </w:r>
     </w:p>
     <w:p>
       <w:pPr>
@@ -6209,63 +7464,22 @@
         <w:jc w:val="both"/>
       </w:pPr>
       <w:r>
-        <w:rPr>
-          <w:bCs/>
-        </w:rPr>
-        <w:t xml:space="preserve">Para los </w:t>
-      </w:r>
-      <w:r>
-        <w:rPr>
-          <w:b/>
-          <w:bCs/>
-        </w:rPr>
-        <w:t>Metadatos de Negocio (Glosario)</w:t>
-      </w:r>
-      <w:r>
-        <w:rPr>
-          <w:b/>
-          <w:bCs/>
-        </w:rPr>
-        <w:t xml:space="preserve"> </w:t>
-      </w:r>
-      <w:r>
-        <w:rPr>
-          <w:bCs/>
-        </w:rPr>
-        <w:t xml:space="preserve">podríamos usar </w:t>
-      </w:r>
-      <w:proofErr w:type="spellStart"/>
-      <w:r>
-        <w:rPr>
-          <w:b/>
-          <w:bCs/>
-        </w:rPr>
-        <w:t>OpenMetadata</w:t>
-      </w:r>
-      <w:proofErr w:type="spellEnd"/>
-      <w:r>
-        <w:t xml:space="preserve"> o </w:t>
-      </w:r>
-      <w:proofErr w:type="spellStart"/>
-      <w:r>
-        <w:rPr>
-          <w:b/>
-          <w:bCs/>
-        </w:rPr>
-        <w:t>Collibra</w:t>
-      </w:r>
-      <w:proofErr w:type="spellEnd"/>
-      <w:r>
-        <w:t>.</w:t>
-      </w:r>
-      <w:r>
-        <w:t xml:space="preserve"> </w:t>
-      </w:r>
-      <w:r>
-        <w:t>Son ideales porque permiten que usuarios no técnicos busquen términos en lenguaje natural y vean quién es el responsable y la clasificación de seguridad</w:t>
-      </w:r>
-      <w:r>
-        <w:t>.</w:t>
+        <w:t>Herramientas</w:t>
+      </w:r>
+      <w:r>
+        <w:t xml:space="preserve"> software </w:t>
+      </w:r>
+      <w:r>
+        <w:t xml:space="preserve">que podemos usar </w:t>
+      </w:r>
+      <w:r>
+        <w:t>para cada tipo de metadato</w:t>
+      </w:r>
+      <w:r>
+        <w:t xml:space="preserve"> serían las siguientes</w:t>
+      </w:r>
+      <w:r>
+        <w:t>:</w:t>
       </w:r>
     </w:p>
     <w:p>
@@ -6285,7 +7499,7 @@
           <w:b/>
           <w:bCs/>
         </w:rPr>
-        <w:t>Metadatos Técnicos (Catálogo)</w:t>
+        <w:t>Metadatos de Negocio (Glosario)</w:t>
       </w:r>
       <w:r>
         <w:rPr>
@@ -6298,10 +7512,7 @@
         <w:rPr>
           <w:bCs/>
         </w:rPr>
-        <w:t>existen herramientas como</w:t>
-      </w:r>
-      <w:r>
-        <w:t xml:space="preserve"> </w:t>
+        <w:t xml:space="preserve">podríamos usar </w:t>
       </w:r>
       <w:proofErr w:type="spellStart"/>
       <w:r>
@@ -6315,60 +7526,26 @@
       <w:r>
         <w:t xml:space="preserve"> o </w:t>
       </w:r>
+      <w:proofErr w:type="spellStart"/>
       <w:r>
         <w:rPr>
           <w:b/>
           <w:bCs/>
         </w:rPr>
-        <w:t xml:space="preserve">AWS </w:t>
-      </w:r>
-      <w:proofErr w:type="spellStart"/>
-      <w:r>
-        <w:rPr>
-          <w:b/>
-          <w:bCs/>
-        </w:rPr>
-        <w:t>Glue</w:t>
+        <w:t>Collibra</w:t>
       </w:r>
       <w:proofErr w:type="spellEnd"/>
       <w:r>
-        <w:rPr>
-          <w:b/>
-          <w:bCs/>
-        </w:rPr>
-        <w:t xml:space="preserve"> Data </w:t>
-      </w:r>
-      <w:proofErr w:type="spellStart"/>
-      <w:r>
-        <w:rPr>
-          <w:b/>
-          <w:bCs/>
-        </w:rPr>
-        <w:t>Catalog</w:t>
-      </w:r>
-      <w:proofErr w:type="spellEnd"/>
-      <w:r>
         <w:t>.</w:t>
       </w:r>
       <w:r>
-        <w:rPr>
-          <w:b/>
-          <w:bCs/>
-        </w:rPr>
         <w:t xml:space="preserve"> </w:t>
       </w:r>
       <w:r>
-        <w:t xml:space="preserve"> Sobresalen en la conexión automática con bases de datos (escaneo de esquemas) y la visualización del </w:t>
-      </w:r>
-      <w:r>
-        <w:rPr>
-          <w:b/>
-          <w:bCs/>
-        </w:rPr>
-        <w:t>linaje del dato</w:t>
-      </w:r>
-      <w:r>
-        <w:t xml:space="preserve"> (de dónde viene y a dónde va).</w:t>
+        <w:t>Son ideales porque permiten que usuarios no técnicos busquen términos en lenguaje natural y vean quién es el responsable y la clasificación de seguridad</w:t>
+      </w:r>
+      <w:r>
+        <w:t>.</w:t>
       </w:r>
     </w:p>
     <w:p>
@@ -6388,7 +7565,7 @@
           <w:b/>
           <w:bCs/>
         </w:rPr>
-        <w:t>Metadatos Operativos (Diccionario)</w:t>
+        <w:t>Metadatos Técnicos (Catálogo)</w:t>
       </w:r>
       <w:r>
         <w:rPr>
@@ -6401,7 +7578,10 @@
         <w:rPr>
           <w:bCs/>
         </w:rPr>
-        <w:t xml:space="preserve">podemos usar </w:t>
+        <w:t>existen herramientas como</w:t>
+      </w:r>
+      <w:r>
+        <w:t xml:space="preserve"> </w:t>
       </w:r>
       <w:proofErr w:type="spellStart"/>
       <w:r>
@@ -6409,24 +7589,18 @@
           <w:b/>
           <w:bCs/>
         </w:rPr>
-        <w:t>DataHub</w:t>
+        <w:t>OpenMetadata</w:t>
       </w:r>
       <w:proofErr w:type="spellEnd"/>
       <w:r>
-        <w:t xml:space="preserve"> o el </w:t>
-      </w:r>
-      <w:r>
-        <w:t>de nuevo el</w:t>
-      </w:r>
-      <w:r>
-        <w:t xml:space="preserve"> </w:t>
+        <w:t xml:space="preserve"> o </w:t>
       </w:r>
       <w:r>
         <w:rPr>
           <w:b/>
           <w:bCs/>
         </w:rPr>
-        <w:t xml:space="preserve">Diccionario de Datos de </w:t>
+        <w:t xml:space="preserve">AWS </w:t>
       </w:r>
       <w:proofErr w:type="spellStart"/>
       <w:r>
@@ -6434,22 +7608,47 @@
           <w:b/>
           <w:bCs/>
         </w:rPr>
-        <w:t>OpenMetadata</w:t>
+        <w:t>Glue</w:t>
       </w:r>
       <w:proofErr w:type="spellEnd"/>
       <w:r>
+        <w:rPr>
+          <w:b/>
+          <w:bCs/>
+        </w:rPr>
+        <w:t xml:space="preserve"> Data </w:t>
+      </w:r>
+      <w:proofErr w:type="spellStart"/>
+      <w:r>
+        <w:rPr>
+          <w:b/>
+          <w:bCs/>
+        </w:rPr>
+        <w:t>Catalog</w:t>
+      </w:r>
+      <w:proofErr w:type="spellEnd"/>
+      <w:r>
         <w:t>.</w:t>
       </w:r>
       <w:r>
+        <w:rPr>
+          <w:b/>
+          <w:bCs/>
+        </w:rPr>
         <w:t xml:space="preserve"> </w:t>
       </w:r>
       <w:r>
-        <w:t>Permiten detallar el "tipo de dato", restricciones de integridad y estadísticas de ejecución (cuándo se actualizó la tabla por última vez).</w:t>
-      </w:r>
-    </w:p>
-    <w:p>
-      <w:r>
-        <w:br w:type="page"/>
+        <w:t xml:space="preserve"> Sobresalen en la conexión automática con bases de datos (escaneo de esquemas) y la visualización del </w:t>
+      </w:r>
+      <w:r>
+        <w:rPr>
+          <w:b/>
+          <w:bCs/>
+        </w:rPr>
+        <w:t>linaje del dato</w:t>
+      </w:r>
+      <w:r>
+        <w:t xml:space="preserve"> (de dónde viene y a dónde va).</w:t>
       </w:r>
     </w:p>
     <w:p>
@@ -6459,7 +7658,82 @@
         <w:jc w:val="both"/>
       </w:pPr>
       <w:r>
-        <w:lastRenderedPageBreak/>
+        <w:rPr>
+          <w:bCs/>
+        </w:rPr>
+        <w:t xml:space="preserve">Para los </w:t>
+      </w:r>
+      <w:r>
+        <w:rPr>
+          <w:b/>
+          <w:bCs/>
+        </w:rPr>
+        <w:t>Metadatos Operativos (Diccionario)</w:t>
+      </w:r>
+      <w:r>
+        <w:rPr>
+          <w:b/>
+          <w:bCs/>
+        </w:rPr>
+        <w:t xml:space="preserve"> </w:t>
+      </w:r>
+      <w:r>
+        <w:rPr>
+          <w:bCs/>
+        </w:rPr>
+        <w:t xml:space="preserve">podemos usar </w:t>
+      </w:r>
+      <w:proofErr w:type="spellStart"/>
+      <w:r>
+        <w:rPr>
+          <w:b/>
+          <w:bCs/>
+        </w:rPr>
+        <w:t>DataHub</w:t>
+      </w:r>
+      <w:proofErr w:type="spellEnd"/>
+      <w:r>
+        <w:t xml:space="preserve"> o el </w:t>
+      </w:r>
+      <w:r>
+        <w:t>de nuevo el</w:t>
+      </w:r>
+      <w:r>
+        <w:t xml:space="preserve"> </w:t>
+      </w:r>
+      <w:r>
+        <w:rPr>
+          <w:b/>
+          <w:bCs/>
+        </w:rPr>
+        <w:t xml:space="preserve">Diccionario de Datos de </w:t>
+      </w:r>
+      <w:proofErr w:type="spellStart"/>
+      <w:r>
+        <w:rPr>
+          <w:b/>
+          <w:bCs/>
+        </w:rPr>
+        <w:t>OpenMetadata</w:t>
+      </w:r>
+      <w:proofErr w:type="spellEnd"/>
+      <w:r>
+        <w:t>.</w:t>
+      </w:r>
+      <w:r>
+        <w:t xml:space="preserve"> </w:t>
+      </w:r>
+      <w:r>
+        <w:t>Permiten detallar el "tipo de dato", restricciones de integridad y estadísticas de ejecución (cuándo se actualizó la tabla por última vez).</w:t>
+      </w:r>
+    </w:p>
+    <w:p>
+      <w:pPr>
+        <w:pStyle w:val="NormalWeb"/>
+        <w:spacing w:line="276" w:lineRule="auto"/>
+        <w:jc w:val="both"/>
+      </w:pPr>
+      <w:r>
         <w:t xml:space="preserve">Vamos a establecer la trazabilidad de algunos de los conceptos más importantes. </w:t>
       </w:r>
     </w:p>
@@ -6525,9 +7799,9 @@
     </w:p>
     <w:tbl>
       <w:tblPr>
-        <w:tblStyle w:val="Tablaconcuadrcula"/>
-        <w:tblW w:w="0" w:type="auto"/>
-        <w:tblInd w:w="720" w:type="dxa"/>
+        <w:tblStyle w:val="Tablaconcuadrcula4-nfasis5"/>
+        <w:tblW w:w="8908" w:type="dxa"/>
+        <w:tblInd w:w="726" w:type="dxa"/>
         <w:tblLook w:val="04A0" w:firstRow="1" w:lastRow="0" w:firstColumn="1" w:lastColumn="0" w:noHBand="0" w:noVBand="1"/>
       </w:tblPr>
       <w:tblGrid>
@@ -6536,21 +7810,23 @@
         <w:gridCol w:w="3821"/>
       </w:tblGrid>
       <w:tr>
-        <w:tc>
-          <w:tcPr>
+        <w:trPr>
+          <w:cnfStyle w:val="100000000000" w:firstRow="1" w:lastRow="0" w:firstColumn="0" w:lastColumn="0" w:oddVBand="0" w:evenVBand="0" w:oddHBand="0" w:evenHBand="0" w:firstRowFirstColumn="0" w:firstRowLastColumn="0" w:lastRowFirstColumn="0" w:lastRowLastColumn="0"/>
+        </w:trPr>
+        <w:tc>
+          <w:tcPr>
+            <w:cnfStyle w:val="001000000000" w:firstRow="0" w:lastRow="0" w:firstColumn="1" w:lastColumn="0" w:oddVBand="0" w:evenVBand="0" w:oddHBand="0" w:evenHBand="0" w:firstRowFirstColumn="0" w:firstRowLastColumn="0" w:lastRowFirstColumn="0" w:lastRowLastColumn="0"/>
             <w:tcW w:w="2536" w:type="dxa"/>
           </w:tcPr>
           <w:p>
             <w:pPr>
               <w:jc w:val="center"/>
               <w:rPr>
-                <w:b/>
-              </w:rPr>
-            </w:pPr>
-            <w:r>
-              <w:rPr>
-                <w:b/>
-              </w:rPr>
+                <w:b w:val="0"/>
+              </w:rPr>
+            </w:pPr>
+            <w:r>
+              <w:lastRenderedPageBreak/>
               <w:t>Metadato de Negocio (Glosario)</w:t>
             </w:r>
           </w:p>
@@ -6562,14 +7838,12 @@
           <w:p>
             <w:pPr>
               <w:jc w:val="center"/>
-              <w:rPr>
-                <w:b/>
-              </w:rPr>
-            </w:pPr>
-            <w:r>
-              <w:rPr>
-                <w:b/>
-              </w:rPr>
+              <w:cnfStyle w:val="100000000000" w:firstRow="1" w:lastRow="0" w:firstColumn="0" w:lastColumn="0" w:oddVBand="0" w:evenVBand="0" w:oddHBand="0" w:evenHBand="0" w:firstRowFirstColumn="0" w:firstRowLastColumn="0" w:lastRowFirstColumn="0" w:lastRowLastColumn="0"/>
+              <w:rPr>
+                <w:b w:val="0"/>
+              </w:rPr>
+            </w:pPr>
+            <w:r>
               <w:t>Metadato Técnico (Catálogo)</w:t>
             </w:r>
           </w:p>
@@ -6579,8 +7853,9 @@
               <w:spacing w:line="276" w:lineRule="auto"/>
               <w:ind w:left="0"/>
               <w:jc w:val="both"/>
-              <w:rPr>
-                <w:b/>
+              <w:cnfStyle w:val="100000000000" w:firstRow="1" w:lastRow="0" w:firstColumn="0" w:lastColumn="0" w:oddVBand="0" w:evenVBand="0" w:oddHBand="0" w:evenHBand="0" w:firstRowFirstColumn="0" w:firstRowLastColumn="0" w:lastRowFirstColumn="0" w:lastRowLastColumn="0"/>
+              <w:rPr>
+                <w:b w:val="0"/>
               </w:rPr>
             </w:pPr>
           </w:p>
@@ -6592,28 +7867,24 @@
           <w:p>
             <w:pPr>
               <w:jc w:val="center"/>
-              <w:rPr>
-                <w:b/>
-              </w:rPr>
-            </w:pPr>
-            <w:r>
-              <w:rPr>
-                <w:b/>
-              </w:rPr>
+              <w:cnfStyle w:val="100000000000" w:firstRow="1" w:lastRow="0" w:firstColumn="0" w:lastColumn="0" w:oddVBand="0" w:evenVBand="0" w:oddHBand="0" w:evenHBand="0" w:firstRowFirstColumn="0" w:firstRowLastColumn="0" w:lastRowFirstColumn="0" w:lastRowLastColumn="0"/>
+              <w:rPr>
+                <w:b w:val="0"/>
+              </w:rPr>
+            </w:pPr>
+            <w:r>
               <w:t xml:space="preserve">Metadato Operativo </w:t>
             </w:r>
           </w:p>
           <w:p>
             <w:pPr>
               <w:jc w:val="center"/>
-              <w:rPr>
-                <w:b/>
-              </w:rPr>
-            </w:pPr>
-            <w:r>
-              <w:rPr>
-                <w:b/>
-              </w:rPr>
+              <w:cnfStyle w:val="100000000000" w:firstRow="1" w:lastRow="0" w:firstColumn="0" w:lastColumn="0" w:oddVBand="0" w:evenVBand="0" w:oddHBand="0" w:evenHBand="0" w:firstRowFirstColumn="0" w:firstRowLastColumn="0" w:lastRowFirstColumn="0" w:lastRowLastColumn="0"/>
+              <w:rPr>
+                <w:b w:val="0"/>
+              </w:rPr>
+            </w:pPr>
+            <w:r>
               <w:t>(Diccionario)</w:t>
             </w:r>
           </w:p>
@@ -6623,16 +7894,21 @@
               <w:spacing w:line="276" w:lineRule="auto"/>
               <w:ind w:left="0"/>
               <w:jc w:val="both"/>
-              <w:rPr>
-                <w:b/>
+              <w:cnfStyle w:val="100000000000" w:firstRow="1" w:lastRow="0" w:firstColumn="0" w:lastColumn="0" w:oddVBand="0" w:evenVBand="0" w:oddHBand="0" w:evenHBand="0" w:firstRowFirstColumn="0" w:firstRowLastColumn="0" w:lastRowFirstColumn="0" w:lastRowLastColumn="0"/>
+              <w:rPr>
+                <w:b w:val="0"/>
               </w:rPr>
             </w:pPr>
           </w:p>
         </w:tc>
       </w:tr>
       <w:tr>
-        <w:tc>
-          <w:tcPr>
+        <w:trPr>
+          <w:cnfStyle w:val="000000100000" w:firstRow="0" w:lastRow="0" w:firstColumn="0" w:lastColumn="0" w:oddVBand="0" w:evenVBand="0" w:oddHBand="1" w:evenHBand="0" w:firstRowFirstColumn="0" w:firstRowLastColumn="0" w:lastRowFirstColumn="0" w:lastRowLastColumn="0"/>
+        </w:trPr>
+        <w:tc>
+          <w:tcPr>
+            <w:cnfStyle w:val="001000000000" w:firstRow="0" w:lastRow="0" w:firstColumn="1" w:lastColumn="0" w:oddVBand="0" w:evenVBand="0" w:oddHBand="0" w:evenHBand="0" w:firstRowFirstColumn="0" w:firstRowLastColumn="0" w:lastRowFirstColumn="0" w:lastRowLastColumn="0"/>
             <w:tcW w:w="2536" w:type="dxa"/>
           </w:tcPr>
           <w:p>
@@ -6660,6 +7936,7 @@
             <w:pPr>
               <w:pStyle w:val="NormalWeb"/>
               <w:jc w:val="both"/>
+              <w:cnfStyle w:val="000000100000" w:firstRow="0" w:lastRow="0" w:firstColumn="0" w:lastColumn="0" w:oddVBand="0" w:evenVBand="0" w:oddHBand="1" w:evenHBand="0" w:firstRowFirstColumn="0" w:firstRowLastColumn="0" w:lastRowFirstColumn="0" w:lastRowLastColumn="0"/>
             </w:pPr>
             <w:r>
               <w:rPr>
@@ -6678,15 +7955,16 @@
               </w:rPr>
               <w:t>MySQL_ERP</w:t>
             </w:r>
+            <w:proofErr w:type="spellEnd"/>
             <w:r>
               <w:t>.</w:t>
             </w:r>
-            <w:proofErr w:type="spellEnd"/>
           </w:p>
           <w:p>
             <w:pPr>
               <w:pStyle w:val="NormalWeb"/>
               <w:jc w:val="both"/>
+              <w:cnfStyle w:val="000000100000" w:firstRow="0" w:lastRow="0" w:firstColumn="0" w:lastColumn="0" w:oddVBand="0" w:evenVBand="0" w:oddHBand="1" w:evenHBand="0" w:firstRowFirstColumn="0" w:firstRowLastColumn="0" w:lastRowFirstColumn="0" w:lastRowLastColumn="0"/>
             </w:pPr>
             <w:r>
               <w:rPr>
@@ -6714,6 +7992,7 @@
             <w:pPr>
               <w:pStyle w:val="NormalWeb"/>
               <w:jc w:val="both"/>
+              <w:cnfStyle w:val="000000100000" w:firstRow="0" w:lastRow="0" w:firstColumn="0" w:lastColumn="0" w:oddVBand="0" w:evenVBand="0" w:oddHBand="1" w:evenHBand="0" w:firstRowFirstColumn="0" w:firstRowLastColumn="0" w:lastRowFirstColumn="0" w:lastRowLastColumn="0"/>
             </w:pPr>
             <w:r>
               <w:rPr>
@@ -6739,6 +8018,7 @@
             <w:pPr>
               <w:pStyle w:val="NormalWeb"/>
               <w:jc w:val="both"/>
+              <w:cnfStyle w:val="000000100000" w:firstRow="0" w:lastRow="0" w:firstColumn="0" w:lastColumn="0" w:oddVBand="0" w:evenVBand="0" w:oddHBand="1" w:evenHBand="0" w:firstRowFirstColumn="0" w:firstRowLastColumn="0" w:lastRowFirstColumn="0" w:lastRowLastColumn="0"/>
             </w:pPr>
             <w:r>
               <w:rPr>
@@ -6766,6 +8046,7 @@
               <w:spacing w:line="276" w:lineRule="auto"/>
               <w:ind w:left="0"/>
               <w:jc w:val="both"/>
+              <w:cnfStyle w:val="000000100000" w:firstRow="0" w:lastRow="0" w:firstColumn="0" w:lastColumn="0" w:oddVBand="0" w:evenVBand="0" w:oddHBand="1" w:evenHBand="0" w:firstRowFirstColumn="0" w:firstRowLastColumn="0" w:lastRowFirstColumn="0" w:lastRowLastColumn="0"/>
             </w:pPr>
           </w:p>
         </w:tc>
@@ -6777,6 +8058,7 @@
             <w:pPr>
               <w:pStyle w:val="NormalWeb"/>
               <w:jc w:val="both"/>
+              <w:cnfStyle w:val="000000100000" w:firstRow="0" w:lastRow="0" w:firstColumn="0" w:lastColumn="0" w:oddVBand="0" w:evenVBand="0" w:oddHBand="1" w:evenHBand="0" w:firstRowFirstColumn="0" w:firstRowLastColumn="0" w:lastRowFirstColumn="0" w:lastRowLastColumn="0"/>
             </w:pPr>
             <w:r>
               <w:rPr>
@@ -6804,6 +8086,7 @@
             <w:pPr>
               <w:pStyle w:val="NormalWeb"/>
               <w:jc w:val="both"/>
+              <w:cnfStyle w:val="000000100000" w:firstRow="0" w:lastRow="0" w:firstColumn="0" w:lastColumn="0" w:oddVBand="0" w:evenVBand="0" w:oddHBand="1" w:evenHBand="0" w:firstRowFirstColumn="0" w:firstRowLastColumn="0" w:lastRowFirstColumn="0" w:lastRowLastColumn="0"/>
             </w:pPr>
             <w:r>
               <w:rPr>
@@ -6829,6 +8112,7 @@
             <w:pPr>
               <w:pStyle w:val="NormalWeb"/>
               <w:jc w:val="both"/>
+              <w:cnfStyle w:val="000000100000" w:firstRow="0" w:lastRow="0" w:firstColumn="0" w:lastColumn="0" w:oddVBand="0" w:evenVBand="0" w:oddHBand="1" w:evenHBand="0" w:firstRowFirstColumn="0" w:firstRowLastColumn="0" w:lastRowFirstColumn="0" w:lastRowLastColumn="0"/>
             </w:pPr>
             <w:r>
               <w:rPr>
@@ -6923,9 +8207,9 @@
     </w:p>
     <w:tbl>
       <w:tblPr>
-        <w:tblStyle w:val="Tablaconcuadrcula"/>
-        <w:tblW w:w="0" w:type="auto"/>
-        <w:tblInd w:w="720" w:type="dxa"/>
+        <w:tblStyle w:val="Tablaconcuadrcula4-nfasis5"/>
+        <w:tblW w:w="8908" w:type="dxa"/>
+        <w:tblInd w:w="726" w:type="dxa"/>
         <w:tblLook w:val="04A0" w:firstRow="1" w:lastRow="0" w:firstColumn="1" w:lastColumn="0" w:noHBand="0" w:noVBand="1"/>
       </w:tblPr>
       <w:tblGrid>
@@ -6934,21 +8218,22 @@
         <w:gridCol w:w="3821"/>
       </w:tblGrid>
       <w:tr>
-        <w:tc>
-          <w:tcPr>
+        <w:trPr>
+          <w:cnfStyle w:val="100000000000" w:firstRow="1" w:lastRow="0" w:firstColumn="0" w:lastColumn="0" w:oddVBand="0" w:evenVBand="0" w:oddHBand="0" w:evenHBand="0" w:firstRowFirstColumn="0" w:firstRowLastColumn="0" w:lastRowFirstColumn="0" w:lastRowLastColumn="0"/>
+        </w:trPr>
+        <w:tc>
+          <w:tcPr>
+            <w:cnfStyle w:val="001000000000" w:firstRow="0" w:lastRow="0" w:firstColumn="1" w:lastColumn="0" w:oddVBand="0" w:evenVBand="0" w:oddHBand="0" w:evenHBand="0" w:firstRowFirstColumn="0" w:firstRowLastColumn="0" w:lastRowFirstColumn="0" w:lastRowLastColumn="0"/>
             <w:tcW w:w="2536" w:type="dxa"/>
           </w:tcPr>
           <w:p>
             <w:pPr>
               <w:jc w:val="center"/>
               <w:rPr>
-                <w:b/>
-              </w:rPr>
-            </w:pPr>
-            <w:r>
-              <w:rPr>
-                <w:b/>
-              </w:rPr>
+                <w:b w:val="0"/>
+              </w:rPr>
+            </w:pPr>
+            <w:r>
               <w:t>Metadato de Negocio (Glosario)</w:t>
             </w:r>
           </w:p>
@@ -6960,14 +8245,12 @@
           <w:p>
             <w:pPr>
               <w:jc w:val="center"/>
-              <w:rPr>
-                <w:b/>
-              </w:rPr>
-            </w:pPr>
-            <w:r>
-              <w:rPr>
-                <w:b/>
-              </w:rPr>
+              <w:cnfStyle w:val="100000000000" w:firstRow="1" w:lastRow="0" w:firstColumn="0" w:lastColumn="0" w:oddVBand="0" w:evenVBand="0" w:oddHBand="0" w:evenHBand="0" w:firstRowFirstColumn="0" w:firstRowLastColumn="0" w:lastRowFirstColumn="0" w:lastRowLastColumn="0"/>
+              <w:rPr>
+                <w:b w:val="0"/>
+              </w:rPr>
+            </w:pPr>
+            <w:r>
               <w:t>Metadato Técnico (Catálogo)</w:t>
             </w:r>
           </w:p>
@@ -6977,8 +8260,9 @@
               <w:spacing w:line="276" w:lineRule="auto"/>
               <w:ind w:left="0"/>
               <w:jc w:val="both"/>
-              <w:rPr>
-                <w:b/>
+              <w:cnfStyle w:val="100000000000" w:firstRow="1" w:lastRow="0" w:firstColumn="0" w:lastColumn="0" w:oddVBand="0" w:evenVBand="0" w:oddHBand="0" w:evenHBand="0" w:firstRowFirstColumn="0" w:firstRowLastColumn="0" w:lastRowFirstColumn="0" w:lastRowLastColumn="0"/>
+              <w:rPr>
+                <w:b w:val="0"/>
               </w:rPr>
             </w:pPr>
           </w:p>
@@ -6990,28 +8274,24 @@
           <w:p>
             <w:pPr>
               <w:jc w:val="center"/>
-              <w:rPr>
-                <w:b/>
-              </w:rPr>
-            </w:pPr>
-            <w:r>
-              <w:rPr>
-                <w:b/>
-              </w:rPr>
+              <w:cnfStyle w:val="100000000000" w:firstRow="1" w:lastRow="0" w:firstColumn="0" w:lastColumn="0" w:oddVBand="0" w:evenVBand="0" w:oddHBand="0" w:evenHBand="0" w:firstRowFirstColumn="0" w:firstRowLastColumn="0" w:lastRowFirstColumn="0" w:lastRowLastColumn="0"/>
+              <w:rPr>
+                <w:b w:val="0"/>
+              </w:rPr>
+            </w:pPr>
+            <w:r>
               <w:t xml:space="preserve">Metadato Operativo </w:t>
             </w:r>
           </w:p>
           <w:p>
             <w:pPr>
               <w:jc w:val="center"/>
-              <w:rPr>
-                <w:b/>
-              </w:rPr>
-            </w:pPr>
-            <w:r>
-              <w:rPr>
-                <w:b/>
-              </w:rPr>
+              <w:cnfStyle w:val="100000000000" w:firstRow="1" w:lastRow="0" w:firstColumn="0" w:lastColumn="0" w:oddVBand="0" w:evenVBand="0" w:oddHBand="0" w:evenHBand="0" w:firstRowFirstColumn="0" w:firstRowLastColumn="0" w:lastRowFirstColumn="0" w:lastRowLastColumn="0"/>
+              <w:rPr>
+                <w:b w:val="0"/>
+              </w:rPr>
+            </w:pPr>
+            <w:r>
               <w:t>(Diccionario)</w:t>
             </w:r>
           </w:p>
@@ -7021,16 +8301,21 @@
               <w:spacing w:line="276" w:lineRule="auto"/>
               <w:ind w:left="0"/>
               <w:jc w:val="both"/>
-              <w:rPr>
-                <w:b/>
+              <w:cnfStyle w:val="100000000000" w:firstRow="1" w:lastRow="0" w:firstColumn="0" w:lastColumn="0" w:oddVBand="0" w:evenVBand="0" w:oddHBand="0" w:evenHBand="0" w:firstRowFirstColumn="0" w:firstRowLastColumn="0" w:lastRowFirstColumn="0" w:lastRowLastColumn="0"/>
+              <w:rPr>
+                <w:b w:val="0"/>
               </w:rPr>
             </w:pPr>
           </w:p>
         </w:tc>
       </w:tr>
       <w:tr>
-        <w:tc>
-          <w:tcPr>
+        <w:trPr>
+          <w:cnfStyle w:val="000000100000" w:firstRow="0" w:lastRow="0" w:firstColumn="0" w:lastColumn="0" w:oddVBand="0" w:evenVBand="0" w:oddHBand="1" w:evenHBand="0" w:firstRowFirstColumn="0" w:firstRowLastColumn="0" w:lastRowFirstColumn="0" w:lastRowLastColumn="0"/>
+        </w:trPr>
+        <w:tc>
+          <w:tcPr>
+            <w:cnfStyle w:val="001000000000" w:firstRow="0" w:lastRow="0" w:firstColumn="1" w:lastColumn="0" w:oddVBand="0" w:evenVBand="0" w:oddHBand="0" w:evenHBand="0" w:firstRowFirstColumn="0" w:firstRowLastColumn="0" w:lastRowFirstColumn="0" w:lastRowLastColumn="0"/>
             <w:tcW w:w="2536" w:type="dxa"/>
           </w:tcPr>
           <w:p>
@@ -7046,6 +8331,7 @@
           <w:p>
             <w:pPr>
               <w:pStyle w:val="NormalWeb"/>
+              <w:cnfStyle w:val="000000100000" w:firstRow="0" w:lastRow="0" w:firstColumn="0" w:lastColumn="0" w:oddVBand="0" w:evenVBand="0" w:oddHBand="1" w:evenHBand="0" w:firstRowFirstColumn="0" w:firstRowLastColumn="0" w:lastRowFirstColumn="0" w:lastRowLastColumn="0"/>
             </w:pPr>
             <w:r>
               <w:rPr>
@@ -7072,6 +8358,7 @@
           <w:p>
             <w:pPr>
               <w:pStyle w:val="NormalWeb"/>
+              <w:cnfStyle w:val="000000100000" w:firstRow="0" w:lastRow="0" w:firstColumn="0" w:lastColumn="0" w:oddVBand="0" w:evenVBand="0" w:oddHBand="1" w:evenHBand="0" w:firstRowFirstColumn="0" w:firstRowLastColumn="0" w:lastRowFirstColumn="0" w:lastRowLastColumn="0"/>
             </w:pPr>
             <w:r>
               <w:rPr>
@@ -7098,6 +8385,7 @@
           <w:p>
             <w:pPr>
               <w:pStyle w:val="NormalWeb"/>
+              <w:cnfStyle w:val="000000100000" w:firstRow="0" w:lastRow="0" w:firstColumn="0" w:lastColumn="0" w:oddVBand="0" w:evenVBand="0" w:oddHBand="1" w:evenHBand="0" w:firstRowFirstColumn="0" w:firstRowLastColumn="0" w:lastRowFirstColumn="0" w:lastRowLastColumn="0"/>
             </w:pPr>
             <w:r>
               <w:rPr>
@@ -7124,6 +8412,7 @@
           <w:p>
             <w:pPr>
               <w:pStyle w:val="NormalWeb"/>
+              <w:cnfStyle w:val="000000100000" w:firstRow="0" w:lastRow="0" w:firstColumn="0" w:lastColumn="0" w:oddVBand="0" w:evenVBand="0" w:oddHBand="1" w:evenHBand="0" w:firstRowFirstColumn="0" w:firstRowLastColumn="0" w:lastRowFirstColumn="0" w:lastRowLastColumn="0"/>
             </w:pPr>
             <w:r>
               <w:rPr>
@@ -7149,9 +8438,9 @@
             <w:pPr>
               <w:pStyle w:val="NormalWeb"/>
               <w:jc w:val="both"/>
-            </w:pPr>
-            <w:r>
-              <w:lastRenderedPageBreak/>
+              <w:cnfStyle w:val="000000100000" w:firstRow="0" w:lastRow="0" w:firstColumn="0" w:lastColumn="0" w:oddVBand="0" w:evenVBand="0" w:oddHBand="1" w:evenHBand="0" w:firstRowFirstColumn="0" w:firstRowLastColumn="0" w:lastRowFirstColumn="0" w:lastRowLastColumn="0"/>
+            </w:pPr>
+            <w:r>
               <w:t>.</w:t>
             </w:r>
           </w:p>
@@ -7161,6 +8450,7 @@
               <w:spacing w:line="276" w:lineRule="auto"/>
               <w:ind w:left="0"/>
               <w:jc w:val="both"/>
+              <w:cnfStyle w:val="000000100000" w:firstRow="0" w:lastRow="0" w:firstColumn="0" w:lastColumn="0" w:oddVBand="0" w:evenVBand="0" w:oddHBand="1" w:evenHBand="0" w:firstRowFirstColumn="0" w:firstRowLastColumn="0" w:lastRowFirstColumn="0" w:lastRowLastColumn="0"/>
             </w:pPr>
           </w:p>
         </w:tc>
@@ -7171,13 +8461,13 @@
           <w:p>
             <w:pPr>
               <w:pStyle w:val="NormalWeb"/>
+              <w:cnfStyle w:val="000000100000" w:firstRow="0" w:lastRow="0" w:firstColumn="0" w:lastColumn="0" w:oddVBand="0" w:evenVBand="0" w:oddHBand="1" w:evenHBand="0" w:firstRowFirstColumn="0" w:firstRowLastColumn="0" w:lastRowFirstColumn="0" w:lastRowLastColumn="0"/>
             </w:pPr>
             <w:r>
               <w:rPr>
                 <w:b/>
                 <w:bCs/>
               </w:rPr>
-              <w:lastRenderedPageBreak/>
               <w:t>Campo:</w:t>
             </w:r>
             <w:r>
@@ -7198,6 +8488,7 @@
           <w:p>
             <w:pPr>
               <w:pStyle w:val="NormalWeb"/>
+              <w:cnfStyle w:val="000000100000" w:firstRow="0" w:lastRow="0" w:firstColumn="0" w:lastColumn="0" w:oddVBand="0" w:evenVBand="0" w:oddHBand="1" w:evenHBand="0" w:firstRowFirstColumn="0" w:firstRowLastColumn="0" w:lastRowFirstColumn="0" w:lastRowLastColumn="0"/>
             </w:pPr>
             <w:r>
               <w:rPr>
@@ -7266,13 +8557,13 @@
           <w:p>
             <w:pPr>
               <w:pStyle w:val="NormalWeb"/>
+              <w:cnfStyle w:val="000000100000" w:firstRow="0" w:lastRow="0" w:firstColumn="0" w:lastColumn="0" w:oddVBand="0" w:evenVBand="0" w:oddHBand="1" w:evenHBand="0" w:firstRowFirstColumn="0" w:firstRowLastColumn="0" w:lastRowFirstColumn="0" w:lastRowLastColumn="0"/>
             </w:pPr>
             <w:r>
               <w:rPr>
                 <w:b/>
                 <w:bCs/>
               </w:rPr>
-              <w:lastRenderedPageBreak/>
               <w:t>Control de Calidad Asociado:</w:t>
             </w:r>
             <w:r>
@@ -7317,7 +8608,6 @@
         <w:jc w:val="both"/>
       </w:pPr>
       <w:r>
-        <w:lastRenderedPageBreak/>
         <w:br/>
       </w:r>
     </w:p>
@@ -7365,6 +8655,7 @@
           <w:rStyle w:val="CdigoHTML"/>
           <w:rFonts w:eastAsiaTheme="majorEastAsia"/>
         </w:rPr>
+        <w:lastRenderedPageBreak/>
         <w:t>DIM_CLIENTES</w:t>
       </w:r>
       <w:r>
@@ -7384,9 +8675,9 @@
     </w:p>
     <w:tbl>
       <w:tblPr>
-        <w:tblStyle w:val="Tablaconcuadrcula"/>
-        <w:tblW w:w="0" w:type="auto"/>
-        <w:tblInd w:w="720" w:type="dxa"/>
+        <w:tblStyle w:val="Tablaconcuadrcula4-nfasis5"/>
+        <w:tblW w:w="8908" w:type="dxa"/>
+        <w:tblInd w:w="726" w:type="dxa"/>
         <w:tblLook w:val="04A0" w:firstRow="1" w:lastRow="0" w:firstColumn="1" w:lastColumn="0" w:noHBand="0" w:noVBand="1"/>
       </w:tblPr>
       <w:tblGrid>
@@ -7395,21 +8686,22 @@
         <w:gridCol w:w="3821"/>
       </w:tblGrid>
       <w:tr>
-        <w:tc>
-          <w:tcPr>
+        <w:trPr>
+          <w:cnfStyle w:val="100000000000" w:firstRow="1" w:lastRow="0" w:firstColumn="0" w:lastColumn="0" w:oddVBand="0" w:evenVBand="0" w:oddHBand="0" w:evenHBand="0" w:firstRowFirstColumn="0" w:firstRowLastColumn="0" w:lastRowFirstColumn="0" w:lastRowLastColumn="0"/>
+        </w:trPr>
+        <w:tc>
+          <w:tcPr>
+            <w:cnfStyle w:val="001000000000" w:firstRow="0" w:lastRow="0" w:firstColumn="1" w:lastColumn="0" w:oddVBand="0" w:evenVBand="0" w:oddHBand="0" w:evenHBand="0" w:firstRowFirstColumn="0" w:firstRowLastColumn="0" w:lastRowFirstColumn="0" w:lastRowLastColumn="0"/>
             <w:tcW w:w="2536" w:type="dxa"/>
           </w:tcPr>
           <w:p>
             <w:pPr>
               <w:jc w:val="center"/>
               <w:rPr>
-                <w:b/>
-              </w:rPr>
-            </w:pPr>
-            <w:r>
-              <w:rPr>
-                <w:b/>
-              </w:rPr>
+                <w:b w:val="0"/>
+              </w:rPr>
+            </w:pPr>
+            <w:r>
               <w:t>Metadato de Negocio (Glosario)</w:t>
             </w:r>
           </w:p>
@@ -7421,14 +8713,12 @@
           <w:p>
             <w:pPr>
               <w:jc w:val="center"/>
-              <w:rPr>
-                <w:b/>
-              </w:rPr>
-            </w:pPr>
-            <w:r>
-              <w:rPr>
-                <w:b/>
-              </w:rPr>
+              <w:cnfStyle w:val="100000000000" w:firstRow="1" w:lastRow="0" w:firstColumn="0" w:lastColumn="0" w:oddVBand="0" w:evenVBand="0" w:oddHBand="0" w:evenHBand="0" w:firstRowFirstColumn="0" w:firstRowLastColumn="0" w:lastRowFirstColumn="0" w:lastRowLastColumn="0"/>
+              <w:rPr>
+                <w:b w:val="0"/>
+              </w:rPr>
+            </w:pPr>
+            <w:r>
               <w:t>Metadato Técnico (Catálogo)</w:t>
             </w:r>
           </w:p>
@@ -7438,8 +8728,9 @@
               <w:spacing w:line="276" w:lineRule="auto"/>
               <w:ind w:left="0"/>
               <w:jc w:val="both"/>
-              <w:rPr>
-                <w:b/>
+              <w:cnfStyle w:val="100000000000" w:firstRow="1" w:lastRow="0" w:firstColumn="0" w:lastColumn="0" w:oddVBand="0" w:evenVBand="0" w:oddHBand="0" w:evenHBand="0" w:firstRowFirstColumn="0" w:firstRowLastColumn="0" w:lastRowFirstColumn="0" w:lastRowLastColumn="0"/>
+              <w:rPr>
+                <w:b w:val="0"/>
               </w:rPr>
             </w:pPr>
           </w:p>
@@ -7451,28 +8742,24 @@
           <w:p>
             <w:pPr>
               <w:jc w:val="center"/>
-              <w:rPr>
-                <w:b/>
-              </w:rPr>
-            </w:pPr>
-            <w:r>
-              <w:rPr>
-                <w:b/>
-              </w:rPr>
+              <w:cnfStyle w:val="100000000000" w:firstRow="1" w:lastRow="0" w:firstColumn="0" w:lastColumn="0" w:oddVBand="0" w:evenVBand="0" w:oddHBand="0" w:evenHBand="0" w:firstRowFirstColumn="0" w:firstRowLastColumn="0" w:lastRowFirstColumn="0" w:lastRowLastColumn="0"/>
+              <w:rPr>
+                <w:b w:val="0"/>
+              </w:rPr>
+            </w:pPr>
+            <w:r>
               <w:t xml:space="preserve">Metadato Operativo </w:t>
             </w:r>
           </w:p>
           <w:p>
             <w:pPr>
               <w:jc w:val="center"/>
-              <w:rPr>
-                <w:b/>
-              </w:rPr>
-            </w:pPr>
-            <w:r>
-              <w:rPr>
-                <w:b/>
-              </w:rPr>
+              <w:cnfStyle w:val="100000000000" w:firstRow="1" w:lastRow="0" w:firstColumn="0" w:lastColumn="0" w:oddVBand="0" w:evenVBand="0" w:oddHBand="0" w:evenHBand="0" w:firstRowFirstColumn="0" w:firstRowLastColumn="0" w:lastRowFirstColumn="0" w:lastRowLastColumn="0"/>
+              <w:rPr>
+                <w:b w:val="0"/>
+              </w:rPr>
+            </w:pPr>
+            <w:r>
               <w:t>(Diccionario)</w:t>
             </w:r>
           </w:p>
@@ -7482,16 +8769,21 @@
               <w:spacing w:line="276" w:lineRule="auto"/>
               <w:ind w:left="0"/>
               <w:jc w:val="both"/>
-              <w:rPr>
-                <w:b/>
+              <w:cnfStyle w:val="100000000000" w:firstRow="1" w:lastRow="0" w:firstColumn="0" w:lastColumn="0" w:oddVBand="0" w:evenVBand="0" w:oddHBand="0" w:evenHBand="0" w:firstRowFirstColumn="0" w:firstRowLastColumn="0" w:lastRowFirstColumn="0" w:lastRowLastColumn="0"/>
+              <w:rPr>
+                <w:b w:val="0"/>
               </w:rPr>
             </w:pPr>
           </w:p>
         </w:tc>
       </w:tr>
       <w:tr>
-        <w:tc>
-          <w:tcPr>
+        <w:trPr>
+          <w:cnfStyle w:val="000000100000" w:firstRow="0" w:lastRow="0" w:firstColumn="0" w:lastColumn="0" w:oddVBand="0" w:evenVBand="0" w:oddHBand="1" w:evenHBand="0" w:firstRowFirstColumn="0" w:firstRowLastColumn="0" w:lastRowFirstColumn="0" w:lastRowLastColumn="0"/>
+        </w:trPr>
+        <w:tc>
+          <w:tcPr>
+            <w:cnfStyle w:val="001000000000" w:firstRow="0" w:lastRow="0" w:firstColumn="1" w:lastColumn="0" w:oddVBand="0" w:evenVBand="0" w:oddHBand="0" w:evenHBand="0" w:firstRowFirstColumn="0" w:firstRowLastColumn="0" w:lastRowFirstColumn="0" w:lastRowLastColumn="0"/>
             <w:tcW w:w="2536" w:type="dxa"/>
           </w:tcPr>
           <w:p>
@@ -7508,6 +8800,7 @@
           <w:p>
             <w:pPr>
               <w:pStyle w:val="NormalWeb"/>
+              <w:cnfStyle w:val="000000100000" w:firstRow="0" w:lastRow="0" w:firstColumn="0" w:lastColumn="0" w:oddVBand="0" w:evenVBand="0" w:oddHBand="1" w:evenHBand="0" w:firstRowFirstColumn="0" w:firstRowLastColumn="0" w:lastRowFirstColumn="0" w:lastRowLastColumn="0"/>
             </w:pPr>
             <w:r>
               <w:rPr>
@@ -7534,6 +8827,7 @@
           <w:p>
             <w:pPr>
               <w:pStyle w:val="NormalWeb"/>
+              <w:cnfStyle w:val="000000100000" w:firstRow="0" w:lastRow="0" w:firstColumn="0" w:lastColumn="0" w:oddVBand="0" w:evenVBand="0" w:oddHBand="1" w:evenHBand="0" w:firstRowFirstColumn="0" w:firstRowLastColumn="0" w:lastRowFirstColumn="0" w:lastRowLastColumn="0"/>
             </w:pPr>
             <w:r>
               <w:rPr>
@@ -7560,6 +8854,7 @@
           <w:p>
             <w:pPr>
               <w:pStyle w:val="NormalWeb"/>
+              <w:cnfStyle w:val="000000100000" w:firstRow="0" w:lastRow="0" w:firstColumn="0" w:lastColumn="0" w:oddVBand="0" w:evenVBand="0" w:oddHBand="1" w:evenHBand="0" w:firstRowFirstColumn="0" w:firstRowLastColumn="0" w:lastRowFirstColumn="0" w:lastRowLastColumn="0"/>
             </w:pPr>
             <w:r>
               <w:rPr>
@@ -7584,6 +8879,7 @@
           <w:p>
             <w:pPr>
               <w:pStyle w:val="NormalWeb"/>
+              <w:cnfStyle w:val="000000100000" w:firstRow="0" w:lastRow="0" w:firstColumn="0" w:lastColumn="0" w:oddVBand="0" w:evenVBand="0" w:oddHBand="1" w:evenHBand="0" w:firstRowFirstColumn="0" w:firstRowLastColumn="0" w:lastRowFirstColumn="0" w:lastRowLastColumn="0"/>
             </w:pPr>
             <w:r>
               <w:rPr>
@@ -7611,6 +8907,7 @@
               <w:spacing w:line="276" w:lineRule="auto"/>
               <w:ind w:left="0"/>
               <w:jc w:val="both"/>
+              <w:cnfStyle w:val="000000100000" w:firstRow="0" w:lastRow="0" w:firstColumn="0" w:lastColumn="0" w:oddVBand="0" w:evenVBand="0" w:oddHBand="1" w:evenHBand="0" w:firstRowFirstColumn="0" w:firstRowLastColumn="0" w:lastRowFirstColumn="0" w:lastRowLastColumn="0"/>
             </w:pPr>
           </w:p>
         </w:tc>
@@ -7621,6 +8918,7 @@
           <w:p>
             <w:pPr>
               <w:pStyle w:val="NormalWeb"/>
+              <w:cnfStyle w:val="000000100000" w:firstRow="0" w:lastRow="0" w:firstColumn="0" w:lastColumn="0" w:oddVBand="0" w:evenVBand="0" w:oddHBand="1" w:evenHBand="0" w:firstRowFirstColumn="0" w:firstRowLastColumn="0" w:lastRowFirstColumn="0" w:lastRowLastColumn="0"/>
             </w:pPr>
             <w:r>
               <w:rPr>
@@ -7647,6 +8945,7 @@
           <w:p>
             <w:pPr>
               <w:pStyle w:val="NormalWeb"/>
+              <w:cnfStyle w:val="000000100000" w:firstRow="0" w:lastRow="0" w:firstColumn="0" w:lastColumn="0" w:oddVBand="0" w:evenVBand="0" w:oddHBand="1" w:evenHBand="0" w:firstRowFirstColumn="0" w:firstRowLastColumn="0" w:lastRowFirstColumn="0" w:lastRowLastColumn="0"/>
             </w:pPr>
             <w:r>
               <w:rPr>
@@ -7671,6 +8970,7 @@
           <w:p>
             <w:pPr>
               <w:pStyle w:val="NormalWeb"/>
+              <w:cnfStyle w:val="000000100000" w:firstRow="0" w:lastRow="0" w:firstColumn="0" w:lastColumn="0" w:oddVBand="0" w:evenVBand="0" w:oddHBand="1" w:evenHBand="0" w:firstRowFirstColumn="0" w:firstRowLastColumn="0" w:lastRowFirstColumn="0" w:lastRowLastColumn="0"/>
             </w:pPr>
             <w:r>
               <w:rPr>
@@ -7771,9 +9071,9 @@
     </w:p>
     <w:tbl>
       <w:tblPr>
-        <w:tblStyle w:val="Tablaconcuadrcula"/>
-        <w:tblW w:w="0" w:type="auto"/>
-        <w:tblInd w:w="720" w:type="dxa"/>
+        <w:tblStyle w:val="Tablaconcuadrcula4-nfasis5"/>
+        <w:tblW w:w="8908" w:type="dxa"/>
+        <w:tblInd w:w="726" w:type="dxa"/>
         <w:tblLook w:val="04A0" w:firstRow="1" w:lastRow="0" w:firstColumn="1" w:lastColumn="0" w:noHBand="0" w:noVBand="1"/>
       </w:tblPr>
       <w:tblGrid>
@@ -7782,21 +9082,22 @@
         <w:gridCol w:w="3821"/>
       </w:tblGrid>
       <w:tr>
-        <w:tc>
-          <w:tcPr>
+        <w:trPr>
+          <w:cnfStyle w:val="100000000000" w:firstRow="1" w:lastRow="0" w:firstColumn="0" w:lastColumn="0" w:oddVBand="0" w:evenVBand="0" w:oddHBand="0" w:evenHBand="0" w:firstRowFirstColumn="0" w:firstRowLastColumn="0" w:lastRowFirstColumn="0" w:lastRowLastColumn="0"/>
+        </w:trPr>
+        <w:tc>
+          <w:tcPr>
+            <w:cnfStyle w:val="001000000000" w:firstRow="0" w:lastRow="0" w:firstColumn="1" w:lastColumn="0" w:oddVBand="0" w:evenVBand="0" w:oddHBand="0" w:evenHBand="0" w:firstRowFirstColumn="0" w:firstRowLastColumn="0" w:lastRowFirstColumn="0" w:lastRowLastColumn="0"/>
             <w:tcW w:w="2536" w:type="dxa"/>
           </w:tcPr>
           <w:p>
             <w:pPr>
               <w:jc w:val="center"/>
               <w:rPr>
-                <w:b/>
-              </w:rPr>
-            </w:pPr>
-            <w:r>
-              <w:rPr>
-                <w:b/>
-              </w:rPr>
+                <w:b w:val="0"/>
+              </w:rPr>
+            </w:pPr>
+            <w:r>
               <w:t>Metadato de Negocio (Glosario)</w:t>
             </w:r>
           </w:p>
@@ -7808,14 +9109,12 @@
           <w:p>
             <w:pPr>
               <w:jc w:val="center"/>
-              <w:rPr>
-                <w:b/>
-              </w:rPr>
-            </w:pPr>
-            <w:r>
-              <w:rPr>
-                <w:b/>
-              </w:rPr>
+              <w:cnfStyle w:val="100000000000" w:firstRow="1" w:lastRow="0" w:firstColumn="0" w:lastColumn="0" w:oddVBand="0" w:evenVBand="0" w:oddHBand="0" w:evenHBand="0" w:firstRowFirstColumn="0" w:firstRowLastColumn="0" w:lastRowFirstColumn="0" w:lastRowLastColumn="0"/>
+              <w:rPr>
+                <w:b w:val="0"/>
+              </w:rPr>
+            </w:pPr>
+            <w:r>
               <w:t>Metadato Técnico (Catálogo)</w:t>
             </w:r>
           </w:p>
@@ -7825,8 +9124,9 @@
               <w:spacing w:line="276" w:lineRule="auto"/>
               <w:ind w:left="0"/>
               <w:jc w:val="both"/>
-              <w:rPr>
-                <w:b/>
+              <w:cnfStyle w:val="100000000000" w:firstRow="1" w:lastRow="0" w:firstColumn="0" w:lastColumn="0" w:oddVBand="0" w:evenVBand="0" w:oddHBand="0" w:evenHBand="0" w:firstRowFirstColumn="0" w:firstRowLastColumn="0" w:lastRowFirstColumn="0" w:lastRowLastColumn="0"/>
+              <w:rPr>
+                <w:b w:val="0"/>
               </w:rPr>
             </w:pPr>
           </w:p>
@@ -7838,28 +9138,24 @@
           <w:p>
             <w:pPr>
               <w:jc w:val="center"/>
-              <w:rPr>
-                <w:b/>
-              </w:rPr>
-            </w:pPr>
-            <w:r>
-              <w:rPr>
-                <w:b/>
-              </w:rPr>
+              <w:cnfStyle w:val="100000000000" w:firstRow="1" w:lastRow="0" w:firstColumn="0" w:lastColumn="0" w:oddVBand="0" w:evenVBand="0" w:oddHBand="0" w:evenHBand="0" w:firstRowFirstColumn="0" w:firstRowLastColumn="0" w:lastRowFirstColumn="0" w:lastRowLastColumn="0"/>
+              <w:rPr>
+                <w:b w:val="0"/>
+              </w:rPr>
+            </w:pPr>
+            <w:r>
               <w:t xml:space="preserve">Metadato Operativo </w:t>
             </w:r>
           </w:p>
           <w:p>
             <w:pPr>
               <w:jc w:val="center"/>
-              <w:rPr>
-                <w:b/>
-              </w:rPr>
-            </w:pPr>
-            <w:r>
-              <w:rPr>
-                <w:b/>
-              </w:rPr>
+              <w:cnfStyle w:val="100000000000" w:firstRow="1" w:lastRow="0" w:firstColumn="0" w:lastColumn="0" w:oddVBand="0" w:evenVBand="0" w:oddHBand="0" w:evenHBand="0" w:firstRowFirstColumn="0" w:firstRowLastColumn="0" w:lastRowFirstColumn="0" w:lastRowLastColumn="0"/>
+              <w:rPr>
+                <w:b w:val="0"/>
+              </w:rPr>
+            </w:pPr>
+            <w:r>
               <w:t>(Diccionario)</w:t>
             </w:r>
           </w:p>
@@ -7869,16 +9165,21 @@
               <w:spacing w:line="276" w:lineRule="auto"/>
               <w:ind w:left="0"/>
               <w:jc w:val="both"/>
-              <w:rPr>
-                <w:b/>
+              <w:cnfStyle w:val="100000000000" w:firstRow="1" w:lastRow="0" w:firstColumn="0" w:lastColumn="0" w:oddVBand="0" w:evenVBand="0" w:oddHBand="0" w:evenHBand="0" w:firstRowFirstColumn="0" w:firstRowLastColumn="0" w:lastRowFirstColumn="0" w:lastRowLastColumn="0"/>
+              <w:rPr>
+                <w:b w:val="0"/>
               </w:rPr>
             </w:pPr>
           </w:p>
         </w:tc>
       </w:tr>
       <w:tr>
-        <w:tc>
-          <w:tcPr>
+        <w:trPr>
+          <w:cnfStyle w:val="000000100000" w:firstRow="0" w:lastRow="0" w:firstColumn="0" w:lastColumn="0" w:oddVBand="0" w:evenVBand="0" w:oddHBand="1" w:evenHBand="0" w:firstRowFirstColumn="0" w:firstRowLastColumn="0" w:lastRowFirstColumn="0" w:lastRowLastColumn="0"/>
+        </w:trPr>
+        <w:tc>
+          <w:tcPr>
+            <w:cnfStyle w:val="001000000000" w:firstRow="0" w:lastRow="0" w:firstColumn="1" w:lastColumn="0" w:oddVBand="0" w:evenVBand="0" w:oddHBand="0" w:evenHBand="0" w:firstRowFirstColumn="0" w:firstRowLastColumn="0" w:lastRowFirstColumn="0" w:lastRowLastColumn="0"/>
             <w:tcW w:w="2536" w:type="dxa"/>
           </w:tcPr>
           <w:p>
@@ -7895,6 +9196,7 @@
           <w:p>
             <w:pPr>
               <w:pStyle w:val="NormalWeb"/>
+              <w:cnfStyle w:val="000000100000" w:firstRow="0" w:lastRow="0" w:firstColumn="0" w:lastColumn="0" w:oddVBand="0" w:evenVBand="0" w:oddHBand="1" w:evenHBand="0" w:firstRowFirstColumn="0" w:firstRowLastColumn="0" w:lastRowFirstColumn="0" w:lastRowLastColumn="0"/>
             </w:pPr>
             <w:r>
               <w:rPr>
@@ -7924,16 +9226,13 @@
               <w:t>DIM_CLIENTES</w:t>
             </w:r>
             <w:r>
-              <w:t xml:space="preserve">. </w:t>
-            </w:r>
-            <w:r>
-              <w:lastRenderedPageBreak/>
-              <w:t>Aquí se asocia el CUPS a una persona/entidad.</w:t>
+              <w:t>. Aquí se asocia el CUPS a una persona/entidad.</w:t>
             </w:r>
           </w:p>
           <w:p>
             <w:pPr>
               <w:pStyle w:val="NormalWeb"/>
+              <w:cnfStyle w:val="000000100000" w:firstRow="0" w:lastRow="0" w:firstColumn="0" w:lastColumn="0" w:oddVBand="0" w:evenVBand="0" w:oddHBand="1" w:evenHBand="0" w:firstRowFirstColumn="0" w:firstRowLastColumn="0" w:lastRowFirstColumn="0" w:lastRowLastColumn="0"/>
             </w:pPr>
             <w:r>
               <w:rPr>
@@ -7969,6 +9268,7 @@
           <w:p>
             <w:pPr>
               <w:pStyle w:val="NormalWeb"/>
+              <w:cnfStyle w:val="000000100000" w:firstRow="0" w:lastRow="0" w:firstColumn="0" w:lastColumn="0" w:oddVBand="0" w:evenVBand="0" w:oddHBand="1" w:evenHBand="0" w:firstRowFirstColumn="0" w:firstRowLastColumn="0" w:lastRowFirstColumn="0" w:lastRowLastColumn="0"/>
             </w:pPr>
             <w:r>
               <w:t xml:space="preserve"> </w:t>
@@ -7982,13 +9282,13 @@
           <w:p>
             <w:pPr>
               <w:pStyle w:val="NormalWeb"/>
+              <w:cnfStyle w:val="000000100000" w:firstRow="0" w:lastRow="0" w:firstColumn="0" w:lastColumn="0" w:oddVBand="0" w:evenVBand="0" w:oddHBand="1" w:evenHBand="0" w:firstRowFirstColumn="0" w:firstRowLastColumn="0" w:lastRowFirstColumn="0" w:lastRowLastColumn="0"/>
             </w:pPr>
             <w:r>
               <w:rPr>
                 <w:b/>
                 <w:bCs/>
               </w:rPr>
-              <w:lastRenderedPageBreak/>
               <w:t>Campo:</w:t>
             </w:r>
             <w:r>
@@ -8009,6 +9309,7 @@
           <w:p>
             <w:pPr>
               <w:pStyle w:val="NormalWeb"/>
+              <w:cnfStyle w:val="000000100000" w:firstRow="0" w:lastRow="0" w:firstColumn="0" w:lastColumn="0" w:oddVBand="0" w:evenVBand="0" w:oddHBand="1" w:evenHBand="0" w:firstRowFirstColumn="0" w:firstRowLastColumn="0" w:lastRowFirstColumn="0" w:lastRowLastColumn="0"/>
             </w:pPr>
             <w:r>
               <w:rPr>
@@ -8042,13 +9343,13 @@
           <w:p>
             <w:pPr>
               <w:pStyle w:val="NormalWeb"/>
+              <w:cnfStyle w:val="000000100000" w:firstRow="0" w:lastRow="0" w:firstColumn="0" w:lastColumn="0" w:oddVBand="0" w:evenVBand="0" w:oddHBand="1" w:evenHBand="0" w:firstRowFirstColumn="0" w:firstRowLastColumn="0" w:lastRowFirstColumn="0" w:lastRowLastColumn="0"/>
             </w:pPr>
             <w:r>
               <w:rPr>
                 <w:b/>
                 <w:bCs/>
               </w:rPr>
-              <w:lastRenderedPageBreak/>
               <w:t>Validación de Formato:</w:t>
             </w:r>
             <w:r>
@@ -8058,6 +9359,7 @@
           <w:p>
             <w:pPr>
               <w:pStyle w:val="NormalWeb"/>
+              <w:cnfStyle w:val="000000100000" w:firstRow="0" w:lastRow="0" w:firstColumn="0" w:lastColumn="0" w:oddVBand="0" w:evenVBand="0" w:oddHBand="1" w:evenHBand="0" w:firstRowFirstColumn="0" w:firstRowLastColumn="0" w:lastRowFirstColumn="0" w:lastRowLastColumn="0"/>
             </w:pPr>
             <w:r>
               <w:rPr>
@@ -8111,6 +9413,7 @@
           <w:p>
             <w:pPr>
               <w:pStyle w:val="NormalWeb"/>
+              <w:cnfStyle w:val="000000100000" w:firstRow="0" w:lastRow="0" w:firstColumn="0" w:lastColumn="0" w:oddVBand="0" w:evenVBand="0" w:oddHBand="1" w:evenHBand="0" w:firstRowFirstColumn="0" w:firstRowLastColumn="0" w:lastRowFirstColumn="0" w:lastRowLastColumn="0"/>
             </w:pPr>
           </w:p>
         </w:tc>
@@ -8124,44 +9427,30 @@
       </w:pPr>
     </w:p>
     <w:p>
-      <w:r>
-        <w:br w:type="page"/>
-      </w:r>
-    </w:p>
-    <w:p>
       <w:pPr>
         <w:pStyle w:val="Titulo1"/>
-        <w:spacing w:line="276" w:lineRule="auto"/>
-        <w:jc w:val="both"/>
-      </w:pPr>
-      <w:r>
-        <w:rPr>
-          <w:rFonts w:eastAsia="Times New Roman" w:cs="Times New Roman"/>
-          <w:bCs/>
-          <w:sz w:val="27"/>
-          <w:szCs w:val="27"/>
-          <w:lang w:eastAsia="es-ES_tradnl"/>
+        <w:rPr>
+          <w:color w:val="2E74B5" w:themeColor="accent5" w:themeShade="BF"/>
+        </w:rPr>
+      </w:pPr>
+      <w:bookmarkStart w:id="0" w:name="_GoBack"/>
+      <w:bookmarkEnd w:id="0"/>
+      <w:r>
+        <w:rPr>
+          <w:color w:val="2E74B5" w:themeColor="accent5" w:themeShade="BF"/>
         </w:rPr>
         <w:lastRenderedPageBreak/>
         <w:t>2</w:t>
       </w:r>
       <w:r>
         <w:rPr>
-          <w:rFonts w:eastAsia="Times New Roman" w:cs="Times New Roman"/>
-          <w:bCs/>
-          <w:sz w:val="27"/>
-          <w:szCs w:val="27"/>
-          <w:lang w:eastAsia="es-ES_tradnl"/>
+          <w:color w:val="2E74B5" w:themeColor="accent5" w:themeShade="BF"/>
         </w:rPr>
         <w:t xml:space="preserve">. </w:t>
       </w:r>
       <w:r>
         <w:rPr>
-          <w:rFonts w:eastAsia="Times New Roman" w:cs="Times New Roman"/>
-          <w:bCs/>
-          <w:sz w:val="27"/>
-          <w:szCs w:val="27"/>
-          <w:lang w:eastAsia="es-ES_tradnl"/>
+          <w:color w:val="2E74B5" w:themeColor="accent5" w:themeShade="BF"/>
         </w:rPr>
         <w:t>Gestión del ciclo de vida</w:t>
       </w:r>
@@ -9429,12 +10718,7 @@
         <w:t>Cifrado en Reposo:</w:t>
       </w:r>
       <w:r>
-        <w:t xml:space="preserve"> Todos los datos almac</w:t>
-      </w:r>
-      <w:bookmarkStart w:id="0" w:name="_GoBack"/>
-      <w:bookmarkEnd w:id="0"/>
-      <w:r>
-        <w:t xml:space="preserve">enados en el servicio </w:t>
+        <w:t xml:space="preserve"> Todos los datos almacenados en el servicio </w:t>
       </w:r>
       <w:proofErr w:type="spellStart"/>
       <w:r>
@@ -9745,6 +11029,7 @@
     </w:p>
     <w:sectPr>
       <w:headerReference w:type="default" r:id="rId7"/>
+      <w:footerReference w:type="default" r:id="rId8"/>
       <w:pgSz w:w="11906" w:h="16838" w:code="9"/>
       <w:pgMar w:top="1134" w:right="1134" w:bottom="1134" w:left="1134" w:header="709" w:footer="709" w:gutter="0"/>
       <w:cols w:space="708"/>
@@ -9771,6 +11056,61 @@
     </w:p>
   </w:endnote>
 </w:endnotes>
+</file>
+
+<file path=word/footer1.xml><?xml version="1.0" encoding="utf-8"?>
+<w:ftr xmlns:wpc="http://schemas.microsoft.com/office/word/2010/wordprocessingCanvas" xmlns:cx="http://schemas.microsoft.com/office/drawing/2014/chartex" xmlns:cx1="http://schemas.microsoft.com/office/drawing/2015/9/8/chartex" xmlns:cx2="http://schemas.microsoft.com/office/drawing/2015/10/21/chartex" xmlns:cx3="http://schemas.microsoft.com/office/drawing/2016/5/9/chartex" xmlns:cx4="http://schemas.microsoft.com/office/drawing/2016/5/10/chartex" xmlns:cx5="http://schemas.microsoft.com/office/drawing/2016/5/11/chartex" xmlns:cx6="http://schemas.microsoft.com/office/drawing/2016/5/12/chartex" xmlns:cx7="http://schemas.microsoft.com/office/drawing/2016/5/13/chartex" xmlns:cx8="http://schemas.microsoft.com/office/drawing/2016/5/14/chartex" xmlns:mc="http://schemas.openxmlformats.org/markup-compatibility/2006" xmlns:aink="http://schemas.microsoft.com/office/drawing/2016/ink" xmlns:am3d="http://schemas.microsoft.com/office/drawing/2017/model3d" xmlns:o="urn:schemas-microsoft-com:office:office" xmlns:r="http://schemas.openxmlformats.org/officeDocument/2006/relationships" xmlns:m="http://schemas.openxmlformats.org/officeDocument/2006/math" xmlns:v="urn:schemas-microsoft-com:vml" xmlns:wp14="http://schemas.microsoft.com/office/word/2010/wordprocessingDrawing" xmlns:wp="http://schemas.openxmlformats.org/drawingml/2006/wordprocessingDrawing" xmlns:w10="urn:schemas-microsoft-com:office:word" xmlns:w="http://schemas.openxmlformats.org/wordprocessingml/2006/main" xmlns:w14="http://schemas.microsoft.com/office/word/2010/wordml" xmlns:w15="http://schemas.microsoft.com/office/word/2012/wordml" xmlns:w16cid="http://schemas.microsoft.com/office/word/2016/wordml/cid" xmlns:w16se="http://schemas.microsoft.com/office/word/2015/wordml/symex" xmlns:wpg="http://schemas.microsoft.com/office/word/2010/wordprocessingGroup" xmlns:wpi="http://schemas.microsoft.com/office/word/2010/wordprocessingInk" xmlns:wne="http://schemas.microsoft.com/office/word/2006/wordml" xmlns:wps="http://schemas.microsoft.com/office/word/2010/wordprocessingShape" mc:Ignorable="w14 w15 w16se w16cid wp14">
+  <w:p>
+    <w:pPr>
+      <w:pStyle w:val="Piedepgina"/>
+      <w:jc w:val="center"/>
+      <w:rPr>
+        <w:caps/>
+        <w:color w:val="4472C4" w:themeColor="accent1"/>
+      </w:rPr>
+    </w:pPr>
+    <w:r>
+      <w:rPr>
+        <w:caps/>
+        <w:color w:val="4472C4" w:themeColor="accent1"/>
+      </w:rPr>
+      <w:fldChar w:fldCharType="begin"/>
+    </w:r>
+    <w:r>
+      <w:rPr>
+        <w:caps/>
+        <w:color w:val="4472C4" w:themeColor="accent1"/>
+      </w:rPr>
+      <w:instrText>PAGE   \* MERGEFORMAT</w:instrText>
+    </w:r>
+    <w:r>
+      <w:rPr>
+        <w:caps/>
+        <w:color w:val="4472C4" w:themeColor="accent1"/>
+      </w:rPr>
+      <w:fldChar w:fldCharType="separate"/>
+    </w:r>
+    <w:r>
+      <w:rPr>
+        <w:caps/>
+        <w:color w:val="4472C4" w:themeColor="accent1"/>
+      </w:rPr>
+      <w:t>2</w:t>
+    </w:r>
+    <w:r>
+      <w:rPr>
+        <w:caps/>
+        <w:color w:val="4472C4" w:themeColor="accent1"/>
+      </w:rPr>
+      <w:fldChar w:fldCharType="end"/>
+    </w:r>
+  </w:p>
+  <w:p>
+    <w:pPr>
+      <w:pStyle w:val="Piedepgina"/>
+    </w:pPr>
+  </w:p>
+</w:ftr>
 </file>
 
 <file path=word/footnotes.xml><?xml version="1.0" encoding="utf-8"?>
@@ -13072,7 +14412,7 @@
   <w:style w:type="paragraph" w:default="1" w:styleId="Normal">
     <w:name w:val="Normal"/>
     <w:qFormat/>
-    <w:rsid w:val="004F3BF0"/>
+    <w:rsid w:val="00540C0A"/>
     <w:rPr>
       <w:rFonts w:ascii="Times New Roman" w:eastAsia="Times New Roman" w:hAnsi="Times New Roman" w:cs="Times New Roman"/>
       <w:lang w:val="es-ES" w:eastAsia="es-ES_tradnl"/>
@@ -13191,17 +14531,18 @@
     <w:next w:val="Ttulo1"/>
     <w:autoRedefine/>
     <w:qFormat/>
-    <w:rsid w:val="00464BB4"/>
+    <w:rsid w:val="00540C0A"/>
     <w:pPr>
-      <w:spacing w:before="480" w:after="120" w:line="259" w:lineRule="auto"/>
+      <w:spacing w:before="480" w:after="120" w:line="276" w:lineRule="auto"/>
+      <w:jc w:val="both"/>
     </w:pPr>
     <w:rPr>
-      <w:rFonts w:ascii="Times New Roman" w:eastAsia="Calibri" w:hAnsi="Times New Roman" w:cs="Calibri"/>
+      <w:rFonts w:ascii="Times New Roman" w:eastAsia="Times New Roman" w:hAnsi="Times New Roman" w:cs="Times New Roman"/>
       <w:b/>
-      <w:color w:val="auto"/>
-      <w:sz w:val="24"/>
-      <w:szCs w:val="48"/>
-      <w:lang w:eastAsia="es-ES"/>
+      <w:bCs/>
+      <w:color w:val="2E74B5" w:themeColor="accent5" w:themeShade="BF"/>
+      <w:sz w:val="28"/>
+      <w:szCs w:val="27"/>
     </w:rPr>
   </w:style>
   <w:style w:type="character" w:customStyle="1" w:styleId="Ttulo1Car">
@@ -13771,6 +15112,493 @@
     <w:name w:val="citation-108"/>
     <w:basedOn w:val="Fuentedeprrafopredeter"/>
     <w:rsid w:val="004F3BF0"/>
+  </w:style>
+  <w:style w:type="table" w:styleId="Tablaconcuadrcula7concolores-nfasis5">
+    <w:name w:val="Grid Table 7 Colorful Accent 5"/>
+    <w:basedOn w:val="Tablanormal"/>
+    <w:uiPriority w:val="52"/>
+    <w:rsid w:val="00540C0A"/>
+    <w:rPr>
+      <w:color w:val="2E74B5" w:themeColor="accent5" w:themeShade="BF"/>
+    </w:rPr>
+    <w:tblPr>
+      <w:tblStyleRowBandSize w:val="1"/>
+      <w:tblStyleColBandSize w:val="1"/>
+      <w:tblBorders>
+        <w:top w:val="single" w:sz="4" w:space="0" w:color="9CC2E5" w:themeColor="accent5" w:themeTint="99"/>
+        <w:left w:val="single" w:sz="4" w:space="0" w:color="9CC2E5" w:themeColor="accent5" w:themeTint="99"/>
+        <w:bottom w:val="single" w:sz="4" w:space="0" w:color="9CC2E5" w:themeColor="accent5" w:themeTint="99"/>
+        <w:right w:val="single" w:sz="4" w:space="0" w:color="9CC2E5" w:themeColor="accent5" w:themeTint="99"/>
+        <w:insideH w:val="single" w:sz="4" w:space="0" w:color="9CC2E5" w:themeColor="accent5" w:themeTint="99"/>
+        <w:insideV w:val="single" w:sz="4" w:space="0" w:color="9CC2E5" w:themeColor="accent5" w:themeTint="99"/>
+      </w:tblBorders>
+    </w:tblPr>
+    <w:tblStylePr w:type="firstRow">
+      <w:rPr>
+        <w:b/>
+        <w:bCs/>
+      </w:rPr>
+      <w:tblPr/>
+      <w:tcPr>
+        <w:tcBorders>
+          <w:top w:val="nil"/>
+          <w:left w:val="nil"/>
+          <w:right w:val="nil"/>
+          <w:insideH w:val="nil"/>
+          <w:insideV w:val="nil"/>
+        </w:tcBorders>
+        <w:shd w:val="clear" w:color="auto" w:fill="FFFFFF" w:themeFill="background1"/>
+      </w:tcPr>
+    </w:tblStylePr>
+    <w:tblStylePr w:type="lastRow">
+      <w:rPr>
+        <w:b/>
+        <w:bCs/>
+      </w:rPr>
+      <w:tblPr/>
+      <w:tcPr>
+        <w:tcBorders>
+          <w:left w:val="nil"/>
+          <w:bottom w:val="nil"/>
+          <w:right w:val="nil"/>
+          <w:insideH w:val="nil"/>
+          <w:insideV w:val="nil"/>
+        </w:tcBorders>
+        <w:shd w:val="clear" w:color="auto" w:fill="FFFFFF" w:themeFill="background1"/>
+      </w:tcPr>
+    </w:tblStylePr>
+    <w:tblStylePr w:type="firstCol">
+      <w:pPr>
+        <w:jc w:val="right"/>
+      </w:pPr>
+      <w:rPr>
+        <w:i/>
+        <w:iCs/>
+      </w:rPr>
+      <w:tblPr/>
+      <w:tcPr>
+        <w:tcBorders>
+          <w:top w:val="nil"/>
+          <w:left w:val="nil"/>
+          <w:bottom w:val="nil"/>
+          <w:insideH w:val="nil"/>
+          <w:insideV w:val="nil"/>
+        </w:tcBorders>
+        <w:shd w:val="clear" w:color="auto" w:fill="FFFFFF" w:themeFill="background1"/>
+      </w:tcPr>
+    </w:tblStylePr>
+    <w:tblStylePr w:type="lastCol">
+      <w:rPr>
+        <w:i/>
+        <w:iCs/>
+      </w:rPr>
+      <w:tblPr/>
+      <w:tcPr>
+        <w:tcBorders>
+          <w:top w:val="nil"/>
+          <w:bottom w:val="nil"/>
+          <w:right w:val="nil"/>
+          <w:insideH w:val="nil"/>
+          <w:insideV w:val="nil"/>
+        </w:tcBorders>
+        <w:shd w:val="clear" w:color="auto" w:fill="FFFFFF" w:themeFill="background1"/>
+      </w:tcPr>
+    </w:tblStylePr>
+    <w:tblStylePr w:type="band1Vert">
+      <w:tblPr/>
+      <w:tcPr>
+        <w:shd w:val="clear" w:color="auto" w:fill="DEEAF6" w:themeFill="accent5" w:themeFillTint="33"/>
+      </w:tcPr>
+    </w:tblStylePr>
+    <w:tblStylePr w:type="band1Horz">
+      <w:tblPr/>
+      <w:tcPr>
+        <w:shd w:val="clear" w:color="auto" w:fill="DEEAF6" w:themeFill="accent5" w:themeFillTint="33"/>
+      </w:tcPr>
+    </w:tblStylePr>
+    <w:tblStylePr w:type="neCell">
+      <w:tblPr/>
+      <w:tcPr>
+        <w:tcBorders>
+          <w:bottom w:val="single" w:sz="4" w:space="0" w:color="9CC2E5" w:themeColor="accent5" w:themeTint="99"/>
+        </w:tcBorders>
+      </w:tcPr>
+    </w:tblStylePr>
+    <w:tblStylePr w:type="nwCell">
+      <w:tblPr/>
+      <w:tcPr>
+        <w:tcBorders>
+          <w:bottom w:val="single" w:sz="4" w:space="0" w:color="9CC2E5" w:themeColor="accent5" w:themeTint="99"/>
+        </w:tcBorders>
+      </w:tcPr>
+    </w:tblStylePr>
+    <w:tblStylePr w:type="seCell">
+      <w:tblPr/>
+      <w:tcPr>
+        <w:tcBorders>
+          <w:top w:val="single" w:sz="4" w:space="0" w:color="9CC2E5" w:themeColor="accent5" w:themeTint="99"/>
+        </w:tcBorders>
+      </w:tcPr>
+    </w:tblStylePr>
+    <w:tblStylePr w:type="swCell">
+      <w:tblPr/>
+      <w:tcPr>
+        <w:tcBorders>
+          <w:top w:val="single" w:sz="4" w:space="0" w:color="9CC2E5" w:themeColor="accent5" w:themeTint="99"/>
+        </w:tcBorders>
+      </w:tcPr>
+    </w:tblStylePr>
+  </w:style>
+  <w:style w:type="table" w:styleId="Tablaconcuadrcula3-nfasis5">
+    <w:name w:val="Grid Table 3 Accent 5"/>
+    <w:basedOn w:val="Tablanormal"/>
+    <w:uiPriority w:val="48"/>
+    <w:rsid w:val="00540C0A"/>
+    <w:tblPr>
+      <w:tblStyleRowBandSize w:val="1"/>
+      <w:tblStyleColBandSize w:val="1"/>
+      <w:tblBorders>
+        <w:top w:val="single" w:sz="4" w:space="0" w:color="9CC2E5" w:themeColor="accent5" w:themeTint="99"/>
+        <w:left w:val="single" w:sz="4" w:space="0" w:color="9CC2E5" w:themeColor="accent5" w:themeTint="99"/>
+        <w:bottom w:val="single" w:sz="4" w:space="0" w:color="9CC2E5" w:themeColor="accent5" w:themeTint="99"/>
+        <w:right w:val="single" w:sz="4" w:space="0" w:color="9CC2E5" w:themeColor="accent5" w:themeTint="99"/>
+        <w:insideH w:val="single" w:sz="4" w:space="0" w:color="9CC2E5" w:themeColor="accent5" w:themeTint="99"/>
+        <w:insideV w:val="single" w:sz="4" w:space="0" w:color="9CC2E5" w:themeColor="accent5" w:themeTint="99"/>
+      </w:tblBorders>
+    </w:tblPr>
+    <w:tblStylePr w:type="firstRow">
+      <w:rPr>
+        <w:b/>
+        <w:bCs/>
+      </w:rPr>
+      <w:tblPr/>
+      <w:tcPr>
+        <w:tcBorders>
+          <w:top w:val="nil"/>
+          <w:left w:val="nil"/>
+          <w:right w:val="nil"/>
+          <w:insideH w:val="nil"/>
+          <w:insideV w:val="nil"/>
+        </w:tcBorders>
+        <w:shd w:val="clear" w:color="auto" w:fill="FFFFFF" w:themeFill="background1"/>
+      </w:tcPr>
+    </w:tblStylePr>
+    <w:tblStylePr w:type="lastRow">
+      <w:rPr>
+        <w:b/>
+        <w:bCs/>
+      </w:rPr>
+      <w:tblPr/>
+      <w:tcPr>
+        <w:tcBorders>
+          <w:left w:val="nil"/>
+          <w:bottom w:val="nil"/>
+          <w:right w:val="nil"/>
+          <w:insideH w:val="nil"/>
+          <w:insideV w:val="nil"/>
+        </w:tcBorders>
+        <w:shd w:val="clear" w:color="auto" w:fill="FFFFFF" w:themeFill="background1"/>
+      </w:tcPr>
+    </w:tblStylePr>
+    <w:tblStylePr w:type="firstCol">
+      <w:pPr>
+        <w:jc w:val="right"/>
+      </w:pPr>
+      <w:rPr>
+        <w:i/>
+        <w:iCs/>
+      </w:rPr>
+      <w:tblPr/>
+      <w:tcPr>
+        <w:tcBorders>
+          <w:top w:val="nil"/>
+          <w:left w:val="nil"/>
+          <w:bottom w:val="nil"/>
+          <w:insideH w:val="nil"/>
+          <w:insideV w:val="nil"/>
+        </w:tcBorders>
+        <w:shd w:val="clear" w:color="auto" w:fill="FFFFFF" w:themeFill="background1"/>
+      </w:tcPr>
+    </w:tblStylePr>
+    <w:tblStylePr w:type="lastCol">
+      <w:rPr>
+        <w:i/>
+        <w:iCs/>
+      </w:rPr>
+      <w:tblPr/>
+      <w:tcPr>
+        <w:tcBorders>
+          <w:top w:val="nil"/>
+          <w:bottom w:val="nil"/>
+          <w:right w:val="nil"/>
+          <w:insideH w:val="nil"/>
+          <w:insideV w:val="nil"/>
+        </w:tcBorders>
+        <w:shd w:val="clear" w:color="auto" w:fill="FFFFFF" w:themeFill="background1"/>
+      </w:tcPr>
+    </w:tblStylePr>
+    <w:tblStylePr w:type="band1Vert">
+      <w:tblPr/>
+      <w:tcPr>
+        <w:shd w:val="clear" w:color="auto" w:fill="DEEAF6" w:themeFill="accent5" w:themeFillTint="33"/>
+      </w:tcPr>
+    </w:tblStylePr>
+    <w:tblStylePr w:type="band1Horz">
+      <w:tblPr/>
+      <w:tcPr>
+        <w:shd w:val="clear" w:color="auto" w:fill="DEEAF6" w:themeFill="accent5" w:themeFillTint="33"/>
+      </w:tcPr>
+    </w:tblStylePr>
+    <w:tblStylePr w:type="neCell">
+      <w:tblPr/>
+      <w:tcPr>
+        <w:tcBorders>
+          <w:bottom w:val="single" w:sz="4" w:space="0" w:color="9CC2E5" w:themeColor="accent5" w:themeTint="99"/>
+        </w:tcBorders>
+      </w:tcPr>
+    </w:tblStylePr>
+    <w:tblStylePr w:type="nwCell">
+      <w:tblPr/>
+      <w:tcPr>
+        <w:tcBorders>
+          <w:bottom w:val="single" w:sz="4" w:space="0" w:color="9CC2E5" w:themeColor="accent5" w:themeTint="99"/>
+        </w:tcBorders>
+      </w:tcPr>
+    </w:tblStylePr>
+    <w:tblStylePr w:type="seCell">
+      <w:tblPr/>
+      <w:tcPr>
+        <w:tcBorders>
+          <w:top w:val="single" w:sz="4" w:space="0" w:color="9CC2E5" w:themeColor="accent5" w:themeTint="99"/>
+        </w:tcBorders>
+      </w:tcPr>
+    </w:tblStylePr>
+    <w:tblStylePr w:type="swCell">
+      <w:tblPr/>
+      <w:tcPr>
+        <w:tcBorders>
+          <w:top w:val="single" w:sz="4" w:space="0" w:color="9CC2E5" w:themeColor="accent5" w:themeTint="99"/>
+        </w:tcBorders>
+      </w:tcPr>
+    </w:tblStylePr>
+  </w:style>
+  <w:style w:type="table" w:styleId="Tablaconcuadrcula4-nfasis1">
+    <w:name w:val="Grid Table 4 Accent 1"/>
+    <w:basedOn w:val="Tablanormal"/>
+    <w:uiPriority w:val="49"/>
+    <w:rsid w:val="00540C0A"/>
+    <w:tblPr>
+      <w:tblStyleRowBandSize w:val="1"/>
+      <w:tblStyleColBandSize w:val="1"/>
+      <w:tblBorders>
+        <w:top w:val="single" w:sz="4" w:space="0" w:color="8EAADB" w:themeColor="accent1" w:themeTint="99"/>
+        <w:left w:val="single" w:sz="4" w:space="0" w:color="8EAADB" w:themeColor="accent1" w:themeTint="99"/>
+        <w:bottom w:val="single" w:sz="4" w:space="0" w:color="8EAADB" w:themeColor="accent1" w:themeTint="99"/>
+        <w:right w:val="single" w:sz="4" w:space="0" w:color="8EAADB" w:themeColor="accent1" w:themeTint="99"/>
+        <w:insideH w:val="single" w:sz="4" w:space="0" w:color="8EAADB" w:themeColor="accent1" w:themeTint="99"/>
+        <w:insideV w:val="single" w:sz="4" w:space="0" w:color="8EAADB" w:themeColor="accent1" w:themeTint="99"/>
+      </w:tblBorders>
+    </w:tblPr>
+    <w:tblStylePr w:type="firstRow">
+      <w:rPr>
+        <w:b/>
+        <w:bCs/>
+        <w:color w:val="FFFFFF" w:themeColor="background1"/>
+      </w:rPr>
+      <w:tblPr/>
+      <w:tcPr>
+        <w:tcBorders>
+          <w:top w:val="single" w:sz="4" w:space="0" w:color="4472C4" w:themeColor="accent1"/>
+          <w:left w:val="single" w:sz="4" w:space="0" w:color="4472C4" w:themeColor="accent1"/>
+          <w:bottom w:val="single" w:sz="4" w:space="0" w:color="4472C4" w:themeColor="accent1"/>
+          <w:right w:val="single" w:sz="4" w:space="0" w:color="4472C4" w:themeColor="accent1"/>
+          <w:insideH w:val="nil"/>
+          <w:insideV w:val="nil"/>
+        </w:tcBorders>
+        <w:shd w:val="clear" w:color="auto" w:fill="4472C4" w:themeFill="accent1"/>
+      </w:tcPr>
+    </w:tblStylePr>
+    <w:tblStylePr w:type="lastRow">
+      <w:rPr>
+        <w:b/>
+        <w:bCs/>
+      </w:rPr>
+      <w:tblPr/>
+      <w:tcPr>
+        <w:tcBorders>
+          <w:top w:val="double" w:sz="4" w:space="0" w:color="4472C4" w:themeColor="accent1"/>
+        </w:tcBorders>
+      </w:tcPr>
+    </w:tblStylePr>
+    <w:tblStylePr w:type="firstCol">
+      <w:rPr>
+        <w:b/>
+        <w:bCs/>
+      </w:rPr>
+    </w:tblStylePr>
+    <w:tblStylePr w:type="lastCol">
+      <w:rPr>
+        <w:b/>
+        <w:bCs/>
+      </w:rPr>
+    </w:tblStylePr>
+    <w:tblStylePr w:type="band1Vert">
+      <w:tblPr/>
+      <w:tcPr>
+        <w:shd w:val="clear" w:color="auto" w:fill="D9E2F3" w:themeFill="accent1" w:themeFillTint="33"/>
+      </w:tcPr>
+    </w:tblStylePr>
+    <w:tblStylePr w:type="band1Horz">
+      <w:tblPr/>
+      <w:tcPr>
+        <w:shd w:val="clear" w:color="auto" w:fill="D9E2F3" w:themeFill="accent1" w:themeFillTint="33"/>
+      </w:tcPr>
+    </w:tblStylePr>
+  </w:style>
+  <w:style w:type="table" w:styleId="Tablaconcuadrcula2-nfasis5">
+    <w:name w:val="Grid Table 2 Accent 5"/>
+    <w:basedOn w:val="Tablanormal"/>
+    <w:uiPriority w:val="47"/>
+    <w:rsid w:val="00C17D67"/>
+    <w:tblPr>
+      <w:tblStyleRowBandSize w:val="1"/>
+      <w:tblStyleColBandSize w:val="1"/>
+      <w:tblBorders>
+        <w:top w:val="single" w:sz="2" w:space="0" w:color="9CC2E5" w:themeColor="accent5" w:themeTint="99"/>
+        <w:bottom w:val="single" w:sz="2" w:space="0" w:color="9CC2E5" w:themeColor="accent5" w:themeTint="99"/>
+        <w:insideH w:val="single" w:sz="2" w:space="0" w:color="9CC2E5" w:themeColor="accent5" w:themeTint="99"/>
+        <w:insideV w:val="single" w:sz="2" w:space="0" w:color="9CC2E5" w:themeColor="accent5" w:themeTint="99"/>
+      </w:tblBorders>
+    </w:tblPr>
+    <w:tblStylePr w:type="firstRow">
+      <w:rPr>
+        <w:b/>
+        <w:bCs/>
+      </w:rPr>
+      <w:tblPr/>
+      <w:tcPr>
+        <w:tcBorders>
+          <w:top w:val="nil"/>
+          <w:bottom w:val="single" w:sz="12" w:space="0" w:color="9CC2E5" w:themeColor="accent5" w:themeTint="99"/>
+          <w:insideH w:val="nil"/>
+          <w:insideV w:val="nil"/>
+        </w:tcBorders>
+        <w:shd w:val="clear" w:color="auto" w:fill="FFFFFF" w:themeFill="background1"/>
+      </w:tcPr>
+    </w:tblStylePr>
+    <w:tblStylePr w:type="lastRow">
+      <w:rPr>
+        <w:b/>
+        <w:bCs/>
+      </w:rPr>
+      <w:tblPr/>
+      <w:tcPr>
+        <w:tcBorders>
+          <w:top w:val="double" w:sz="2" w:space="0" w:color="9CC2E5" w:themeColor="accent5" w:themeTint="99"/>
+          <w:bottom w:val="nil"/>
+          <w:insideH w:val="nil"/>
+          <w:insideV w:val="nil"/>
+        </w:tcBorders>
+        <w:shd w:val="clear" w:color="auto" w:fill="FFFFFF" w:themeFill="background1"/>
+      </w:tcPr>
+    </w:tblStylePr>
+    <w:tblStylePr w:type="firstCol">
+      <w:rPr>
+        <w:b/>
+        <w:bCs/>
+      </w:rPr>
+    </w:tblStylePr>
+    <w:tblStylePr w:type="lastCol">
+      <w:rPr>
+        <w:b/>
+        <w:bCs/>
+      </w:rPr>
+    </w:tblStylePr>
+    <w:tblStylePr w:type="band1Vert">
+      <w:tblPr/>
+      <w:tcPr>
+        <w:shd w:val="clear" w:color="auto" w:fill="DEEAF6" w:themeFill="accent5" w:themeFillTint="33"/>
+      </w:tcPr>
+    </w:tblStylePr>
+    <w:tblStylePr w:type="band1Horz">
+      <w:tblPr/>
+      <w:tcPr>
+        <w:shd w:val="clear" w:color="auto" w:fill="DEEAF6" w:themeFill="accent5" w:themeFillTint="33"/>
+      </w:tcPr>
+    </w:tblStylePr>
+  </w:style>
+  <w:style w:type="table" w:styleId="Tablaconcuadrcula4-nfasis5">
+    <w:name w:val="Grid Table 4 Accent 5"/>
+    <w:basedOn w:val="Tablanormal"/>
+    <w:uiPriority w:val="49"/>
+    <w:rsid w:val="00C17D67"/>
+    <w:tblPr>
+      <w:tblStyleRowBandSize w:val="1"/>
+      <w:tblStyleColBandSize w:val="1"/>
+      <w:tblBorders>
+        <w:top w:val="single" w:sz="4" w:space="0" w:color="9CC2E5" w:themeColor="accent5" w:themeTint="99"/>
+        <w:left w:val="single" w:sz="4" w:space="0" w:color="9CC2E5" w:themeColor="accent5" w:themeTint="99"/>
+        <w:bottom w:val="single" w:sz="4" w:space="0" w:color="9CC2E5" w:themeColor="accent5" w:themeTint="99"/>
+        <w:right w:val="single" w:sz="4" w:space="0" w:color="9CC2E5" w:themeColor="accent5" w:themeTint="99"/>
+        <w:insideH w:val="single" w:sz="4" w:space="0" w:color="9CC2E5" w:themeColor="accent5" w:themeTint="99"/>
+        <w:insideV w:val="single" w:sz="4" w:space="0" w:color="9CC2E5" w:themeColor="accent5" w:themeTint="99"/>
+      </w:tblBorders>
+    </w:tblPr>
+    <w:tblStylePr w:type="firstRow">
+      <w:rPr>
+        <w:b/>
+        <w:bCs/>
+        <w:color w:val="FFFFFF" w:themeColor="background1"/>
+      </w:rPr>
+      <w:tblPr/>
+      <w:tcPr>
+        <w:tcBorders>
+          <w:top w:val="single" w:sz="4" w:space="0" w:color="5B9BD5" w:themeColor="accent5"/>
+          <w:left w:val="single" w:sz="4" w:space="0" w:color="5B9BD5" w:themeColor="accent5"/>
+          <w:bottom w:val="single" w:sz="4" w:space="0" w:color="5B9BD5" w:themeColor="accent5"/>
+          <w:right w:val="single" w:sz="4" w:space="0" w:color="5B9BD5" w:themeColor="accent5"/>
+          <w:insideH w:val="nil"/>
+          <w:insideV w:val="nil"/>
+        </w:tcBorders>
+        <w:shd w:val="clear" w:color="auto" w:fill="5B9BD5" w:themeFill="accent5"/>
+      </w:tcPr>
+    </w:tblStylePr>
+    <w:tblStylePr w:type="lastRow">
+      <w:rPr>
+        <w:b/>
+        <w:bCs/>
+      </w:rPr>
+      <w:tblPr/>
+      <w:tcPr>
+        <w:tcBorders>
+          <w:top w:val="double" w:sz="4" w:space="0" w:color="5B9BD5" w:themeColor="accent5"/>
+        </w:tcBorders>
+      </w:tcPr>
+    </w:tblStylePr>
+    <w:tblStylePr w:type="firstCol">
+      <w:rPr>
+        <w:b/>
+        <w:bCs/>
+      </w:rPr>
+    </w:tblStylePr>
+    <w:tblStylePr w:type="lastCol">
+      <w:rPr>
+        <w:b/>
+        <w:bCs/>
+      </w:rPr>
+    </w:tblStylePr>
+    <w:tblStylePr w:type="band1Vert">
+      <w:tblPr/>
+      <w:tcPr>
+        <w:shd w:val="clear" w:color="auto" w:fill="DEEAF6" w:themeFill="accent5" w:themeFillTint="33"/>
+      </w:tcPr>
+    </w:tblStylePr>
+    <w:tblStylePr w:type="band1Horz">
+      <w:tblPr/>
+      <w:tcPr>
+        <w:shd w:val="clear" w:color="auto" w:fill="DEEAF6" w:themeFill="accent5" w:themeFillTint="33"/>
+      </w:tcPr>
+    </w:tblStylePr>
   </w:style>
 </w:styles>
 </file>
